--- a/Ezeonyejekwe_Anthony_Change_Management_Project_101-Formatted.docx
+++ b/Ezeonyejekwe_Anthony_Change_Management_Project_101-Formatted.docx
@@ -7703,6 +7703,14 @@
       </w:tblGrid>
       <w:tr>
         <w:tblPrEx>
+          <w:tblBorders>
+            <w:top w:val="single" w:color="auto" w:sz="4" w:space="0"/>
+            <w:left w:val="single" w:color="auto" w:sz="4" w:space="0"/>
+            <w:bottom w:val="single" w:color="auto" w:sz="4" w:space="0"/>
+            <w:right w:val="single" w:color="auto" w:sz="4" w:space="0"/>
+            <w:insideH w:val="single" w:color="auto" w:sz="4" w:space="0"/>
+            <w:insideV w:val="single" w:color="auto" w:sz="4" w:space="0"/>
+          </w:tblBorders>
           <w:tblCellMar>
             <w:top w:w="0" w:type="dxa"/>
             <w:left w:w="10" w:type="dxa"/>
@@ -9368,429 +9376,6 @@
           <w:szCs w:val="28"/>
         </w:rPr>
         <w:t>4.1 Distribution and Return of Questionnaire</w:t>
-      </w:r>
-    </w:p>
-    <w:tbl>
-      <w:tblPr>
-        <w:tblStyle w:val="9"/>
-        <w:tblW w:w="8500" w:type="dxa"/>
-        <w:tblInd w:w="0" w:type="dxa"/>
-        <w:tblBorders>
-          <w:top w:val="single" w:color="auto" w:sz="4" w:space="0"/>
-          <w:left w:val="single" w:color="auto" w:sz="4" w:space="0"/>
-          <w:bottom w:val="single" w:color="auto" w:sz="4" w:space="0"/>
-          <w:right w:val="single" w:color="auto" w:sz="4" w:space="0"/>
-          <w:insideH w:val="single" w:color="auto" w:sz="4" w:space="0"/>
-          <w:insideV w:val="single" w:color="auto" w:sz="4" w:space="0"/>
-        </w:tblBorders>
-        <w:tblLayout w:type="autofit"/>
-        <w:tblCellMar>
-          <w:top w:w="0" w:type="dxa"/>
-          <w:left w:w="10" w:type="dxa"/>
-          <w:bottom w:w="0" w:type="dxa"/>
-          <w:right w:w="10" w:type="dxa"/>
-        </w:tblCellMar>
-      </w:tblPr>
-      <w:tblGrid>
-        <w:gridCol w:w="3500"/>
-        <w:gridCol w:w="2500"/>
-        <w:gridCol w:w="2500"/>
-      </w:tblGrid>
-      <w:tr>
-        <w:tblPrEx>
-          <w:tblBorders>
-            <w:top w:val="single" w:color="auto" w:sz="4" w:space="0"/>
-            <w:left w:val="single" w:color="auto" w:sz="4" w:space="0"/>
-            <w:bottom w:val="single" w:color="auto" w:sz="4" w:space="0"/>
-            <w:right w:val="single" w:color="auto" w:sz="4" w:space="0"/>
-            <w:insideH w:val="single" w:color="auto" w:sz="4" w:space="0"/>
-            <w:insideV w:val="single" w:color="auto" w:sz="4" w:space="0"/>
-          </w:tblBorders>
-        </w:tblPrEx>
-        <w:trPr>
-          <w:tblHeader/>
-        </w:trPr>
-        <w:tc>
-          <w:tcPr>
-            <w:tcW w:w="3500" w:type="dxa"/>
-            <w:shd w:val="clear" w:color="auto" w:fill="D9D9D9"/>
-            <w:vAlign w:val="center"/>
-          </w:tcPr>
-          <w:p>
-            <w:pPr>
-              <w:jc w:val="center"/>
-            </w:pPr>
-            <w:r>
-              <w:rPr>
-                <w:rFonts w:ascii="Times New Roman" w:hAnsi="Times New Roman" w:eastAsia="Times New Roman" w:cs="Times New Roman"/>
-                <w:b/>
-                <w:bCs/>
-                <w:sz w:val="20"/>
-                <w:szCs w:val="20"/>
-              </w:rPr>
-              <w:t>Questionnaire</w:t>
-            </w:r>
-          </w:p>
-        </w:tc>
-        <w:tc>
-          <w:tcPr>
-            <w:tcW w:w="2500" w:type="dxa"/>
-            <w:shd w:val="clear" w:color="auto" w:fill="D9D9D9"/>
-            <w:vAlign w:val="center"/>
-          </w:tcPr>
-          <w:p>
-            <w:pPr>
-              <w:jc w:val="center"/>
-            </w:pPr>
-            <w:r>
-              <w:rPr>
-                <w:rFonts w:ascii="Times New Roman" w:hAnsi="Times New Roman" w:eastAsia="Times New Roman" w:cs="Times New Roman"/>
-                <w:b/>
-                <w:bCs/>
-                <w:sz w:val="20"/>
-                <w:szCs w:val="20"/>
-              </w:rPr>
-              <w:t>Respondent</w:t>
-            </w:r>
-          </w:p>
-        </w:tc>
-        <w:tc>
-          <w:tcPr>
-            <w:tcW w:w="2500" w:type="dxa"/>
-            <w:shd w:val="clear" w:color="auto" w:fill="D9D9D9"/>
-            <w:vAlign w:val="center"/>
-          </w:tcPr>
-          <w:p>
-            <w:pPr>
-              <w:jc w:val="center"/>
-            </w:pPr>
-            <w:r>
-              <w:rPr>
-                <w:rFonts w:ascii="Times New Roman" w:hAnsi="Times New Roman" w:eastAsia="Times New Roman" w:cs="Times New Roman"/>
-                <w:b/>
-                <w:bCs/>
-                <w:sz w:val="20"/>
-                <w:szCs w:val="20"/>
-              </w:rPr>
-              <w:t>Percentage</w:t>
-            </w:r>
-          </w:p>
-        </w:tc>
-      </w:tr>
-      <w:tr>
-        <w:tblPrEx>
-          <w:tblBorders>
-            <w:top w:val="single" w:color="auto" w:sz="4" w:space="0"/>
-            <w:left w:val="single" w:color="auto" w:sz="4" w:space="0"/>
-            <w:bottom w:val="single" w:color="auto" w:sz="4" w:space="0"/>
-            <w:right w:val="single" w:color="auto" w:sz="4" w:space="0"/>
-            <w:insideH w:val="single" w:color="auto" w:sz="4" w:space="0"/>
-            <w:insideV w:val="single" w:color="auto" w:sz="4" w:space="0"/>
-          </w:tblBorders>
-          <w:tblCellMar>
-            <w:top w:w="0" w:type="dxa"/>
-            <w:left w:w="10" w:type="dxa"/>
-            <w:bottom w:w="0" w:type="dxa"/>
-            <w:right w:w="10" w:type="dxa"/>
-          </w:tblCellMar>
-        </w:tblPrEx>
-        <w:tc>
-          <w:tcPr>
-            <w:tcW w:w="3500" w:type="dxa"/>
-            <w:vAlign w:val="center"/>
-          </w:tcPr>
-          <w:p>
-            <w:pPr>
-              <w:jc w:val="left"/>
-            </w:pPr>
-            <w:r>
-              <w:rPr>
-                <w:rFonts w:ascii="Times New Roman" w:hAnsi="Times New Roman" w:eastAsia="Times New Roman" w:cs="Times New Roman"/>
-                <w:b w:val="0"/>
-                <w:bCs w:val="0"/>
-                <w:sz w:val="20"/>
-                <w:szCs w:val="20"/>
-              </w:rPr>
-              <w:t>Returned</w:t>
-            </w:r>
-          </w:p>
-        </w:tc>
-        <w:tc>
-          <w:tcPr>
-            <w:tcW w:w="2500" w:type="dxa"/>
-            <w:vAlign w:val="center"/>
-          </w:tcPr>
-          <w:p>
-            <w:pPr>
-              <w:jc w:val="left"/>
-            </w:pPr>
-            <w:r>
-              <w:rPr>
-                <w:rFonts w:ascii="Times New Roman" w:hAnsi="Times New Roman" w:eastAsia="Times New Roman" w:cs="Times New Roman"/>
-                <w:b w:val="0"/>
-                <w:bCs w:val="0"/>
-                <w:sz w:val="20"/>
-                <w:szCs w:val="20"/>
-              </w:rPr>
-              <w:t>153</w:t>
-            </w:r>
-          </w:p>
-        </w:tc>
-        <w:tc>
-          <w:tcPr>
-            <w:tcW w:w="2500" w:type="dxa"/>
-            <w:vAlign w:val="center"/>
-          </w:tcPr>
-          <w:p>
-            <w:pPr>
-              <w:jc w:val="left"/>
-            </w:pPr>
-            <w:r>
-              <w:rPr>
-                <w:rFonts w:ascii="Times New Roman" w:hAnsi="Times New Roman" w:eastAsia="Times New Roman" w:cs="Times New Roman"/>
-                <w:b w:val="0"/>
-                <w:bCs w:val="0"/>
-                <w:sz w:val="20"/>
-                <w:szCs w:val="20"/>
-              </w:rPr>
-              <w:t>74</w:t>
-            </w:r>
-          </w:p>
-        </w:tc>
-      </w:tr>
-      <w:tr>
-        <w:tblPrEx>
-          <w:tblBorders>
-            <w:top w:val="single" w:color="auto" w:sz="4" w:space="0"/>
-            <w:left w:val="single" w:color="auto" w:sz="4" w:space="0"/>
-            <w:bottom w:val="single" w:color="auto" w:sz="4" w:space="0"/>
-            <w:right w:val="single" w:color="auto" w:sz="4" w:space="0"/>
-            <w:insideH w:val="single" w:color="auto" w:sz="4" w:space="0"/>
-            <w:insideV w:val="single" w:color="auto" w:sz="4" w:space="0"/>
-          </w:tblBorders>
-          <w:tblCellMar>
-            <w:top w:w="0" w:type="dxa"/>
-            <w:left w:w="10" w:type="dxa"/>
-            <w:bottom w:w="0" w:type="dxa"/>
-            <w:right w:w="10" w:type="dxa"/>
-          </w:tblCellMar>
-        </w:tblPrEx>
-        <w:tc>
-          <w:tcPr>
-            <w:tcW w:w="3500" w:type="dxa"/>
-            <w:vAlign w:val="center"/>
-          </w:tcPr>
-          <w:p>
-            <w:pPr>
-              <w:jc w:val="left"/>
-            </w:pPr>
-            <w:r>
-              <w:rPr>
-                <w:rFonts w:ascii="Times New Roman" w:hAnsi="Times New Roman" w:eastAsia="Times New Roman" w:cs="Times New Roman"/>
-                <w:b w:val="0"/>
-                <w:bCs w:val="0"/>
-                <w:sz w:val="20"/>
-                <w:szCs w:val="20"/>
-              </w:rPr>
-              <w:t>Not Returned</w:t>
-            </w:r>
-          </w:p>
-        </w:tc>
-        <w:tc>
-          <w:tcPr>
-            <w:tcW w:w="2500" w:type="dxa"/>
-            <w:vAlign w:val="center"/>
-          </w:tcPr>
-          <w:p>
-            <w:pPr>
-              <w:jc w:val="left"/>
-            </w:pPr>
-            <w:r>
-              <w:rPr>
-                <w:rFonts w:ascii="Times New Roman" w:hAnsi="Times New Roman" w:eastAsia="Times New Roman" w:cs="Times New Roman"/>
-                <w:b w:val="0"/>
-                <w:bCs w:val="0"/>
-                <w:sz w:val="20"/>
-                <w:szCs w:val="20"/>
-              </w:rPr>
-              <w:t>55</w:t>
-            </w:r>
-          </w:p>
-        </w:tc>
-        <w:tc>
-          <w:tcPr>
-            <w:tcW w:w="2500" w:type="dxa"/>
-            <w:vAlign w:val="center"/>
-          </w:tcPr>
-          <w:p>
-            <w:pPr>
-              <w:jc w:val="left"/>
-            </w:pPr>
-            <w:r>
-              <w:rPr>
-                <w:rFonts w:ascii="Times New Roman" w:hAnsi="Times New Roman" w:eastAsia="Times New Roman" w:cs="Times New Roman"/>
-                <w:b w:val="0"/>
-                <w:bCs w:val="0"/>
-                <w:sz w:val="20"/>
-                <w:szCs w:val="20"/>
-              </w:rPr>
-              <w:t>26</w:t>
-            </w:r>
-          </w:p>
-        </w:tc>
-      </w:tr>
-      <w:tr>
-        <w:tblPrEx>
-          <w:tblBorders>
-            <w:top w:val="single" w:color="auto" w:sz="4" w:space="0"/>
-            <w:left w:val="single" w:color="auto" w:sz="4" w:space="0"/>
-            <w:bottom w:val="single" w:color="auto" w:sz="4" w:space="0"/>
-            <w:right w:val="single" w:color="auto" w:sz="4" w:space="0"/>
-            <w:insideH w:val="single" w:color="auto" w:sz="4" w:space="0"/>
-            <w:insideV w:val="single" w:color="auto" w:sz="4" w:space="0"/>
-          </w:tblBorders>
-          <w:tblCellMar>
-            <w:top w:w="0" w:type="dxa"/>
-            <w:left w:w="10" w:type="dxa"/>
-            <w:bottom w:w="0" w:type="dxa"/>
-            <w:right w:w="10" w:type="dxa"/>
-          </w:tblCellMar>
-        </w:tblPrEx>
-        <w:tc>
-          <w:tcPr>
-            <w:tcW w:w="3500" w:type="dxa"/>
-            <w:vAlign w:val="center"/>
-          </w:tcPr>
-          <w:p>
-            <w:pPr>
-              <w:jc w:val="left"/>
-            </w:pPr>
-            <w:r>
-              <w:rPr>
-                <w:rFonts w:ascii="Times New Roman" w:hAnsi="Times New Roman" w:eastAsia="Times New Roman" w:cs="Times New Roman"/>
-                <w:b w:val="0"/>
-                <w:bCs w:val="0"/>
-                <w:sz w:val="20"/>
-                <w:szCs w:val="20"/>
-              </w:rPr>
-              <w:t>Total Distributed</w:t>
-            </w:r>
-          </w:p>
-        </w:tc>
-        <w:tc>
-          <w:tcPr>
-            <w:tcW w:w="2500" w:type="dxa"/>
-            <w:vAlign w:val="center"/>
-          </w:tcPr>
-          <w:p>
-            <w:pPr>
-              <w:jc w:val="left"/>
-            </w:pPr>
-            <w:r>
-              <w:rPr>
-                <w:rFonts w:ascii="Times New Roman" w:hAnsi="Times New Roman" w:eastAsia="Times New Roman" w:cs="Times New Roman"/>
-                <w:b w:val="0"/>
-                <w:bCs w:val="0"/>
-                <w:sz w:val="20"/>
-                <w:szCs w:val="20"/>
-              </w:rPr>
-              <w:t>208</w:t>
-            </w:r>
-          </w:p>
-        </w:tc>
-        <w:tc>
-          <w:tcPr>
-            <w:tcW w:w="2500" w:type="dxa"/>
-            <w:vAlign w:val="center"/>
-          </w:tcPr>
-          <w:p>
-            <w:pPr>
-              <w:jc w:val="left"/>
-            </w:pPr>
-            <w:r>
-              <w:rPr>
-                <w:rFonts w:ascii="Times New Roman" w:hAnsi="Times New Roman" w:eastAsia="Times New Roman" w:cs="Times New Roman"/>
-                <w:b w:val="0"/>
-                <w:bCs w:val="0"/>
-                <w:sz w:val="20"/>
-                <w:szCs w:val="20"/>
-              </w:rPr>
-              <w:t>100</w:t>
-            </w:r>
-          </w:p>
-        </w:tc>
-      </w:tr>
-    </w:tbl>
-    <w:p>
-      <w:pPr>
-        <w:spacing w:after="200" w:line="360" w:lineRule="auto"/>
-        <w:jc w:val="left"/>
-      </w:pPr>
-      <w:r>
-        <w:rPr>
-          <w:rFonts w:ascii="Times New Roman" w:hAnsi="Times New Roman" w:eastAsia="Times New Roman" w:cs="Times New Roman"/>
-          <w:b w:val="0"/>
-          <w:bCs w:val="0"/>
-          <w:i/>
-          <w:iCs/>
-          <w:sz w:val="24"/>
-          <w:szCs w:val="24"/>
-        </w:rPr>
-        <w:t>Source: Field Survey, 2026</w:t>
-      </w:r>
-    </w:p>
-    <w:p>
-      <w:pPr>
-        <w:spacing w:after="200" w:line="360" w:lineRule="auto"/>
-        <w:jc w:val="left"/>
-      </w:pPr>
-      <w:r>
-        <w:rPr>
-          <w:rFonts w:ascii="Times New Roman" w:hAnsi="Times New Roman" w:eastAsia="Times New Roman" w:cs="Times New Roman"/>
-          <w:b w:val="0"/>
-          <w:bCs w:val="0"/>
-          <w:i w:val="0"/>
-          <w:iCs w:val="0"/>
-          <w:sz w:val="24"/>
-          <w:szCs w:val="24"/>
-        </w:rPr>
-        <w:t>Table 4.1 above shows the number of questionnaires issued and returned by respondents. A total of 208 questionnaires were issued to respondents; 55 were not returned, representing 26% of the questionnaires issued.</w:t>
-      </w:r>
-    </w:p>
-    <w:p>
-      <w:pPr>
-        <w:pStyle w:val="3"/>
-        <w:spacing w:before="300" w:after="200"/>
-        <w:jc w:val="left"/>
-      </w:pPr>
-      <w:r>
-        <w:rPr>
-          <w:rFonts w:ascii="Times New Roman" w:hAnsi="Times New Roman" w:eastAsia="Times New Roman" w:cs="Times New Roman"/>
-          <w:b/>
-          <w:bCs/>
-          <w:color w:val="000000"/>
-          <w:sz w:val="28"/>
-          <w:szCs w:val="28"/>
-        </w:rPr>
-        <w:t>4.2 Bio Data</w:t>
-      </w:r>
-    </w:p>
-    <w:p>
-      <w:pPr>
-        <w:pStyle w:val="4"/>
-        <w:spacing w:before="300" w:after="200"/>
-        <w:jc w:val="left"/>
-      </w:pPr>
-      <w:r>
-        <w:rPr>
-          <w:rFonts w:ascii="Times New Roman" w:hAnsi="Times New Roman" w:eastAsia="Times New Roman" w:cs="Times New Roman"/>
-          <w:b/>
-          <w:bCs/>
-          <w:color w:val="000000"/>
-          <w:sz w:val="28"/>
-          <w:szCs w:val="28"/>
-        </w:rPr>
-        <w:t>Table 4.2.1: Gender Distribution of Respondents</w:t>
       </w:r>
     </w:p>
     <w:tbl>
@@ -9857,7 +9442,7 @@
                 <w:sz w:val="20"/>
                 <w:szCs w:val="20"/>
               </w:rPr>
-              <w:t>Gender</w:t>
+              <w:t>Questionnaire</w:t>
             </w:r>
           </w:p>
         </w:tc>
@@ -9879,7 +9464,7 @@
                 <w:sz w:val="20"/>
                 <w:szCs w:val="20"/>
               </w:rPr>
-              <w:t>Frequency</w:t>
+              <w:t>Respondent</w:t>
             </w:r>
           </w:p>
         </w:tc>
@@ -9940,7 +9525,7 @@
                 <w:sz w:val="20"/>
                 <w:szCs w:val="20"/>
               </w:rPr>
-              <w:t>Male</w:t>
+              <w:t>Returned</w:t>
             </w:r>
           </w:p>
         </w:tc>
@@ -9961,7 +9546,7 @@
                 <w:sz w:val="20"/>
                 <w:szCs w:val="20"/>
               </w:rPr>
-              <w:t>99</w:t>
+              <w:t>153</w:t>
             </w:r>
           </w:p>
         </w:tc>
@@ -9982,7 +9567,7 @@
                 <w:sz w:val="20"/>
                 <w:szCs w:val="20"/>
               </w:rPr>
-              <w:t>64.7</w:t>
+              <w:t>74</w:t>
             </w:r>
           </w:p>
         </w:tc>
@@ -10021,7 +9606,7 @@
                 <w:sz w:val="20"/>
                 <w:szCs w:val="20"/>
               </w:rPr>
-              <w:t>Female</w:t>
+              <w:t>Not Returned</w:t>
             </w:r>
           </w:p>
         </w:tc>
@@ -10042,7 +9627,7 @@
                 <w:sz w:val="20"/>
                 <w:szCs w:val="20"/>
               </w:rPr>
-              <w:t>54</w:t>
+              <w:t>55</w:t>
             </w:r>
           </w:p>
         </w:tc>
@@ -10063,7 +9648,7 @@
                 <w:sz w:val="20"/>
                 <w:szCs w:val="20"/>
               </w:rPr>
-              <w:t>35.3</w:t>
+              <w:t>26</w:t>
             </w:r>
           </w:p>
         </w:tc>
@@ -10102,7 +9687,7 @@
                 <w:sz w:val="20"/>
                 <w:szCs w:val="20"/>
               </w:rPr>
-              <w:t>Total</w:t>
+              <w:t>Total Distributed</w:t>
             </w:r>
           </w:p>
         </w:tc>
@@ -10123,7 +9708,7 @@
                 <w:sz w:val="20"/>
                 <w:szCs w:val="20"/>
               </w:rPr>
-              <w:t>153</w:t>
+              <w:t>208</w:t>
             </w:r>
           </w:p>
         </w:tc>
@@ -10183,12 +9768,12 @@
           <w:sz w:val="24"/>
           <w:szCs w:val="24"/>
         </w:rPr>
-        <w:t>Table 4.2.1 shows the total number of respondents within the “Male” and “Female” categories. 99 respondents (64.7%) were male, while 54 respondents (35.3%) were female. The “Male” category had the highest number of responses.</w:t>
-      </w:r>
-    </w:p>
-    <w:p>
-      <w:pPr>
-        <w:pStyle w:val="4"/>
+        <w:t>Table 4.1 above shows the number of questionnaires issued and returned by respondents. A total of 208 questionnaires were issued to respondents; 55 were not returned, representing 26% of the questionnaires issued.</w:t>
+      </w:r>
+    </w:p>
+    <w:p>
+      <w:pPr>
+        <w:pStyle w:val="3"/>
         <w:spacing w:before="300" w:after="200"/>
         <w:jc w:val="left"/>
       </w:pPr>
@@ -10201,7 +9786,25 @@
           <w:sz w:val="28"/>
           <w:szCs w:val="28"/>
         </w:rPr>
-        <w:t>Table 4.2.2: Age Distribution of Respondents</w:t>
+        <w:t>4.2 Bio Data</w:t>
+      </w:r>
+    </w:p>
+    <w:p>
+      <w:pPr>
+        <w:pStyle w:val="4"/>
+        <w:spacing w:before="300" w:after="200"/>
+        <w:jc w:val="left"/>
+      </w:pPr>
+      <w:r>
+        <w:rPr>
+          <w:rFonts w:ascii="Times New Roman" w:hAnsi="Times New Roman" w:eastAsia="Times New Roman" w:cs="Times New Roman"/>
+          <w:b/>
+          <w:bCs/>
+          <w:color w:val="000000"/>
+          <w:sz w:val="28"/>
+          <w:szCs w:val="28"/>
+        </w:rPr>
+        <w:t>Table 4.2.1: Gender Distribution of Respondents</w:t>
       </w:r>
     </w:p>
     <w:tbl>
@@ -10268,7 +9871,7 @@
                 <w:sz w:val="20"/>
                 <w:szCs w:val="20"/>
               </w:rPr>
-              <w:t>Age Group</w:t>
+              <w:t>Gender</w:t>
             </w:r>
           </w:p>
         </w:tc>
@@ -10351,7 +9954,7 @@
                 <w:sz w:val="20"/>
                 <w:szCs w:val="20"/>
               </w:rPr>
-              <w:t>18–30 years</w:t>
+              <w:t>Male</w:t>
             </w:r>
           </w:p>
         </w:tc>
@@ -10372,7 +9975,7 @@
                 <w:sz w:val="20"/>
                 <w:szCs w:val="20"/>
               </w:rPr>
-              <w:t>75</w:t>
+              <w:t>99</w:t>
             </w:r>
           </w:p>
         </w:tc>
@@ -10393,7 +9996,7 @@
                 <w:sz w:val="20"/>
                 <w:szCs w:val="20"/>
               </w:rPr>
-              <w:t>49</w:t>
+              <w:t>64.7</w:t>
             </w:r>
           </w:p>
         </w:tc>
@@ -10432,7 +10035,7 @@
                 <w:sz w:val="20"/>
                 <w:szCs w:val="20"/>
               </w:rPr>
-              <w:t>31–40 years</w:t>
+              <w:t>Female</w:t>
             </w:r>
           </w:p>
         </w:tc>
@@ -10453,7 +10056,7 @@
                 <w:sz w:val="20"/>
                 <w:szCs w:val="20"/>
               </w:rPr>
-              <w:t>47</w:t>
+              <w:t>54</w:t>
             </w:r>
           </w:p>
         </w:tc>
@@ -10474,7 +10077,7 @@
                 <w:sz w:val="20"/>
                 <w:szCs w:val="20"/>
               </w:rPr>
-              <w:t>30.7</w:t>
+              <w:t>35.3</w:t>
             </w:r>
           </w:p>
         </w:tc>
@@ -10513,87 +10116,6 @@
                 <w:sz w:val="20"/>
                 <w:szCs w:val="20"/>
               </w:rPr>
-              <w:t>41 years and above</w:t>
-            </w:r>
-          </w:p>
-        </w:tc>
-        <w:tc>
-          <w:tcPr>
-            <w:tcW w:w="2500" w:type="dxa"/>
-            <w:vAlign w:val="center"/>
-          </w:tcPr>
-          <w:p>
-            <w:pPr>
-              <w:jc w:val="left"/>
-            </w:pPr>
-            <w:r>
-              <w:rPr>
-                <w:rFonts w:ascii="Times New Roman" w:hAnsi="Times New Roman" w:eastAsia="Times New Roman" w:cs="Times New Roman"/>
-                <w:b w:val="0"/>
-                <w:bCs w:val="0"/>
-                <w:sz w:val="20"/>
-                <w:szCs w:val="20"/>
-              </w:rPr>
-              <w:t>31</w:t>
-            </w:r>
-          </w:p>
-        </w:tc>
-        <w:tc>
-          <w:tcPr>
-            <w:tcW w:w="2500" w:type="dxa"/>
-            <w:vAlign w:val="center"/>
-          </w:tcPr>
-          <w:p>
-            <w:pPr>
-              <w:jc w:val="left"/>
-            </w:pPr>
-            <w:r>
-              <w:rPr>
-                <w:rFonts w:ascii="Times New Roman" w:hAnsi="Times New Roman" w:eastAsia="Times New Roman" w:cs="Times New Roman"/>
-                <w:b w:val="0"/>
-                <w:bCs w:val="0"/>
-                <w:sz w:val="20"/>
-                <w:szCs w:val="20"/>
-              </w:rPr>
-              <w:t>20.3</w:t>
-            </w:r>
-          </w:p>
-        </w:tc>
-      </w:tr>
-      <w:tr>
-        <w:tblPrEx>
-          <w:tblBorders>
-            <w:top w:val="single" w:color="auto" w:sz="4" w:space="0"/>
-            <w:left w:val="single" w:color="auto" w:sz="4" w:space="0"/>
-            <w:bottom w:val="single" w:color="auto" w:sz="4" w:space="0"/>
-            <w:right w:val="single" w:color="auto" w:sz="4" w:space="0"/>
-            <w:insideH w:val="single" w:color="auto" w:sz="4" w:space="0"/>
-            <w:insideV w:val="single" w:color="auto" w:sz="4" w:space="0"/>
-          </w:tblBorders>
-          <w:tblCellMar>
-            <w:top w:w="0" w:type="dxa"/>
-            <w:left w:w="10" w:type="dxa"/>
-            <w:bottom w:w="0" w:type="dxa"/>
-            <w:right w:w="10" w:type="dxa"/>
-          </w:tblCellMar>
-        </w:tblPrEx>
-        <w:tc>
-          <w:tcPr>
-            <w:tcW w:w="3500" w:type="dxa"/>
-            <w:vAlign w:val="center"/>
-          </w:tcPr>
-          <w:p>
-            <w:pPr>
-              <w:jc w:val="left"/>
-            </w:pPr>
-            <w:r>
-              <w:rPr>
-                <w:rFonts w:ascii="Times New Roman" w:hAnsi="Times New Roman" w:eastAsia="Times New Roman" w:cs="Times New Roman"/>
-                <w:b w:val="0"/>
-                <w:bCs w:val="0"/>
-                <w:sz w:val="20"/>
-                <w:szCs w:val="20"/>
-              </w:rPr>
               <w:t>Total</w:t>
             </w:r>
           </w:p>
@@ -10675,7 +10197,7 @@
           <w:sz w:val="24"/>
           <w:szCs w:val="24"/>
         </w:rPr>
-        <w:t>Table 4.2.2 shows that 75 respondents (49%) fell within the 18–30 years age bracket, 47 respondents (30.7%) within 31–40 years, and 31 respondents (20.3%) were 41 years and above. The 18–30 years group had the highest percentage.</w:t>
+        <w:t>Table 4.2.1 shows the total number of respondents within the “Male” and “Female” categories. 99 respondents (64.7%) were male, while 54 respondents (35.3%) were female. The “Male” category had the highest number of responses.</w:t>
       </w:r>
     </w:p>
     <w:p>
@@ -10693,7 +10215,7 @@
           <w:sz w:val="28"/>
           <w:szCs w:val="28"/>
         </w:rPr>
-        <w:t>Table 4.2.3: Educational Qualification of Respondents</w:t>
+        <w:t>Table 4.2.2: Age Distribution of Respondents</w:t>
       </w:r>
     </w:p>
     <w:tbl>
@@ -10724,14 +10246,12 @@
       </w:tblGrid>
       <w:tr>
         <w:tblPrEx>
-          <w:tblBorders>
-            <w:top w:val="single" w:color="auto" w:sz="4" w:space="0"/>
-            <w:left w:val="single" w:color="auto" w:sz="4" w:space="0"/>
-            <w:bottom w:val="single" w:color="auto" w:sz="4" w:space="0"/>
-            <w:right w:val="single" w:color="auto" w:sz="4" w:space="0"/>
-            <w:insideH w:val="single" w:color="auto" w:sz="4" w:space="0"/>
-            <w:insideV w:val="single" w:color="auto" w:sz="4" w:space="0"/>
-          </w:tblBorders>
+          <w:tblCellMar>
+            <w:top w:w="0" w:type="dxa"/>
+            <w:left w:w="10" w:type="dxa"/>
+            <w:bottom w:w="0" w:type="dxa"/>
+            <w:right w:w="10" w:type="dxa"/>
+          </w:tblCellMar>
         </w:tblPrEx>
         <w:trPr>
           <w:tblHeader/>
@@ -10754,7 +10274,7 @@
                 <w:sz w:val="20"/>
                 <w:szCs w:val="20"/>
               </w:rPr>
-              <w:t>Educational Qualification</w:t>
+              <w:t>Age Group</w:t>
             </w:r>
           </w:p>
         </w:tc>
@@ -10837,7 +10357,7 @@
                 <w:sz w:val="20"/>
                 <w:szCs w:val="20"/>
               </w:rPr>
-              <w:t>SSCE</w:t>
+              <w:t>18–30 years</w:t>
             </w:r>
           </w:p>
         </w:tc>
@@ -10858,7 +10378,7 @@
                 <w:sz w:val="20"/>
                 <w:szCs w:val="20"/>
               </w:rPr>
-              <w:t>48</w:t>
+              <w:t>75</w:t>
             </w:r>
           </w:p>
         </w:tc>
@@ -10879,7 +10399,7 @@
                 <w:sz w:val="20"/>
                 <w:szCs w:val="20"/>
               </w:rPr>
-              <w:t>31.4</w:t>
+              <w:t>49</w:t>
             </w:r>
           </w:p>
         </w:tc>
@@ -10918,7 +10438,7 @@
                 <w:sz w:val="20"/>
                 <w:szCs w:val="20"/>
               </w:rPr>
-              <w:t>OND/HND</w:t>
+              <w:t>31–40 years</w:t>
             </w:r>
           </w:p>
         </w:tc>
@@ -10939,7 +10459,7 @@
                 <w:sz w:val="20"/>
                 <w:szCs w:val="20"/>
               </w:rPr>
-              <w:t>65</w:t>
+              <w:t>47</w:t>
             </w:r>
           </w:p>
         </w:tc>
@@ -10960,7 +10480,7 @@
                 <w:sz w:val="20"/>
                 <w:szCs w:val="20"/>
               </w:rPr>
-              <w:t>42.5</w:t>
+              <w:t>30.7</w:t>
             </w:r>
           </w:p>
         </w:tc>
@@ -10999,7 +10519,7 @@
                 <w:sz w:val="20"/>
                 <w:szCs w:val="20"/>
               </w:rPr>
-              <w:t>B.Sc/M.Sc</w:t>
+              <w:t>41 years and above</w:t>
             </w:r>
           </w:p>
         </w:tc>
@@ -11020,7 +10540,7 @@
                 <w:sz w:val="20"/>
                 <w:szCs w:val="20"/>
               </w:rPr>
-              <w:t>40</w:t>
+              <w:t>31</w:t>
             </w:r>
           </w:p>
         </w:tc>
@@ -11041,7 +10561,7 @@
                 <w:sz w:val="20"/>
                 <w:szCs w:val="20"/>
               </w:rPr>
-              <w:t>26.1</w:t>
+              <w:t>20.3</w:t>
             </w:r>
           </w:p>
         </w:tc>
@@ -11161,7 +10681,7 @@
           <w:sz w:val="24"/>
           <w:szCs w:val="24"/>
         </w:rPr>
-        <w:t>Table 4.2.3 shows that 48 respondents (31.4%) were SSCE holders, 65 respondents (42.5%) were OND/HND holders, and 40 respondents (26.1%) were B.Sc/M.Sc holders. OND/HND holders had the highest percentage.</w:t>
+        <w:t>Table 4.2.2 shows that 75 respondents (49%) fell within the 18–30 years age bracket, 47 respondents (30.7%) within 31–40 years, and 31 respondents (20.3%) were 41 years and above. The 18–30 years group had the highest percentage.</w:t>
       </w:r>
     </w:p>
     <w:p>
@@ -11179,7 +10699,7 @@
           <w:sz w:val="28"/>
           <w:szCs w:val="28"/>
         </w:rPr>
-        <w:t>Table 4.2.4: Years of Job Experience</w:t>
+        <w:t>Table 4.2.3: Educational Qualification of Respondents</w:t>
       </w:r>
     </w:p>
     <w:tbl>
@@ -11210,14 +10730,12 @@
       </w:tblGrid>
       <w:tr>
         <w:tblPrEx>
-          <w:tblBorders>
-            <w:top w:val="single" w:color="auto" w:sz="4" w:space="0"/>
-            <w:left w:val="single" w:color="auto" w:sz="4" w:space="0"/>
-            <w:bottom w:val="single" w:color="auto" w:sz="4" w:space="0"/>
-            <w:right w:val="single" w:color="auto" w:sz="4" w:space="0"/>
-            <w:insideH w:val="single" w:color="auto" w:sz="4" w:space="0"/>
-            <w:insideV w:val="single" w:color="auto" w:sz="4" w:space="0"/>
-          </w:tblBorders>
+          <w:tblCellMar>
+            <w:top w:w="0" w:type="dxa"/>
+            <w:left w:w="10" w:type="dxa"/>
+            <w:bottom w:w="0" w:type="dxa"/>
+            <w:right w:w="10" w:type="dxa"/>
+          </w:tblCellMar>
         </w:tblPrEx>
         <w:trPr>
           <w:tblHeader/>
@@ -11240,7 +10758,7 @@
                 <w:sz w:val="20"/>
                 <w:szCs w:val="20"/>
               </w:rPr>
-              <w:t>Length of Service</w:t>
+              <w:t>Educational Qualification</w:t>
             </w:r>
           </w:p>
         </w:tc>
@@ -11323,7 +10841,7 @@
                 <w:sz w:val="20"/>
                 <w:szCs w:val="20"/>
               </w:rPr>
-              <w:t>0–5 years</w:t>
+              <w:t>SSCE</w:t>
             </w:r>
           </w:p>
         </w:tc>
@@ -11344,7 +10862,7 @@
                 <w:sz w:val="20"/>
                 <w:szCs w:val="20"/>
               </w:rPr>
-              <w:t>104</w:t>
+              <w:t>48</w:t>
             </w:r>
           </w:p>
         </w:tc>
@@ -11365,7 +10883,7 @@
                 <w:sz w:val="20"/>
                 <w:szCs w:val="20"/>
               </w:rPr>
-              <w:t>80.0</w:t>
+              <w:t>31.4</w:t>
             </w:r>
           </w:p>
         </w:tc>
@@ -11404,7 +10922,7 @@
                 <w:sz w:val="20"/>
                 <w:szCs w:val="20"/>
               </w:rPr>
-              <w:t>6–15 years</w:t>
+              <w:t>OND/HND</w:t>
             </w:r>
           </w:p>
         </w:tc>
@@ -11425,7 +10943,7 @@
                 <w:sz w:val="20"/>
                 <w:szCs w:val="20"/>
               </w:rPr>
-              <w:t>49</w:t>
+              <w:t>65</w:t>
             </w:r>
           </w:p>
         </w:tc>
@@ -11446,7 +10964,7 @@
                 <w:sz w:val="20"/>
                 <w:szCs w:val="20"/>
               </w:rPr>
-              <w:t>32.0</w:t>
+              <w:t>42.5</w:t>
             </w:r>
           </w:p>
         </w:tc>
@@ -11485,6 +11003,87 @@
                 <w:sz w:val="20"/>
                 <w:szCs w:val="20"/>
               </w:rPr>
+              <w:t>B.Sc/M.Sc</w:t>
+            </w:r>
+          </w:p>
+        </w:tc>
+        <w:tc>
+          <w:tcPr>
+            <w:tcW w:w="2500" w:type="dxa"/>
+            <w:vAlign w:val="center"/>
+          </w:tcPr>
+          <w:p>
+            <w:pPr>
+              <w:jc w:val="left"/>
+            </w:pPr>
+            <w:r>
+              <w:rPr>
+                <w:rFonts w:ascii="Times New Roman" w:hAnsi="Times New Roman" w:eastAsia="Times New Roman" w:cs="Times New Roman"/>
+                <w:b w:val="0"/>
+                <w:bCs w:val="0"/>
+                <w:sz w:val="20"/>
+                <w:szCs w:val="20"/>
+              </w:rPr>
+              <w:t>40</w:t>
+            </w:r>
+          </w:p>
+        </w:tc>
+        <w:tc>
+          <w:tcPr>
+            <w:tcW w:w="2500" w:type="dxa"/>
+            <w:vAlign w:val="center"/>
+          </w:tcPr>
+          <w:p>
+            <w:pPr>
+              <w:jc w:val="left"/>
+            </w:pPr>
+            <w:r>
+              <w:rPr>
+                <w:rFonts w:ascii="Times New Roman" w:hAnsi="Times New Roman" w:eastAsia="Times New Roman" w:cs="Times New Roman"/>
+                <w:b w:val="0"/>
+                <w:bCs w:val="0"/>
+                <w:sz w:val="20"/>
+                <w:szCs w:val="20"/>
+              </w:rPr>
+              <w:t>26.1</w:t>
+            </w:r>
+          </w:p>
+        </w:tc>
+      </w:tr>
+      <w:tr>
+        <w:tblPrEx>
+          <w:tblBorders>
+            <w:top w:val="single" w:color="auto" w:sz="4" w:space="0"/>
+            <w:left w:val="single" w:color="auto" w:sz="4" w:space="0"/>
+            <w:bottom w:val="single" w:color="auto" w:sz="4" w:space="0"/>
+            <w:right w:val="single" w:color="auto" w:sz="4" w:space="0"/>
+            <w:insideH w:val="single" w:color="auto" w:sz="4" w:space="0"/>
+            <w:insideV w:val="single" w:color="auto" w:sz="4" w:space="0"/>
+          </w:tblBorders>
+          <w:tblCellMar>
+            <w:top w:w="0" w:type="dxa"/>
+            <w:left w:w="10" w:type="dxa"/>
+            <w:bottom w:w="0" w:type="dxa"/>
+            <w:right w:w="10" w:type="dxa"/>
+          </w:tblCellMar>
+        </w:tblPrEx>
+        <w:tc>
+          <w:tcPr>
+            <w:tcW w:w="3500" w:type="dxa"/>
+            <w:vAlign w:val="center"/>
+          </w:tcPr>
+          <w:p>
+            <w:pPr>
+              <w:jc w:val="left"/>
+            </w:pPr>
+            <w:r>
+              <w:rPr>
+                <w:rFonts w:ascii="Times New Roman" w:hAnsi="Times New Roman" w:eastAsia="Times New Roman" w:cs="Times New Roman"/>
+                <w:b w:val="0"/>
+                <w:bCs w:val="0"/>
+                <w:sz w:val="20"/>
+                <w:szCs w:val="20"/>
+              </w:rPr>
               <w:t>Total</w:t>
             </w:r>
           </w:p>
@@ -11566,12 +11165,12 @@
           <w:sz w:val="24"/>
           <w:szCs w:val="24"/>
         </w:rPr>
-        <w:t>Table 4.2.4 shows that 104 respondents (80%) had worked for 0–5 years, while 49 respondents (32%) had worked for 6–15 years. Most respondents had worked between 0–5 years.</w:t>
-      </w:r>
-    </w:p>
-    <w:p>
-      <w:pPr>
-        <w:pStyle w:val="3"/>
+        <w:t>Table 4.2.3 shows that 48 respondents (31.4%) were SSCE holders, 65 respondents (42.5%) were OND/HND holders, and 40 respondents (26.1%) were B.Sc/M.Sc holders. OND/HND holders had the highest percentage.</w:t>
+      </w:r>
+    </w:p>
+    <w:p>
+      <w:pPr>
+        <w:pStyle w:val="4"/>
         <w:spacing w:before="300" w:after="200"/>
         <w:jc w:val="left"/>
       </w:pPr>
@@ -11584,43 +11183,7 @@
           <w:sz w:val="28"/>
           <w:szCs w:val="28"/>
         </w:rPr>
-        <w:t>4.3 Data Relating to Research Questions</w:t>
-      </w:r>
-    </w:p>
-    <w:p>
-      <w:pPr>
-        <w:spacing w:after="200" w:line="360" w:lineRule="auto"/>
-        <w:jc w:val="left"/>
-      </w:pPr>
-      <w:r>
-        <w:rPr>
-          <w:rFonts w:ascii="Times New Roman" w:hAnsi="Times New Roman" w:eastAsia="Times New Roman" w:cs="Times New Roman"/>
-          <w:b/>
-          <w:bCs/>
-          <w:i w:val="0"/>
-          <w:iCs w:val="0"/>
-          <w:sz w:val="24"/>
-          <w:szCs w:val="24"/>
-        </w:rPr>
-        <w:t>Research Question One: What is the effect of leadership change on the profitability of Hospitality Industry in Enugu Metropolis?</w:t>
-      </w:r>
-    </w:p>
-    <w:p>
-      <w:pPr>
-        <w:pStyle w:val="4"/>
-        <w:spacing w:before="300" w:after="200"/>
-        <w:jc w:val="left"/>
-      </w:pPr>
-      <w:r>
-        <w:rPr>
-          <w:rFonts w:ascii="Times New Roman" w:hAnsi="Times New Roman" w:eastAsia="Times New Roman" w:cs="Times New Roman"/>
-          <w:b/>
-          <w:bCs/>
-          <w:color w:val="000000"/>
-          <w:sz w:val="28"/>
-          <w:szCs w:val="28"/>
-        </w:rPr>
-        <w:t>Table 4.3.1: Leadership change influences employee efficiency and profitability</w:t>
+        <w:t>Table 4.2.4: Years of Job Experience</w:t>
       </w:r>
     </w:p>
     <w:tbl>
@@ -11687,7 +11250,7 @@
                 <w:sz w:val="20"/>
                 <w:szCs w:val="20"/>
               </w:rPr>
-              <w:t>Option</w:t>
+              <w:t>Length of Service</w:t>
             </w:r>
           </w:p>
         </w:tc>
@@ -11770,7 +11333,7 @@
                 <w:sz w:val="20"/>
                 <w:szCs w:val="20"/>
               </w:rPr>
-              <w:t>Strongly Agree</w:t>
+              <w:t>0–5 years</w:t>
             </w:r>
           </w:p>
         </w:tc>
@@ -11791,7 +11354,7 @@
                 <w:sz w:val="20"/>
                 <w:szCs w:val="20"/>
               </w:rPr>
-              <w:t>56</w:t>
+              <w:t>104</w:t>
             </w:r>
           </w:p>
         </w:tc>
@@ -11812,7 +11375,7 @@
                 <w:sz w:val="20"/>
                 <w:szCs w:val="20"/>
               </w:rPr>
-              <w:t>36.6</w:t>
+              <w:t>80.0</w:t>
             </w:r>
           </w:p>
         </w:tc>
@@ -11851,7 +11414,7 @@
                 <w:sz w:val="20"/>
                 <w:szCs w:val="20"/>
               </w:rPr>
-              <w:t>Agree</w:t>
+              <w:t>6–15 years</w:t>
             </w:r>
           </w:p>
         </w:tc>
@@ -11872,7 +11435,7 @@
                 <w:sz w:val="20"/>
                 <w:szCs w:val="20"/>
               </w:rPr>
-              <w:t>64</w:t>
+              <w:t>49</w:t>
             </w:r>
           </w:p>
         </w:tc>
@@ -11893,7 +11456,7 @@
                 <w:sz w:val="20"/>
                 <w:szCs w:val="20"/>
               </w:rPr>
-              <w:t>41.8</w:t>
+              <w:t>32.0</w:t>
             </w:r>
           </w:p>
         </w:tc>
@@ -11932,249 +11495,6 @@
                 <w:sz w:val="20"/>
                 <w:szCs w:val="20"/>
               </w:rPr>
-              <w:t>Undecided</w:t>
-            </w:r>
-          </w:p>
-        </w:tc>
-        <w:tc>
-          <w:tcPr>
-            <w:tcW w:w="2500" w:type="dxa"/>
-            <w:vAlign w:val="center"/>
-          </w:tcPr>
-          <w:p>
-            <w:pPr>
-              <w:jc w:val="left"/>
-            </w:pPr>
-            <w:r>
-              <w:rPr>
-                <w:rFonts w:ascii="Times New Roman" w:hAnsi="Times New Roman" w:eastAsia="Times New Roman" w:cs="Times New Roman"/>
-                <w:b w:val="0"/>
-                <w:bCs w:val="0"/>
-                <w:sz w:val="20"/>
-                <w:szCs w:val="20"/>
-              </w:rPr>
-              <w:t>18</w:t>
-            </w:r>
-          </w:p>
-        </w:tc>
-        <w:tc>
-          <w:tcPr>
-            <w:tcW w:w="2500" w:type="dxa"/>
-            <w:vAlign w:val="center"/>
-          </w:tcPr>
-          <w:p>
-            <w:pPr>
-              <w:jc w:val="left"/>
-            </w:pPr>
-            <w:r>
-              <w:rPr>
-                <w:rFonts w:ascii="Times New Roman" w:hAnsi="Times New Roman" w:eastAsia="Times New Roman" w:cs="Times New Roman"/>
-                <w:b w:val="0"/>
-                <w:bCs w:val="0"/>
-                <w:sz w:val="20"/>
-                <w:szCs w:val="20"/>
-              </w:rPr>
-              <w:t>11.8</w:t>
-            </w:r>
-          </w:p>
-        </w:tc>
-      </w:tr>
-      <w:tr>
-        <w:tblPrEx>
-          <w:tblBorders>
-            <w:top w:val="single" w:color="auto" w:sz="4" w:space="0"/>
-            <w:left w:val="single" w:color="auto" w:sz="4" w:space="0"/>
-            <w:bottom w:val="single" w:color="auto" w:sz="4" w:space="0"/>
-            <w:right w:val="single" w:color="auto" w:sz="4" w:space="0"/>
-            <w:insideH w:val="single" w:color="auto" w:sz="4" w:space="0"/>
-            <w:insideV w:val="single" w:color="auto" w:sz="4" w:space="0"/>
-          </w:tblBorders>
-          <w:tblCellMar>
-            <w:top w:w="0" w:type="dxa"/>
-            <w:left w:w="10" w:type="dxa"/>
-            <w:bottom w:w="0" w:type="dxa"/>
-            <w:right w:w="10" w:type="dxa"/>
-          </w:tblCellMar>
-        </w:tblPrEx>
-        <w:tc>
-          <w:tcPr>
-            <w:tcW w:w="3500" w:type="dxa"/>
-            <w:vAlign w:val="center"/>
-          </w:tcPr>
-          <w:p>
-            <w:pPr>
-              <w:jc w:val="left"/>
-            </w:pPr>
-            <w:r>
-              <w:rPr>
-                <w:rFonts w:ascii="Times New Roman" w:hAnsi="Times New Roman" w:eastAsia="Times New Roman" w:cs="Times New Roman"/>
-                <w:b w:val="0"/>
-                <w:bCs w:val="0"/>
-                <w:sz w:val="20"/>
-                <w:szCs w:val="20"/>
-              </w:rPr>
-              <w:t>Disagree</w:t>
-            </w:r>
-          </w:p>
-        </w:tc>
-        <w:tc>
-          <w:tcPr>
-            <w:tcW w:w="2500" w:type="dxa"/>
-            <w:vAlign w:val="center"/>
-          </w:tcPr>
-          <w:p>
-            <w:pPr>
-              <w:jc w:val="left"/>
-            </w:pPr>
-            <w:r>
-              <w:rPr>
-                <w:rFonts w:ascii="Times New Roman" w:hAnsi="Times New Roman" w:eastAsia="Times New Roman" w:cs="Times New Roman"/>
-                <w:b w:val="0"/>
-                <w:bCs w:val="0"/>
-                <w:sz w:val="20"/>
-                <w:szCs w:val="20"/>
-              </w:rPr>
-              <w:t>10</w:t>
-            </w:r>
-          </w:p>
-        </w:tc>
-        <w:tc>
-          <w:tcPr>
-            <w:tcW w:w="2500" w:type="dxa"/>
-            <w:vAlign w:val="center"/>
-          </w:tcPr>
-          <w:p>
-            <w:pPr>
-              <w:jc w:val="left"/>
-            </w:pPr>
-            <w:r>
-              <w:rPr>
-                <w:rFonts w:ascii="Times New Roman" w:hAnsi="Times New Roman" w:eastAsia="Times New Roman" w:cs="Times New Roman"/>
-                <w:b w:val="0"/>
-                <w:bCs w:val="0"/>
-                <w:sz w:val="20"/>
-                <w:szCs w:val="20"/>
-              </w:rPr>
-              <w:t>6.5</w:t>
-            </w:r>
-          </w:p>
-        </w:tc>
-      </w:tr>
-      <w:tr>
-        <w:tblPrEx>
-          <w:tblBorders>
-            <w:top w:val="single" w:color="auto" w:sz="4" w:space="0"/>
-            <w:left w:val="single" w:color="auto" w:sz="4" w:space="0"/>
-            <w:bottom w:val="single" w:color="auto" w:sz="4" w:space="0"/>
-            <w:right w:val="single" w:color="auto" w:sz="4" w:space="0"/>
-            <w:insideH w:val="single" w:color="auto" w:sz="4" w:space="0"/>
-            <w:insideV w:val="single" w:color="auto" w:sz="4" w:space="0"/>
-          </w:tblBorders>
-          <w:tblCellMar>
-            <w:top w:w="0" w:type="dxa"/>
-            <w:left w:w="10" w:type="dxa"/>
-            <w:bottom w:w="0" w:type="dxa"/>
-            <w:right w:w="10" w:type="dxa"/>
-          </w:tblCellMar>
-        </w:tblPrEx>
-        <w:tc>
-          <w:tcPr>
-            <w:tcW w:w="3500" w:type="dxa"/>
-            <w:vAlign w:val="center"/>
-          </w:tcPr>
-          <w:p>
-            <w:pPr>
-              <w:jc w:val="left"/>
-            </w:pPr>
-            <w:r>
-              <w:rPr>
-                <w:rFonts w:ascii="Times New Roman" w:hAnsi="Times New Roman" w:eastAsia="Times New Roman" w:cs="Times New Roman"/>
-                <w:b w:val="0"/>
-                <w:bCs w:val="0"/>
-                <w:sz w:val="20"/>
-                <w:szCs w:val="20"/>
-              </w:rPr>
-              <w:t>Strongly Disagree</w:t>
-            </w:r>
-          </w:p>
-        </w:tc>
-        <w:tc>
-          <w:tcPr>
-            <w:tcW w:w="2500" w:type="dxa"/>
-            <w:vAlign w:val="center"/>
-          </w:tcPr>
-          <w:p>
-            <w:pPr>
-              <w:jc w:val="left"/>
-            </w:pPr>
-            <w:r>
-              <w:rPr>
-                <w:rFonts w:ascii="Times New Roman" w:hAnsi="Times New Roman" w:eastAsia="Times New Roman" w:cs="Times New Roman"/>
-                <w:b w:val="0"/>
-                <w:bCs w:val="0"/>
-                <w:sz w:val="20"/>
-                <w:szCs w:val="20"/>
-              </w:rPr>
-              <w:t>5</w:t>
-            </w:r>
-          </w:p>
-        </w:tc>
-        <w:tc>
-          <w:tcPr>
-            <w:tcW w:w="2500" w:type="dxa"/>
-            <w:vAlign w:val="center"/>
-          </w:tcPr>
-          <w:p>
-            <w:pPr>
-              <w:jc w:val="left"/>
-            </w:pPr>
-            <w:r>
-              <w:rPr>
-                <w:rFonts w:ascii="Times New Roman" w:hAnsi="Times New Roman" w:eastAsia="Times New Roman" w:cs="Times New Roman"/>
-                <w:b w:val="0"/>
-                <w:bCs w:val="0"/>
-                <w:sz w:val="20"/>
-                <w:szCs w:val="20"/>
-              </w:rPr>
-              <w:t>3.3</w:t>
-            </w:r>
-          </w:p>
-        </w:tc>
-      </w:tr>
-      <w:tr>
-        <w:tblPrEx>
-          <w:tblBorders>
-            <w:top w:val="single" w:color="auto" w:sz="4" w:space="0"/>
-            <w:left w:val="single" w:color="auto" w:sz="4" w:space="0"/>
-            <w:bottom w:val="single" w:color="auto" w:sz="4" w:space="0"/>
-            <w:right w:val="single" w:color="auto" w:sz="4" w:space="0"/>
-            <w:insideH w:val="single" w:color="auto" w:sz="4" w:space="0"/>
-            <w:insideV w:val="single" w:color="auto" w:sz="4" w:space="0"/>
-          </w:tblBorders>
-          <w:tblCellMar>
-            <w:top w:w="0" w:type="dxa"/>
-            <w:left w:w="10" w:type="dxa"/>
-            <w:bottom w:w="0" w:type="dxa"/>
-            <w:right w:w="10" w:type="dxa"/>
-          </w:tblCellMar>
-        </w:tblPrEx>
-        <w:tc>
-          <w:tcPr>
-            <w:tcW w:w="3500" w:type="dxa"/>
-            <w:vAlign w:val="center"/>
-          </w:tcPr>
-          <w:p>
-            <w:pPr>
-              <w:jc w:val="left"/>
-            </w:pPr>
-            <w:r>
-              <w:rPr>
-                <w:rFonts w:ascii="Times New Roman" w:hAnsi="Times New Roman" w:eastAsia="Times New Roman" w:cs="Times New Roman"/>
-                <w:b w:val="0"/>
-                <w:bCs w:val="0"/>
-                <w:sz w:val="20"/>
-                <w:szCs w:val="20"/>
-              </w:rPr>
               <w:t>Total</w:t>
             </w:r>
           </w:p>
@@ -12256,12 +11576,12 @@
           <w:sz w:val="24"/>
           <w:szCs w:val="24"/>
         </w:rPr>
-        <w:t>Table 4.3.1 shows that 56 respondents (36.6%) strongly agreed, 64 (41.8%) agreed, 18 (11.8%) were undecided, 10 (6.5%) disagreed, and 5 (3.3%) strongly disagreed that leadership change influences employee efficiency and profitability. This signifies that leadership change influences employee efficiency and profitability.</w:t>
-      </w:r>
-    </w:p>
-    <w:p>
-      <w:pPr>
-        <w:pStyle w:val="4"/>
+        <w:t>Table 4.2.4 shows that 104 respondents (80%) had worked for 0–5 years, while 49 respondents (32%) had worked for 6–15 years. Most respondents had worked between 0–5 years.</w:t>
+      </w:r>
+    </w:p>
+    <w:p>
+      <w:pPr>
+        <w:pStyle w:val="3"/>
         <w:spacing w:before="300" w:after="200"/>
         <w:jc w:val="left"/>
       </w:pPr>
@@ -12274,635 +11594,25 @@
           <w:sz w:val="28"/>
           <w:szCs w:val="28"/>
         </w:rPr>
-        <w:t>Table 4.3.2: Increased profitability leads to improved organizational performance and growth</w:t>
-      </w:r>
-    </w:p>
-    <w:tbl>
-      <w:tblPr>
-        <w:tblStyle w:val="9"/>
-        <w:tblW w:w="8500" w:type="dxa"/>
-        <w:tblInd w:w="0" w:type="dxa"/>
-        <w:tblBorders>
-          <w:top w:val="single" w:color="auto" w:sz="4" w:space="0"/>
-          <w:left w:val="single" w:color="auto" w:sz="4" w:space="0"/>
-          <w:bottom w:val="single" w:color="auto" w:sz="4" w:space="0"/>
-          <w:right w:val="single" w:color="auto" w:sz="4" w:space="0"/>
-          <w:insideH w:val="single" w:color="auto" w:sz="4" w:space="0"/>
-          <w:insideV w:val="single" w:color="auto" w:sz="4" w:space="0"/>
-        </w:tblBorders>
-        <w:tblLayout w:type="autofit"/>
-        <w:tblCellMar>
-          <w:top w:w="0" w:type="dxa"/>
-          <w:left w:w="10" w:type="dxa"/>
-          <w:bottom w:w="0" w:type="dxa"/>
-          <w:right w:w="10" w:type="dxa"/>
-        </w:tblCellMar>
-      </w:tblPr>
-      <w:tblGrid>
-        <w:gridCol w:w="3500"/>
-        <w:gridCol w:w="2500"/>
-        <w:gridCol w:w="2500"/>
-      </w:tblGrid>
-      <w:tr>
-        <w:tblPrEx>
-          <w:tblCellMar>
-            <w:top w:w="0" w:type="dxa"/>
-            <w:left w:w="10" w:type="dxa"/>
-            <w:bottom w:w="0" w:type="dxa"/>
-            <w:right w:w="10" w:type="dxa"/>
-          </w:tblCellMar>
-        </w:tblPrEx>
-        <w:trPr>
-          <w:tblHeader/>
-        </w:trPr>
-        <w:tc>
-          <w:tcPr>
-            <w:tcW w:w="3500" w:type="dxa"/>
-            <w:shd w:val="clear" w:color="auto" w:fill="D9D9D9"/>
-            <w:vAlign w:val="center"/>
-          </w:tcPr>
-          <w:p>
-            <w:pPr>
-              <w:jc w:val="center"/>
-            </w:pPr>
-            <w:r>
-              <w:rPr>
-                <w:rFonts w:ascii="Times New Roman" w:hAnsi="Times New Roman" w:eastAsia="Times New Roman" w:cs="Times New Roman"/>
-                <w:b/>
-                <w:bCs/>
-                <w:sz w:val="20"/>
-                <w:szCs w:val="20"/>
-              </w:rPr>
-              <w:t>Option</w:t>
-            </w:r>
-          </w:p>
-        </w:tc>
-        <w:tc>
-          <w:tcPr>
-            <w:tcW w:w="2500" w:type="dxa"/>
-            <w:shd w:val="clear" w:color="auto" w:fill="D9D9D9"/>
-            <w:vAlign w:val="center"/>
-          </w:tcPr>
-          <w:p>
-            <w:pPr>
-              <w:jc w:val="center"/>
-            </w:pPr>
-            <w:r>
-              <w:rPr>
-                <w:rFonts w:ascii="Times New Roman" w:hAnsi="Times New Roman" w:eastAsia="Times New Roman" w:cs="Times New Roman"/>
-                <w:b/>
-                <w:bCs/>
-                <w:sz w:val="20"/>
-                <w:szCs w:val="20"/>
-              </w:rPr>
-              <w:t>Frequency</w:t>
-            </w:r>
-          </w:p>
-        </w:tc>
-        <w:tc>
-          <w:tcPr>
-            <w:tcW w:w="2500" w:type="dxa"/>
-            <w:shd w:val="clear" w:color="auto" w:fill="D9D9D9"/>
-            <w:vAlign w:val="center"/>
-          </w:tcPr>
-          <w:p>
-            <w:pPr>
-              <w:jc w:val="center"/>
-            </w:pPr>
-            <w:r>
-              <w:rPr>
-                <w:rFonts w:ascii="Times New Roman" w:hAnsi="Times New Roman" w:eastAsia="Times New Roman" w:cs="Times New Roman"/>
-                <w:b/>
-                <w:bCs/>
-                <w:sz w:val="20"/>
-                <w:szCs w:val="20"/>
-              </w:rPr>
-              <w:t>Percentage</w:t>
-            </w:r>
-          </w:p>
-        </w:tc>
-      </w:tr>
-      <w:tr>
-        <w:tblPrEx>
-          <w:tblBorders>
-            <w:top w:val="single" w:color="auto" w:sz="4" w:space="0"/>
-            <w:left w:val="single" w:color="auto" w:sz="4" w:space="0"/>
-            <w:bottom w:val="single" w:color="auto" w:sz="4" w:space="0"/>
-            <w:right w:val="single" w:color="auto" w:sz="4" w:space="0"/>
-            <w:insideH w:val="single" w:color="auto" w:sz="4" w:space="0"/>
-            <w:insideV w:val="single" w:color="auto" w:sz="4" w:space="0"/>
-          </w:tblBorders>
-          <w:tblCellMar>
-            <w:top w:w="0" w:type="dxa"/>
-            <w:left w:w="10" w:type="dxa"/>
-            <w:bottom w:w="0" w:type="dxa"/>
-            <w:right w:w="10" w:type="dxa"/>
-          </w:tblCellMar>
-        </w:tblPrEx>
-        <w:tc>
-          <w:tcPr>
-            <w:tcW w:w="3500" w:type="dxa"/>
-            <w:vAlign w:val="center"/>
-          </w:tcPr>
-          <w:p>
-            <w:pPr>
-              <w:jc w:val="left"/>
-            </w:pPr>
-            <w:r>
-              <w:rPr>
-                <w:rFonts w:ascii="Times New Roman" w:hAnsi="Times New Roman" w:eastAsia="Times New Roman" w:cs="Times New Roman"/>
-                <w:b w:val="0"/>
-                <w:bCs w:val="0"/>
-                <w:sz w:val="20"/>
-                <w:szCs w:val="20"/>
-              </w:rPr>
-              <w:t>Strongly Agree</w:t>
-            </w:r>
-          </w:p>
-        </w:tc>
-        <w:tc>
-          <w:tcPr>
-            <w:tcW w:w="2500" w:type="dxa"/>
-            <w:vAlign w:val="center"/>
-          </w:tcPr>
-          <w:p>
-            <w:pPr>
-              <w:jc w:val="left"/>
-            </w:pPr>
-            <w:r>
-              <w:rPr>
-                <w:rFonts w:ascii="Times New Roman" w:hAnsi="Times New Roman" w:eastAsia="Times New Roman" w:cs="Times New Roman"/>
-                <w:b w:val="0"/>
-                <w:bCs w:val="0"/>
-                <w:sz w:val="20"/>
-                <w:szCs w:val="20"/>
-              </w:rPr>
-              <w:t>48</w:t>
-            </w:r>
-          </w:p>
-        </w:tc>
-        <w:tc>
-          <w:tcPr>
-            <w:tcW w:w="2500" w:type="dxa"/>
-            <w:vAlign w:val="center"/>
-          </w:tcPr>
-          <w:p>
-            <w:pPr>
-              <w:jc w:val="left"/>
-            </w:pPr>
-            <w:r>
-              <w:rPr>
-                <w:rFonts w:ascii="Times New Roman" w:hAnsi="Times New Roman" w:eastAsia="Times New Roman" w:cs="Times New Roman"/>
-                <w:b w:val="0"/>
-                <w:bCs w:val="0"/>
-                <w:sz w:val="20"/>
-                <w:szCs w:val="20"/>
-              </w:rPr>
-              <w:t>31.4</w:t>
-            </w:r>
-          </w:p>
-        </w:tc>
-      </w:tr>
-      <w:tr>
-        <w:tblPrEx>
-          <w:tblBorders>
-            <w:top w:val="single" w:color="auto" w:sz="4" w:space="0"/>
-            <w:left w:val="single" w:color="auto" w:sz="4" w:space="0"/>
-            <w:bottom w:val="single" w:color="auto" w:sz="4" w:space="0"/>
-            <w:right w:val="single" w:color="auto" w:sz="4" w:space="0"/>
-            <w:insideH w:val="single" w:color="auto" w:sz="4" w:space="0"/>
-            <w:insideV w:val="single" w:color="auto" w:sz="4" w:space="0"/>
-          </w:tblBorders>
-          <w:tblCellMar>
-            <w:top w:w="0" w:type="dxa"/>
-            <w:left w:w="10" w:type="dxa"/>
-            <w:bottom w:w="0" w:type="dxa"/>
-            <w:right w:w="10" w:type="dxa"/>
-          </w:tblCellMar>
-        </w:tblPrEx>
-        <w:tc>
-          <w:tcPr>
-            <w:tcW w:w="3500" w:type="dxa"/>
-            <w:vAlign w:val="center"/>
-          </w:tcPr>
-          <w:p>
-            <w:pPr>
-              <w:jc w:val="left"/>
-            </w:pPr>
-            <w:r>
-              <w:rPr>
-                <w:rFonts w:ascii="Times New Roman" w:hAnsi="Times New Roman" w:eastAsia="Times New Roman" w:cs="Times New Roman"/>
-                <w:b w:val="0"/>
-                <w:bCs w:val="0"/>
-                <w:sz w:val="20"/>
-                <w:szCs w:val="20"/>
-              </w:rPr>
-              <w:t>Agree</w:t>
-            </w:r>
-          </w:p>
-        </w:tc>
-        <w:tc>
-          <w:tcPr>
-            <w:tcW w:w="2500" w:type="dxa"/>
-            <w:vAlign w:val="center"/>
-          </w:tcPr>
-          <w:p>
-            <w:pPr>
-              <w:jc w:val="left"/>
-            </w:pPr>
-            <w:r>
-              <w:rPr>
-                <w:rFonts w:ascii="Times New Roman" w:hAnsi="Times New Roman" w:eastAsia="Times New Roman" w:cs="Times New Roman"/>
-                <w:b w:val="0"/>
-                <w:bCs w:val="0"/>
-                <w:sz w:val="20"/>
-                <w:szCs w:val="20"/>
-              </w:rPr>
-              <w:t>86</w:t>
-            </w:r>
-          </w:p>
-        </w:tc>
-        <w:tc>
-          <w:tcPr>
-            <w:tcW w:w="2500" w:type="dxa"/>
-            <w:vAlign w:val="center"/>
-          </w:tcPr>
-          <w:p>
-            <w:pPr>
-              <w:jc w:val="left"/>
-            </w:pPr>
-            <w:r>
-              <w:rPr>
-                <w:rFonts w:ascii="Times New Roman" w:hAnsi="Times New Roman" w:eastAsia="Times New Roman" w:cs="Times New Roman"/>
-                <w:b w:val="0"/>
-                <w:bCs w:val="0"/>
-                <w:sz w:val="20"/>
-                <w:szCs w:val="20"/>
-              </w:rPr>
-              <w:t>56.2</w:t>
-            </w:r>
-          </w:p>
-        </w:tc>
-      </w:tr>
-      <w:tr>
-        <w:tblPrEx>
-          <w:tblBorders>
-            <w:top w:val="single" w:color="auto" w:sz="4" w:space="0"/>
-            <w:left w:val="single" w:color="auto" w:sz="4" w:space="0"/>
-            <w:bottom w:val="single" w:color="auto" w:sz="4" w:space="0"/>
-            <w:right w:val="single" w:color="auto" w:sz="4" w:space="0"/>
-            <w:insideH w:val="single" w:color="auto" w:sz="4" w:space="0"/>
-            <w:insideV w:val="single" w:color="auto" w:sz="4" w:space="0"/>
-          </w:tblBorders>
-          <w:tblCellMar>
-            <w:top w:w="0" w:type="dxa"/>
-            <w:left w:w="10" w:type="dxa"/>
-            <w:bottom w:w="0" w:type="dxa"/>
-            <w:right w:w="10" w:type="dxa"/>
-          </w:tblCellMar>
-        </w:tblPrEx>
-        <w:tc>
-          <w:tcPr>
-            <w:tcW w:w="3500" w:type="dxa"/>
-            <w:vAlign w:val="center"/>
-          </w:tcPr>
-          <w:p>
-            <w:pPr>
-              <w:jc w:val="left"/>
-            </w:pPr>
-            <w:r>
-              <w:rPr>
-                <w:rFonts w:ascii="Times New Roman" w:hAnsi="Times New Roman" w:eastAsia="Times New Roman" w:cs="Times New Roman"/>
-                <w:b w:val="0"/>
-                <w:bCs w:val="0"/>
-                <w:sz w:val="20"/>
-                <w:szCs w:val="20"/>
-              </w:rPr>
-              <w:t>Undecided</w:t>
-            </w:r>
-          </w:p>
-        </w:tc>
-        <w:tc>
-          <w:tcPr>
-            <w:tcW w:w="2500" w:type="dxa"/>
-            <w:vAlign w:val="center"/>
-          </w:tcPr>
-          <w:p>
-            <w:pPr>
-              <w:jc w:val="left"/>
-            </w:pPr>
-            <w:r>
-              <w:rPr>
-                <w:rFonts w:ascii="Times New Roman" w:hAnsi="Times New Roman" w:eastAsia="Times New Roman" w:cs="Times New Roman"/>
-                <w:b w:val="0"/>
-                <w:bCs w:val="0"/>
-                <w:sz w:val="20"/>
-                <w:szCs w:val="20"/>
-              </w:rPr>
-              <w:t>13</w:t>
-            </w:r>
-          </w:p>
-        </w:tc>
-        <w:tc>
-          <w:tcPr>
-            <w:tcW w:w="2500" w:type="dxa"/>
-            <w:vAlign w:val="center"/>
-          </w:tcPr>
-          <w:p>
-            <w:pPr>
-              <w:jc w:val="left"/>
-            </w:pPr>
-            <w:r>
-              <w:rPr>
-                <w:rFonts w:ascii="Times New Roman" w:hAnsi="Times New Roman" w:eastAsia="Times New Roman" w:cs="Times New Roman"/>
-                <w:b w:val="0"/>
-                <w:bCs w:val="0"/>
-                <w:sz w:val="20"/>
-                <w:szCs w:val="20"/>
-              </w:rPr>
-              <w:t>8.5</w:t>
-            </w:r>
-          </w:p>
-        </w:tc>
-      </w:tr>
-      <w:tr>
-        <w:tblPrEx>
-          <w:tblBorders>
-            <w:top w:val="single" w:color="auto" w:sz="4" w:space="0"/>
-            <w:left w:val="single" w:color="auto" w:sz="4" w:space="0"/>
-            <w:bottom w:val="single" w:color="auto" w:sz="4" w:space="0"/>
-            <w:right w:val="single" w:color="auto" w:sz="4" w:space="0"/>
-            <w:insideH w:val="single" w:color="auto" w:sz="4" w:space="0"/>
-            <w:insideV w:val="single" w:color="auto" w:sz="4" w:space="0"/>
-          </w:tblBorders>
-          <w:tblCellMar>
-            <w:top w:w="0" w:type="dxa"/>
-            <w:left w:w="10" w:type="dxa"/>
-            <w:bottom w:w="0" w:type="dxa"/>
-            <w:right w:w="10" w:type="dxa"/>
-          </w:tblCellMar>
-        </w:tblPrEx>
-        <w:tc>
-          <w:tcPr>
-            <w:tcW w:w="3500" w:type="dxa"/>
-            <w:vAlign w:val="center"/>
-          </w:tcPr>
-          <w:p>
-            <w:pPr>
-              <w:jc w:val="left"/>
-            </w:pPr>
-            <w:r>
-              <w:rPr>
-                <w:rFonts w:ascii="Times New Roman" w:hAnsi="Times New Roman" w:eastAsia="Times New Roman" w:cs="Times New Roman"/>
-                <w:b w:val="0"/>
-                <w:bCs w:val="0"/>
-                <w:sz w:val="20"/>
-                <w:szCs w:val="20"/>
-              </w:rPr>
-              <w:t>Disagree</w:t>
-            </w:r>
-          </w:p>
-        </w:tc>
-        <w:tc>
-          <w:tcPr>
-            <w:tcW w:w="2500" w:type="dxa"/>
-            <w:vAlign w:val="center"/>
-          </w:tcPr>
-          <w:p>
-            <w:pPr>
-              <w:jc w:val="left"/>
-            </w:pPr>
-            <w:r>
-              <w:rPr>
-                <w:rFonts w:ascii="Times New Roman" w:hAnsi="Times New Roman" w:eastAsia="Times New Roman" w:cs="Times New Roman"/>
-                <w:b w:val="0"/>
-                <w:bCs w:val="0"/>
-                <w:sz w:val="20"/>
-                <w:szCs w:val="20"/>
-              </w:rPr>
-              <w:t>3</w:t>
-            </w:r>
-          </w:p>
-        </w:tc>
-        <w:tc>
-          <w:tcPr>
-            <w:tcW w:w="2500" w:type="dxa"/>
-            <w:vAlign w:val="center"/>
-          </w:tcPr>
-          <w:p>
-            <w:pPr>
-              <w:jc w:val="left"/>
-            </w:pPr>
-            <w:r>
-              <w:rPr>
-                <w:rFonts w:ascii="Times New Roman" w:hAnsi="Times New Roman" w:eastAsia="Times New Roman" w:cs="Times New Roman"/>
-                <w:b w:val="0"/>
-                <w:bCs w:val="0"/>
-                <w:sz w:val="20"/>
-                <w:szCs w:val="20"/>
-              </w:rPr>
-              <w:t>2.0</w:t>
-            </w:r>
-          </w:p>
-        </w:tc>
-      </w:tr>
-      <w:tr>
-        <w:tblPrEx>
-          <w:tblBorders>
-            <w:top w:val="single" w:color="auto" w:sz="4" w:space="0"/>
-            <w:left w:val="single" w:color="auto" w:sz="4" w:space="0"/>
-            <w:bottom w:val="single" w:color="auto" w:sz="4" w:space="0"/>
-            <w:right w:val="single" w:color="auto" w:sz="4" w:space="0"/>
-            <w:insideH w:val="single" w:color="auto" w:sz="4" w:space="0"/>
-            <w:insideV w:val="single" w:color="auto" w:sz="4" w:space="0"/>
-          </w:tblBorders>
-          <w:tblCellMar>
-            <w:top w:w="0" w:type="dxa"/>
-            <w:left w:w="10" w:type="dxa"/>
-            <w:bottom w:w="0" w:type="dxa"/>
-            <w:right w:w="10" w:type="dxa"/>
-          </w:tblCellMar>
-        </w:tblPrEx>
-        <w:tc>
-          <w:tcPr>
-            <w:tcW w:w="3500" w:type="dxa"/>
-            <w:vAlign w:val="center"/>
-          </w:tcPr>
-          <w:p>
-            <w:pPr>
-              <w:jc w:val="left"/>
-            </w:pPr>
-            <w:r>
-              <w:rPr>
-                <w:rFonts w:ascii="Times New Roman" w:hAnsi="Times New Roman" w:eastAsia="Times New Roman" w:cs="Times New Roman"/>
-                <w:b w:val="0"/>
-                <w:bCs w:val="0"/>
-                <w:sz w:val="20"/>
-                <w:szCs w:val="20"/>
-              </w:rPr>
-              <w:t>Strongly Disagree</w:t>
-            </w:r>
-          </w:p>
-        </w:tc>
-        <w:tc>
-          <w:tcPr>
-            <w:tcW w:w="2500" w:type="dxa"/>
-            <w:vAlign w:val="center"/>
-          </w:tcPr>
-          <w:p>
-            <w:pPr>
-              <w:jc w:val="left"/>
-            </w:pPr>
-            <w:r>
-              <w:rPr>
-                <w:rFonts w:ascii="Times New Roman" w:hAnsi="Times New Roman" w:eastAsia="Times New Roman" w:cs="Times New Roman"/>
-                <w:b w:val="0"/>
-                <w:bCs w:val="0"/>
-                <w:sz w:val="20"/>
-                <w:szCs w:val="20"/>
-              </w:rPr>
-              <w:t>3</w:t>
-            </w:r>
-          </w:p>
-        </w:tc>
-        <w:tc>
-          <w:tcPr>
-            <w:tcW w:w="2500" w:type="dxa"/>
-            <w:vAlign w:val="center"/>
-          </w:tcPr>
-          <w:p>
-            <w:pPr>
-              <w:jc w:val="left"/>
-            </w:pPr>
-            <w:r>
-              <w:rPr>
-                <w:rFonts w:ascii="Times New Roman" w:hAnsi="Times New Roman" w:eastAsia="Times New Roman" w:cs="Times New Roman"/>
-                <w:b w:val="0"/>
-                <w:bCs w:val="0"/>
-                <w:sz w:val="20"/>
-                <w:szCs w:val="20"/>
-              </w:rPr>
-              <w:t>2.0</w:t>
-            </w:r>
-          </w:p>
-        </w:tc>
-      </w:tr>
-      <w:tr>
-        <w:tblPrEx>
-          <w:tblBorders>
-            <w:top w:val="single" w:color="auto" w:sz="4" w:space="0"/>
-            <w:left w:val="single" w:color="auto" w:sz="4" w:space="0"/>
-            <w:bottom w:val="single" w:color="auto" w:sz="4" w:space="0"/>
-            <w:right w:val="single" w:color="auto" w:sz="4" w:space="0"/>
-            <w:insideH w:val="single" w:color="auto" w:sz="4" w:space="0"/>
-            <w:insideV w:val="single" w:color="auto" w:sz="4" w:space="0"/>
-          </w:tblBorders>
-          <w:tblCellMar>
-            <w:top w:w="0" w:type="dxa"/>
-            <w:left w:w="10" w:type="dxa"/>
-            <w:bottom w:w="0" w:type="dxa"/>
-            <w:right w:w="10" w:type="dxa"/>
-          </w:tblCellMar>
-        </w:tblPrEx>
-        <w:tc>
-          <w:tcPr>
-            <w:tcW w:w="3500" w:type="dxa"/>
-            <w:vAlign w:val="center"/>
-          </w:tcPr>
-          <w:p>
-            <w:pPr>
-              <w:jc w:val="left"/>
-            </w:pPr>
-            <w:r>
-              <w:rPr>
-                <w:rFonts w:ascii="Times New Roman" w:hAnsi="Times New Roman" w:eastAsia="Times New Roman" w:cs="Times New Roman"/>
-                <w:b w:val="0"/>
-                <w:bCs w:val="0"/>
-                <w:sz w:val="20"/>
-                <w:szCs w:val="20"/>
-              </w:rPr>
-              <w:t>Total</w:t>
-            </w:r>
-          </w:p>
-        </w:tc>
-        <w:tc>
-          <w:tcPr>
-            <w:tcW w:w="2500" w:type="dxa"/>
-            <w:vAlign w:val="center"/>
-          </w:tcPr>
-          <w:p>
-            <w:pPr>
-              <w:jc w:val="left"/>
-            </w:pPr>
-            <w:r>
-              <w:rPr>
-                <w:rFonts w:ascii="Times New Roman" w:hAnsi="Times New Roman" w:eastAsia="Times New Roman" w:cs="Times New Roman"/>
-                <w:b w:val="0"/>
-                <w:bCs w:val="0"/>
-                <w:sz w:val="20"/>
-                <w:szCs w:val="20"/>
-              </w:rPr>
-              <w:t>153</w:t>
-            </w:r>
-          </w:p>
-        </w:tc>
-        <w:tc>
-          <w:tcPr>
-            <w:tcW w:w="2500" w:type="dxa"/>
-            <w:vAlign w:val="center"/>
-          </w:tcPr>
-          <w:p>
-            <w:pPr>
-              <w:jc w:val="left"/>
-            </w:pPr>
-            <w:r>
-              <w:rPr>
-                <w:rFonts w:ascii="Times New Roman" w:hAnsi="Times New Roman" w:eastAsia="Times New Roman" w:cs="Times New Roman"/>
-                <w:b w:val="0"/>
-                <w:bCs w:val="0"/>
-                <w:sz w:val="20"/>
-                <w:szCs w:val="20"/>
-              </w:rPr>
-              <w:t>100</w:t>
-            </w:r>
-          </w:p>
-        </w:tc>
-      </w:tr>
-    </w:tbl>
-    <w:p>
-      <w:pPr>
-        <w:spacing w:after="200" w:line="360" w:lineRule="auto"/>
-        <w:jc w:val="left"/>
-      </w:pPr>
-      <w:r>
-        <w:rPr>
-          <w:rFonts w:ascii="Times New Roman" w:hAnsi="Times New Roman" w:eastAsia="Times New Roman" w:cs="Times New Roman"/>
-          <w:b w:val="0"/>
-          <w:bCs w:val="0"/>
-          <w:i/>
-          <w:iCs/>
-          <w:sz w:val="24"/>
-          <w:szCs w:val="24"/>
-        </w:rPr>
-        <w:t>Source: Field Survey, 2026</w:t>
-      </w:r>
-    </w:p>
-    <w:p>
-      <w:pPr>
-        <w:spacing w:after="200" w:line="360" w:lineRule="auto"/>
-        <w:jc w:val="left"/>
-      </w:pPr>
-      <w:r>
-        <w:rPr>
-          <w:rFonts w:ascii="Times New Roman" w:hAnsi="Times New Roman" w:eastAsia="Times New Roman" w:cs="Times New Roman"/>
-          <w:b w:val="0"/>
-          <w:bCs w:val="0"/>
-          <w:i w:val="0"/>
-          <w:iCs w:val="0"/>
-          <w:sz w:val="24"/>
-          <w:szCs w:val="24"/>
-        </w:rPr>
-        <w:t>Table 4.3.2 shows that 48 respondents (31.4%) strongly agreed and 86 (56.2%) agreed that increased profitability leads to improved organizational performance and growth, confirming the statement.</w:t>
+        <w:t>4.3 Data Relating to Research Questions</w:t>
+      </w:r>
+    </w:p>
+    <w:p>
+      <w:pPr>
+        <w:spacing w:after="200" w:line="360" w:lineRule="auto"/>
+        <w:jc w:val="left"/>
+      </w:pPr>
+      <w:r>
+        <w:rPr>
+          <w:rFonts w:ascii="Times New Roman" w:hAnsi="Times New Roman" w:eastAsia="Times New Roman" w:cs="Times New Roman"/>
+          <w:b/>
+          <w:bCs/>
+          <w:i w:val="0"/>
+          <w:iCs w:val="0"/>
+          <w:sz w:val="24"/>
+          <w:szCs w:val="24"/>
+        </w:rPr>
+        <w:t>Research Question One: What is the effect of leadership change on the profitability of Hospitality Industry in Enugu Metropolis?</w:t>
       </w:r>
     </w:p>
     <w:p>
@@ -12920,7 +11630,7 @@
           <w:sz w:val="28"/>
           <w:szCs w:val="28"/>
         </w:rPr>
-        <w:t>Table 4.3.3: Organizational innovativeness can be achieved through leadership change</w:t>
+        <w:t>Table 4.3.1: Leadership change influences employee efficiency and profitability</w:t>
       </w:r>
     </w:p>
     <w:tbl>
@@ -13091,7 +11801,7 @@
                 <w:sz w:val="20"/>
                 <w:szCs w:val="20"/>
               </w:rPr>
-              <w:t>52</w:t>
+              <w:t>56</w:t>
             </w:r>
           </w:p>
         </w:tc>
@@ -13112,7 +11822,7 @@
                 <w:sz w:val="20"/>
                 <w:szCs w:val="20"/>
               </w:rPr>
-              <w:t>34.0</w:t>
+              <w:t>36.6</w:t>
             </w:r>
           </w:p>
         </w:tc>
@@ -13172,7 +11882,7 @@
                 <w:sz w:val="20"/>
                 <w:szCs w:val="20"/>
               </w:rPr>
-              <w:t>72</w:t>
+              <w:t>64</w:t>
             </w:r>
           </w:p>
         </w:tc>
@@ -13193,7 +11903,7 @@
                 <w:sz w:val="20"/>
                 <w:szCs w:val="20"/>
               </w:rPr>
-              <w:t>47.1</w:t>
+              <w:t>41.8</w:t>
             </w:r>
           </w:p>
         </w:tc>
@@ -13253,7 +11963,7 @@
                 <w:sz w:val="20"/>
                 <w:szCs w:val="20"/>
               </w:rPr>
-              <w:t>14</w:t>
+              <w:t>18</w:t>
             </w:r>
           </w:p>
         </w:tc>
@@ -13274,7 +11984,7 @@
                 <w:sz w:val="20"/>
                 <w:szCs w:val="20"/>
               </w:rPr>
-              <w:t>9.2</w:t>
+              <w:t>11.8</w:t>
             </w:r>
           </w:p>
         </w:tc>
@@ -13334,7 +12044,7 @@
                 <w:sz w:val="20"/>
                 <w:szCs w:val="20"/>
               </w:rPr>
-              <w:t>11</w:t>
+              <w:t>10</w:t>
             </w:r>
           </w:p>
         </w:tc>
@@ -13355,7 +12065,7 @@
                 <w:sz w:val="20"/>
                 <w:szCs w:val="20"/>
               </w:rPr>
-              <w:t>7.2</w:t>
+              <w:t>6.5</w:t>
             </w:r>
           </w:p>
         </w:tc>
@@ -13415,7 +12125,7 @@
                 <w:sz w:val="20"/>
                 <w:szCs w:val="20"/>
               </w:rPr>
-              <w:t>4</w:t>
+              <w:t>5</w:t>
             </w:r>
           </w:p>
         </w:tc>
@@ -13436,7 +12146,7 @@
                 <w:sz w:val="20"/>
                 <w:szCs w:val="20"/>
               </w:rPr>
-              <w:t>2.6</w:t>
+              <w:t>3.3</w:t>
             </w:r>
           </w:p>
         </w:tc>
@@ -13556,25 +12266,7 @@
           <w:sz w:val="24"/>
           <w:szCs w:val="24"/>
         </w:rPr>
-        <w:t>Table 4.3.3 shows that 52 respondents (34%) strongly agreed and 72 (47.1%) agreed that organizational innovativeness can be achieved through leadership change, confirming the statement.</w:t>
-      </w:r>
-    </w:p>
-    <w:p>
-      <w:pPr>
-        <w:spacing w:after="200" w:line="360" w:lineRule="auto"/>
-        <w:jc w:val="left"/>
-      </w:pPr>
-      <w:r>
-        <w:rPr>
-          <w:rFonts w:ascii="Times New Roman" w:hAnsi="Times New Roman" w:eastAsia="Times New Roman" w:cs="Times New Roman"/>
-          <w:b/>
-          <w:bCs/>
-          <w:i w:val="0"/>
-          <w:iCs w:val="0"/>
-          <w:sz w:val="24"/>
-          <w:szCs w:val="24"/>
-        </w:rPr>
-        <w:t>Research Question Two: What is the effect of technological change on the quality of service of Hospitality Industry in Enugu Metropolis?</w:t>
+        <w:t>Table 4.3.1 shows that 56 respondents (36.6%) strongly agreed, 64 (41.8%) agreed, 18 (11.8%) were undecided, 10 (6.5%) disagreed, and 5 (3.3%) strongly disagreed that leadership change influences employee efficiency and profitability. This signifies that leadership change influences employee efficiency and profitability.</w:t>
       </w:r>
     </w:p>
     <w:p>
@@ -13592,655 +12284,7 @@
           <w:sz w:val="28"/>
           <w:szCs w:val="28"/>
         </w:rPr>
-        <w:t>Table 4.3.4: Improved quality of service can be achieved through innovation technological change</w:t>
-      </w:r>
-    </w:p>
-    <w:tbl>
-      <w:tblPr>
-        <w:tblStyle w:val="9"/>
-        <w:tblW w:w="8500" w:type="dxa"/>
-        <w:tblInd w:w="0" w:type="dxa"/>
-        <w:tblBorders>
-          <w:top w:val="single" w:color="auto" w:sz="4" w:space="0"/>
-          <w:left w:val="single" w:color="auto" w:sz="4" w:space="0"/>
-          <w:bottom w:val="single" w:color="auto" w:sz="4" w:space="0"/>
-          <w:right w:val="single" w:color="auto" w:sz="4" w:space="0"/>
-          <w:insideH w:val="single" w:color="auto" w:sz="4" w:space="0"/>
-          <w:insideV w:val="single" w:color="auto" w:sz="4" w:space="0"/>
-        </w:tblBorders>
-        <w:tblLayout w:type="autofit"/>
-        <w:tblCellMar>
-          <w:top w:w="0" w:type="dxa"/>
-          <w:left w:w="10" w:type="dxa"/>
-          <w:bottom w:w="0" w:type="dxa"/>
-          <w:right w:w="10" w:type="dxa"/>
-        </w:tblCellMar>
-      </w:tblPr>
-      <w:tblGrid>
-        <w:gridCol w:w="3500"/>
-        <w:gridCol w:w="2500"/>
-        <w:gridCol w:w="2500"/>
-      </w:tblGrid>
-      <w:tr>
-        <w:tblPrEx>
-          <w:tblBorders>
-            <w:top w:val="single" w:color="auto" w:sz="4" w:space="0"/>
-            <w:left w:val="single" w:color="auto" w:sz="4" w:space="0"/>
-            <w:bottom w:val="single" w:color="auto" w:sz="4" w:space="0"/>
-            <w:right w:val="single" w:color="auto" w:sz="4" w:space="0"/>
-            <w:insideH w:val="single" w:color="auto" w:sz="4" w:space="0"/>
-            <w:insideV w:val="single" w:color="auto" w:sz="4" w:space="0"/>
-          </w:tblBorders>
-        </w:tblPrEx>
-        <w:trPr>
-          <w:tblHeader/>
-        </w:trPr>
-        <w:tc>
-          <w:tcPr>
-            <w:tcW w:w="3500" w:type="dxa"/>
-            <w:shd w:val="clear" w:color="auto" w:fill="D9D9D9"/>
-            <w:vAlign w:val="center"/>
-          </w:tcPr>
-          <w:p>
-            <w:pPr>
-              <w:jc w:val="center"/>
-            </w:pPr>
-            <w:r>
-              <w:rPr>
-                <w:rFonts w:ascii="Times New Roman" w:hAnsi="Times New Roman" w:eastAsia="Times New Roman" w:cs="Times New Roman"/>
-                <w:b/>
-                <w:bCs/>
-                <w:sz w:val="20"/>
-                <w:szCs w:val="20"/>
-              </w:rPr>
-              <w:t>Option</w:t>
-            </w:r>
-          </w:p>
-        </w:tc>
-        <w:tc>
-          <w:tcPr>
-            <w:tcW w:w="2500" w:type="dxa"/>
-            <w:shd w:val="clear" w:color="auto" w:fill="D9D9D9"/>
-            <w:vAlign w:val="center"/>
-          </w:tcPr>
-          <w:p>
-            <w:pPr>
-              <w:jc w:val="center"/>
-            </w:pPr>
-            <w:r>
-              <w:rPr>
-                <w:rFonts w:ascii="Times New Roman" w:hAnsi="Times New Roman" w:eastAsia="Times New Roman" w:cs="Times New Roman"/>
-                <w:b/>
-                <w:bCs/>
-                <w:sz w:val="20"/>
-                <w:szCs w:val="20"/>
-              </w:rPr>
-              <w:t>Frequency</w:t>
-            </w:r>
-          </w:p>
-        </w:tc>
-        <w:tc>
-          <w:tcPr>
-            <w:tcW w:w="2500" w:type="dxa"/>
-            <w:shd w:val="clear" w:color="auto" w:fill="D9D9D9"/>
-            <w:vAlign w:val="center"/>
-          </w:tcPr>
-          <w:p>
-            <w:pPr>
-              <w:jc w:val="center"/>
-            </w:pPr>
-            <w:r>
-              <w:rPr>
-                <w:rFonts w:ascii="Times New Roman" w:hAnsi="Times New Roman" w:eastAsia="Times New Roman" w:cs="Times New Roman"/>
-                <w:b/>
-                <w:bCs/>
-                <w:sz w:val="20"/>
-                <w:szCs w:val="20"/>
-              </w:rPr>
-              <w:t>Percentage</w:t>
-            </w:r>
-          </w:p>
-        </w:tc>
-      </w:tr>
-      <w:tr>
-        <w:tblPrEx>
-          <w:tblBorders>
-            <w:top w:val="single" w:color="auto" w:sz="4" w:space="0"/>
-            <w:left w:val="single" w:color="auto" w:sz="4" w:space="0"/>
-            <w:bottom w:val="single" w:color="auto" w:sz="4" w:space="0"/>
-            <w:right w:val="single" w:color="auto" w:sz="4" w:space="0"/>
-            <w:insideH w:val="single" w:color="auto" w:sz="4" w:space="0"/>
-            <w:insideV w:val="single" w:color="auto" w:sz="4" w:space="0"/>
-          </w:tblBorders>
-          <w:tblCellMar>
-            <w:top w:w="0" w:type="dxa"/>
-            <w:left w:w="10" w:type="dxa"/>
-            <w:bottom w:w="0" w:type="dxa"/>
-            <w:right w:w="10" w:type="dxa"/>
-          </w:tblCellMar>
-        </w:tblPrEx>
-        <w:tc>
-          <w:tcPr>
-            <w:tcW w:w="3500" w:type="dxa"/>
-            <w:vAlign w:val="center"/>
-          </w:tcPr>
-          <w:p>
-            <w:pPr>
-              <w:jc w:val="left"/>
-            </w:pPr>
-            <w:r>
-              <w:rPr>
-                <w:rFonts w:ascii="Times New Roman" w:hAnsi="Times New Roman" w:eastAsia="Times New Roman" w:cs="Times New Roman"/>
-                <w:b w:val="0"/>
-                <w:bCs w:val="0"/>
-                <w:sz w:val="20"/>
-                <w:szCs w:val="20"/>
-              </w:rPr>
-              <w:t>Strongly Agree</w:t>
-            </w:r>
-          </w:p>
-        </w:tc>
-        <w:tc>
-          <w:tcPr>
-            <w:tcW w:w="2500" w:type="dxa"/>
-            <w:vAlign w:val="center"/>
-          </w:tcPr>
-          <w:p>
-            <w:pPr>
-              <w:jc w:val="left"/>
-            </w:pPr>
-            <w:r>
-              <w:rPr>
-                <w:rFonts w:ascii="Times New Roman" w:hAnsi="Times New Roman" w:eastAsia="Times New Roman" w:cs="Times New Roman"/>
-                <w:b w:val="0"/>
-                <w:bCs w:val="0"/>
-                <w:sz w:val="20"/>
-                <w:szCs w:val="20"/>
-              </w:rPr>
-              <w:t>36</w:t>
-            </w:r>
-          </w:p>
-        </w:tc>
-        <w:tc>
-          <w:tcPr>
-            <w:tcW w:w="2500" w:type="dxa"/>
-            <w:vAlign w:val="center"/>
-          </w:tcPr>
-          <w:p>
-            <w:pPr>
-              <w:jc w:val="left"/>
-            </w:pPr>
-            <w:r>
-              <w:rPr>
-                <w:rFonts w:ascii="Times New Roman" w:hAnsi="Times New Roman" w:eastAsia="Times New Roman" w:cs="Times New Roman"/>
-                <w:b w:val="0"/>
-                <w:bCs w:val="0"/>
-                <w:sz w:val="20"/>
-                <w:szCs w:val="20"/>
-              </w:rPr>
-              <w:t>23.5</w:t>
-            </w:r>
-          </w:p>
-        </w:tc>
-      </w:tr>
-      <w:tr>
-        <w:tblPrEx>
-          <w:tblBorders>
-            <w:top w:val="single" w:color="auto" w:sz="4" w:space="0"/>
-            <w:left w:val="single" w:color="auto" w:sz="4" w:space="0"/>
-            <w:bottom w:val="single" w:color="auto" w:sz="4" w:space="0"/>
-            <w:right w:val="single" w:color="auto" w:sz="4" w:space="0"/>
-            <w:insideH w:val="single" w:color="auto" w:sz="4" w:space="0"/>
-            <w:insideV w:val="single" w:color="auto" w:sz="4" w:space="0"/>
-          </w:tblBorders>
-          <w:tblCellMar>
-            <w:top w:w="0" w:type="dxa"/>
-            <w:left w:w="10" w:type="dxa"/>
-            <w:bottom w:w="0" w:type="dxa"/>
-            <w:right w:w="10" w:type="dxa"/>
-          </w:tblCellMar>
-        </w:tblPrEx>
-        <w:tc>
-          <w:tcPr>
-            <w:tcW w:w="3500" w:type="dxa"/>
-            <w:vAlign w:val="center"/>
-          </w:tcPr>
-          <w:p>
-            <w:pPr>
-              <w:jc w:val="left"/>
-            </w:pPr>
-            <w:r>
-              <w:rPr>
-                <w:rFonts w:ascii="Times New Roman" w:hAnsi="Times New Roman" w:eastAsia="Times New Roman" w:cs="Times New Roman"/>
-                <w:b w:val="0"/>
-                <w:bCs w:val="0"/>
-                <w:sz w:val="20"/>
-                <w:szCs w:val="20"/>
-              </w:rPr>
-              <w:t>Agree</w:t>
-            </w:r>
-          </w:p>
-        </w:tc>
-        <w:tc>
-          <w:tcPr>
-            <w:tcW w:w="2500" w:type="dxa"/>
-            <w:vAlign w:val="center"/>
-          </w:tcPr>
-          <w:p>
-            <w:pPr>
-              <w:jc w:val="left"/>
-            </w:pPr>
-            <w:r>
-              <w:rPr>
-                <w:rFonts w:ascii="Times New Roman" w:hAnsi="Times New Roman" w:eastAsia="Times New Roman" w:cs="Times New Roman"/>
-                <w:b w:val="0"/>
-                <w:bCs w:val="0"/>
-                <w:sz w:val="20"/>
-                <w:szCs w:val="20"/>
-              </w:rPr>
-              <w:t>78</w:t>
-            </w:r>
-          </w:p>
-        </w:tc>
-        <w:tc>
-          <w:tcPr>
-            <w:tcW w:w="2500" w:type="dxa"/>
-            <w:vAlign w:val="center"/>
-          </w:tcPr>
-          <w:p>
-            <w:pPr>
-              <w:jc w:val="left"/>
-            </w:pPr>
-            <w:r>
-              <w:rPr>
-                <w:rFonts w:ascii="Times New Roman" w:hAnsi="Times New Roman" w:eastAsia="Times New Roman" w:cs="Times New Roman"/>
-                <w:b w:val="0"/>
-                <w:bCs w:val="0"/>
-                <w:sz w:val="20"/>
-                <w:szCs w:val="20"/>
-              </w:rPr>
-              <w:t>51.0</w:t>
-            </w:r>
-          </w:p>
-        </w:tc>
-      </w:tr>
-      <w:tr>
-        <w:tblPrEx>
-          <w:tblBorders>
-            <w:top w:val="single" w:color="auto" w:sz="4" w:space="0"/>
-            <w:left w:val="single" w:color="auto" w:sz="4" w:space="0"/>
-            <w:bottom w:val="single" w:color="auto" w:sz="4" w:space="0"/>
-            <w:right w:val="single" w:color="auto" w:sz="4" w:space="0"/>
-            <w:insideH w:val="single" w:color="auto" w:sz="4" w:space="0"/>
-            <w:insideV w:val="single" w:color="auto" w:sz="4" w:space="0"/>
-          </w:tblBorders>
-          <w:tblCellMar>
-            <w:top w:w="0" w:type="dxa"/>
-            <w:left w:w="10" w:type="dxa"/>
-            <w:bottom w:w="0" w:type="dxa"/>
-            <w:right w:w="10" w:type="dxa"/>
-          </w:tblCellMar>
-        </w:tblPrEx>
-        <w:tc>
-          <w:tcPr>
-            <w:tcW w:w="3500" w:type="dxa"/>
-            <w:vAlign w:val="center"/>
-          </w:tcPr>
-          <w:p>
-            <w:pPr>
-              <w:jc w:val="left"/>
-            </w:pPr>
-            <w:r>
-              <w:rPr>
-                <w:rFonts w:ascii="Times New Roman" w:hAnsi="Times New Roman" w:eastAsia="Times New Roman" w:cs="Times New Roman"/>
-                <w:b w:val="0"/>
-                <w:bCs w:val="0"/>
-                <w:sz w:val="20"/>
-                <w:szCs w:val="20"/>
-              </w:rPr>
-              <w:t>Undecided</w:t>
-            </w:r>
-          </w:p>
-        </w:tc>
-        <w:tc>
-          <w:tcPr>
-            <w:tcW w:w="2500" w:type="dxa"/>
-            <w:vAlign w:val="center"/>
-          </w:tcPr>
-          <w:p>
-            <w:pPr>
-              <w:jc w:val="left"/>
-            </w:pPr>
-            <w:r>
-              <w:rPr>
-                <w:rFonts w:ascii="Times New Roman" w:hAnsi="Times New Roman" w:eastAsia="Times New Roman" w:cs="Times New Roman"/>
-                <w:b w:val="0"/>
-                <w:bCs w:val="0"/>
-                <w:sz w:val="20"/>
-                <w:szCs w:val="20"/>
-              </w:rPr>
-              <w:t>21</w:t>
-            </w:r>
-          </w:p>
-        </w:tc>
-        <w:tc>
-          <w:tcPr>
-            <w:tcW w:w="2500" w:type="dxa"/>
-            <w:vAlign w:val="center"/>
-          </w:tcPr>
-          <w:p>
-            <w:pPr>
-              <w:jc w:val="left"/>
-            </w:pPr>
-            <w:r>
-              <w:rPr>
-                <w:rFonts w:ascii="Times New Roman" w:hAnsi="Times New Roman" w:eastAsia="Times New Roman" w:cs="Times New Roman"/>
-                <w:b w:val="0"/>
-                <w:bCs w:val="0"/>
-                <w:sz w:val="20"/>
-                <w:szCs w:val="20"/>
-              </w:rPr>
-              <w:t>13.7</w:t>
-            </w:r>
-          </w:p>
-        </w:tc>
-      </w:tr>
-      <w:tr>
-        <w:tblPrEx>
-          <w:tblBorders>
-            <w:top w:val="single" w:color="auto" w:sz="4" w:space="0"/>
-            <w:left w:val="single" w:color="auto" w:sz="4" w:space="0"/>
-            <w:bottom w:val="single" w:color="auto" w:sz="4" w:space="0"/>
-            <w:right w:val="single" w:color="auto" w:sz="4" w:space="0"/>
-            <w:insideH w:val="single" w:color="auto" w:sz="4" w:space="0"/>
-            <w:insideV w:val="single" w:color="auto" w:sz="4" w:space="0"/>
-          </w:tblBorders>
-          <w:tblCellMar>
-            <w:top w:w="0" w:type="dxa"/>
-            <w:left w:w="10" w:type="dxa"/>
-            <w:bottom w:w="0" w:type="dxa"/>
-            <w:right w:w="10" w:type="dxa"/>
-          </w:tblCellMar>
-        </w:tblPrEx>
-        <w:tc>
-          <w:tcPr>
-            <w:tcW w:w="3500" w:type="dxa"/>
-            <w:vAlign w:val="center"/>
-          </w:tcPr>
-          <w:p>
-            <w:pPr>
-              <w:jc w:val="left"/>
-            </w:pPr>
-            <w:r>
-              <w:rPr>
-                <w:rFonts w:ascii="Times New Roman" w:hAnsi="Times New Roman" w:eastAsia="Times New Roman" w:cs="Times New Roman"/>
-                <w:b w:val="0"/>
-                <w:bCs w:val="0"/>
-                <w:sz w:val="20"/>
-                <w:szCs w:val="20"/>
-              </w:rPr>
-              <w:t>Disagree</w:t>
-            </w:r>
-          </w:p>
-        </w:tc>
-        <w:tc>
-          <w:tcPr>
-            <w:tcW w:w="2500" w:type="dxa"/>
-            <w:vAlign w:val="center"/>
-          </w:tcPr>
-          <w:p>
-            <w:pPr>
-              <w:jc w:val="left"/>
-            </w:pPr>
-            <w:r>
-              <w:rPr>
-                <w:rFonts w:ascii="Times New Roman" w:hAnsi="Times New Roman" w:eastAsia="Times New Roman" w:cs="Times New Roman"/>
-                <w:b w:val="0"/>
-                <w:bCs w:val="0"/>
-                <w:sz w:val="20"/>
-                <w:szCs w:val="20"/>
-              </w:rPr>
-              <w:t>15</w:t>
-            </w:r>
-          </w:p>
-        </w:tc>
-        <w:tc>
-          <w:tcPr>
-            <w:tcW w:w="2500" w:type="dxa"/>
-            <w:vAlign w:val="center"/>
-          </w:tcPr>
-          <w:p>
-            <w:pPr>
-              <w:jc w:val="left"/>
-            </w:pPr>
-            <w:r>
-              <w:rPr>
-                <w:rFonts w:ascii="Times New Roman" w:hAnsi="Times New Roman" w:eastAsia="Times New Roman" w:cs="Times New Roman"/>
-                <w:b w:val="0"/>
-                <w:bCs w:val="0"/>
-                <w:sz w:val="20"/>
-                <w:szCs w:val="20"/>
-              </w:rPr>
-              <w:t>9.8</w:t>
-            </w:r>
-          </w:p>
-        </w:tc>
-      </w:tr>
-      <w:tr>
-        <w:tblPrEx>
-          <w:tblBorders>
-            <w:top w:val="single" w:color="auto" w:sz="4" w:space="0"/>
-            <w:left w:val="single" w:color="auto" w:sz="4" w:space="0"/>
-            <w:bottom w:val="single" w:color="auto" w:sz="4" w:space="0"/>
-            <w:right w:val="single" w:color="auto" w:sz="4" w:space="0"/>
-            <w:insideH w:val="single" w:color="auto" w:sz="4" w:space="0"/>
-            <w:insideV w:val="single" w:color="auto" w:sz="4" w:space="0"/>
-          </w:tblBorders>
-          <w:tblCellMar>
-            <w:top w:w="0" w:type="dxa"/>
-            <w:left w:w="10" w:type="dxa"/>
-            <w:bottom w:w="0" w:type="dxa"/>
-            <w:right w:w="10" w:type="dxa"/>
-          </w:tblCellMar>
-        </w:tblPrEx>
-        <w:tc>
-          <w:tcPr>
-            <w:tcW w:w="3500" w:type="dxa"/>
-            <w:vAlign w:val="center"/>
-          </w:tcPr>
-          <w:p>
-            <w:pPr>
-              <w:jc w:val="left"/>
-            </w:pPr>
-            <w:r>
-              <w:rPr>
-                <w:rFonts w:ascii="Times New Roman" w:hAnsi="Times New Roman" w:eastAsia="Times New Roman" w:cs="Times New Roman"/>
-                <w:b w:val="0"/>
-                <w:bCs w:val="0"/>
-                <w:sz w:val="20"/>
-                <w:szCs w:val="20"/>
-              </w:rPr>
-              <w:t>Strongly Disagree</w:t>
-            </w:r>
-          </w:p>
-        </w:tc>
-        <w:tc>
-          <w:tcPr>
-            <w:tcW w:w="2500" w:type="dxa"/>
-            <w:vAlign w:val="center"/>
-          </w:tcPr>
-          <w:p>
-            <w:pPr>
-              <w:jc w:val="left"/>
-            </w:pPr>
-            <w:r>
-              <w:rPr>
-                <w:rFonts w:ascii="Times New Roman" w:hAnsi="Times New Roman" w:eastAsia="Times New Roman" w:cs="Times New Roman"/>
-                <w:b w:val="0"/>
-                <w:bCs w:val="0"/>
-                <w:sz w:val="20"/>
-                <w:szCs w:val="20"/>
-              </w:rPr>
-              <w:t>3</w:t>
-            </w:r>
-          </w:p>
-        </w:tc>
-        <w:tc>
-          <w:tcPr>
-            <w:tcW w:w="2500" w:type="dxa"/>
-            <w:vAlign w:val="center"/>
-          </w:tcPr>
-          <w:p>
-            <w:pPr>
-              <w:jc w:val="left"/>
-            </w:pPr>
-            <w:r>
-              <w:rPr>
-                <w:rFonts w:ascii="Times New Roman" w:hAnsi="Times New Roman" w:eastAsia="Times New Roman" w:cs="Times New Roman"/>
-                <w:b w:val="0"/>
-                <w:bCs w:val="0"/>
-                <w:sz w:val="20"/>
-                <w:szCs w:val="20"/>
-              </w:rPr>
-              <w:t>2.0</w:t>
-            </w:r>
-          </w:p>
-        </w:tc>
-      </w:tr>
-      <w:tr>
-        <w:tblPrEx>
-          <w:tblBorders>
-            <w:top w:val="single" w:color="auto" w:sz="4" w:space="0"/>
-            <w:left w:val="single" w:color="auto" w:sz="4" w:space="0"/>
-            <w:bottom w:val="single" w:color="auto" w:sz="4" w:space="0"/>
-            <w:right w:val="single" w:color="auto" w:sz="4" w:space="0"/>
-            <w:insideH w:val="single" w:color="auto" w:sz="4" w:space="0"/>
-            <w:insideV w:val="single" w:color="auto" w:sz="4" w:space="0"/>
-          </w:tblBorders>
-          <w:tblCellMar>
-            <w:top w:w="0" w:type="dxa"/>
-            <w:left w:w="10" w:type="dxa"/>
-            <w:bottom w:w="0" w:type="dxa"/>
-            <w:right w:w="10" w:type="dxa"/>
-          </w:tblCellMar>
-        </w:tblPrEx>
-        <w:tc>
-          <w:tcPr>
-            <w:tcW w:w="3500" w:type="dxa"/>
-            <w:vAlign w:val="center"/>
-          </w:tcPr>
-          <w:p>
-            <w:pPr>
-              <w:jc w:val="left"/>
-            </w:pPr>
-            <w:r>
-              <w:rPr>
-                <w:rFonts w:ascii="Times New Roman" w:hAnsi="Times New Roman" w:eastAsia="Times New Roman" w:cs="Times New Roman"/>
-                <w:b w:val="0"/>
-                <w:bCs w:val="0"/>
-                <w:sz w:val="20"/>
-                <w:szCs w:val="20"/>
-              </w:rPr>
-              <w:t>Total</w:t>
-            </w:r>
-          </w:p>
-        </w:tc>
-        <w:tc>
-          <w:tcPr>
-            <w:tcW w:w="2500" w:type="dxa"/>
-            <w:vAlign w:val="center"/>
-          </w:tcPr>
-          <w:p>
-            <w:pPr>
-              <w:jc w:val="left"/>
-            </w:pPr>
-            <w:r>
-              <w:rPr>
-                <w:rFonts w:ascii="Times New Roman" w:hAnsi="Times New Roman" w:eastAsia="Times New Roman" w:cs="Times New Roman"/>
-                <w:b w:val="0"/>
-                <w:bCs w:val="0"/>
-                <w:sz w:val="20"/>
-                <w:szCs w:val="20"/>
-              </w:rPr>
-              <w:t>153</w:t>
-            </w:r>
-          </w:p>
-        </w:tc>
-        <w:tc>
-          <w:tcPr>
-            <w:tcW w:w="2500" w:type="dxa"/>
-            <w:vAlign w:val="center"/>
-          </w:tcPr>
-          <w:p>
-            <w:pPr>
-              <w:jc w:val="left"/>
-            </w:pPr>
-            <w:r>
-              <w:rPr>
-                <w:rFonts w:ascii="Times New Roman" w:hAnsi="Times New Roman" w:eastAsia="Times New Roman" w:cs="Times New Roman"/>
-                <w:b w:val="0"/>
-                <w:bCs w:val="0"/>
-                <w:sz w:val="20"/>
-                <w:szCs w:val="20"/>
-              </w:rPr>
-              <w:t>100</w:t>
-            </w:r>
-          </w:p>
-        </w:tc>
-      </w:tr>
-    </w:tbl>
-    <w:p>
-      <w:pPr>
-        <w:spacing w:after="200" w:line="360" w:lineRule="auto"/>
-        <w:jc w:val="left"/>
-      </w:pPr>
-      <w:r>
-        <w:rPr>
-          <w:rFonts w:ascii="Times New Roman" w:hAnsi="Times New Roman" w:eastAsia="Times New Roman" w:cs="Times New Roman"/>
-          <w:b w:val="0"/>
-          <w:bCs w:val="0"/>
-          <w:i/>
-          <w:iCs/>
-          <w:sz w:val="24"/>
-          <w:szCs w:val="24"/>
-        </w:rPr>
-        <w:t>Source: Field Survey, 2026</w:t>
-      </w:r>
-    </w:p>
-    <w:p>
-      <w:pPr>
-        <w:spacing w:after="200" w:line="360" w:lineRule="auto"/>
-        <w:jc w:val="left"/>
-      </w:pPr>
-      <w:r>
-        <w:rPr>
-          <w:rFonts w:ascii="Times New Roman" w:hAnsi="Times New Roman" w:eastAsia="Times New Roman" w:cs="Times New Roman"/>
-          <w:b w:val="0"/>
-          <w:bCs w:val="0"/>
-          <w:i w:val="0"/>
-          <w:iCs w:val="0"/>
-          <w:sz w:val="24"/>
-          <w:szCs w:val="24"/>
-        </w:rPr>
-        <w:t>Table 4.3.4 shows that 36 respondents (23.5%) strongly agreed and 78 (51%) agreed that improved quality of service can be achieved through innovation technological change, confirming the statement.</w:t>
-      </w:r>
-    </w:p>
-    <w:p>
-      <w:pPr>
-        <w:pStyle w:val="4"/>
-        <w:spacing w:before="300" w:after="200"/>
-        <w:jc w:val="left"/>
-      </w:pPr>
-      <w:r>
-        <w:rPr>
-          <w:rFonts w:ascii="Times New Roman" w:hAnsi="Times New Roman" w:eastAsia="Times New Roman" w:cs="Times New Roman"/>
-          <w:b/>
-          <w:bCs/>
-          <w:color w:val="000000"/>
-          <w:sz w:val="28"/>
-          <w:szCs w:val="28"/>
-        </w:rPr>
-        <w:t>Table 4.3.5: Increased quality of service leads to positive organizational growth and profitability</w:t>
+        <w:t>Table 4.3.2: Increased profitability leads to improved organizational performance and growth</w:t>
       </w:r>
     </w:p>
     <w:tbl>
@@ -14411,7 +12455,7 @@
                 <w:sz w:val="20"/>
                 <w:szCs w:val="20"/>
               </w:rPr>
-              <w:t>56</w:t>
+              <w:t>48</w:t>
             </w:r>
           </w:p>
         </w:tc>
@@ -14432,7 +12476,7 @@
                 <w:sz w:val="20"/>
                 <w:szCs w:val="20"/>
               </w:rPr>
-              <w:t>36.6</w:t>
+              <w:t>31.4</w:t>
             </w:r>
           </w:p>
         </w:tc>
@@ -14492,7 +12536,7 @@
                 <w:sz w:val="20"/>
                 <w:szCs w:val="20"/>
               </w:rPr>
-              <w:t>80</w:t>
+              <w:t>86</w:t>
             </w:r>
           </w:p>
         </w:tc>
@@ -14513,7 +12557,7 @@
                 <w:sz w:val="20"/>
                 <w:szCs w:val="20"/>
               </w:rPr>
-              <w:t>52.3</w:t>
+              <w:t>56.2</w:t>
             </w:r>
           </w:p>
         </w:tc>
@@ -14573,7 +12617,7 @@
                 <w:sz w:val="20"/>
                 <w:szCs w:val="20"/>
               </w:rPr>
-              <w:t>10</w:t>
+              <w:t>13</w:t>
             </w:r>
           </w:p>
         </w:tc>
@@ -14594,7 +12638,7 @@
                 <w:sz w:val="20"/>
                 <w:szCs w:val="20"/>
               </w:rPr>
-              <w:t>6.5</w:t>
+              <w:t>8.5</w:t>
             </w:r>
           </w:p>
         </w:tc>
@@ -14654,7 +12698,7 @@
                 <w:sz w:val="20"/>
                 <w:szCs w:val="20"/>
               </w:rPr>
-              <w:t>5</w:t>
+              <w:t>3</w:t>
             </w:r>
           </w:p>
         </w:tc>
@@ -14675,7 +12719,7 @@
                 <w:sz w:val="20"/>
                 <w:szCs w:val="20"/>
               </w:rPr>
-              <w:t>3.3</w:t>
+              <w:t>2.0</w:t>
             </w:r>
           </w:p>
         </w:tc>
@@ -14735,7 +12779,7 @@
                 <w:sz w:val="20"/>
                 <w:szCs w:val="20"/>
               </w:rPr>
-              <w:t>2</w:t>
+              <w:t>3</w:t>
             </w:r>
           </w:p>
         </w:tc>
@@ -14756,7 +12800,7 @@
                 <w:sz w:val="20"/>
                 <w:szCs w:val="20"/>
               </w:rPr>
-              <w:t>1.3</w:t>
+              <w:t>2.0</w:t>
             </w:r>
           </w:p>
         </w:tc>
@@ -14876,7 +12920,7 @@
           <w:sz w:val="24"/>
           <w:szCs w:val="24"/>
         </w:rPr>
-        <w:t>Table 4.3.5 shows that 56 respondents (36.6%) strongly agreed and 80 (52.3%) agreed that increased quality of service leads to positive organizational growth and profitability, confirming the statement.</w:t>
+        <w:t>Table 4.3.2 shows that 48 respondents (31.4%) strongly agreed and 86 (56.2%) agreed that increased profitability leads to improved organizational performance and growth, confirming the statement.</w:t>
       </w:r>
     </w:p>
     <w:p>
@@ -14894,7 +12938,7 @@
           <w:sz w:val="28"/>
           <w:szCs w:val="28"/>
         </w:rPr>
-        <w:t>Table 4.3.6: Technological change improves organizational competitive advantage</w:t>
+        <w:t>Table 4.3.3: Organizational innovativeness can be achieved through leadership change</w:t>
       </w:r>
     </w:p>
     <w:tbl>
@@ -15065,7 +13109,7 @@
                 <w:sz w:val="20"/>
                 <w:szCs w:val="20"/>
               </w:rPr>
-              <w:t>43</w:t>
+              <w:t>52</w:t>
             </w:r>
           </w:p>
         </w:tc>
@@ -15086,7 +13130,7 @@
                 <w:sz w:val="20"/>
                 <w:szCs w:val="20"/>
               </w:rPr>
-              <w:t>28.1</w:t>
+              <w:t>34.0</w:t>
             </w:r>
           </w:p>
         </w:tc>
@@ -15146,7 +13190,7 @@
                 <w:sz w:val="20"/>
                 <w:szCs w:val="20"/>
               </w:rPr>
-              <w:t>82</w:t>
+              <w:t>72</w:t>
             </w:r>
           </w:p>
         </w:tc>
@@ -15167,7 +13211,7 @@
                 <w:sz w:val="20"/>
                 <w:szCs w:val="20"/>
               </w:rPr>
-              <w:t>53.6</w:t>
+              <w:t>47.1</w:t>
             </w:r>
           </w:p>
         </w:tc>
@@ -15227,7 +13271,7 @@
                 <w:sz w:val="20"/>
                 <w:szCs w:val="20"/>
               </w:rPr>
-              <w:t>20</w:t>
+              <w:t>14</w:t>
             </w:r>
           </w:p>
         </w:tc>
@@ -15248,7 +13292,7 @@
                 <w:sz w:val="20"/>
                 <w:szCs w:val="20"/>
               </w:rPr>
-              <w:t>13.1</w:t>
+              <w:t>9.2</w:t>
             </w:r>
           </w:p>
         </w:tc>
@@ -15308,7 +13352,7 @@
                 <w:sz w:val="20"/>
                 <w:szCs w:val="20"/>
               </w:rPr>
-              <w:t>7</w:t>
+              <w:t>11</w:t>
             </w:r>
           </w:p>
         </w:tc>
@@ -15329,7 +13373,7 @@
                 <w:sz w:val="20"/>
                 <w:szCs w:val="20"/>
               </w:rPr>
-              <w:t>4.6</w:t>
+              <w:t>7.2</w:t>
             </w:r>
           </w:p>
         </w:tc>
@@ -15389,7 +13433,7 @@
                 <w:sz w:val="20"/>
                 <w:szCs w:val="20"/>
               </w:rPr>
-              <w:t>1</w:t>
+              <w:t>4</w:t>
             </w:r>
           </w:p>
         </w:tc>
@@ -15410,7 +13454,7 @@
                 <w:sz w:val="20"/>
                 <w:szCs w:val="20"/>
               </w:rPr>
-              <w:t>0.7</w:t>
+              <w:t>2.6</w:t>
             </w:r>
           </w:p>
         </w:tc>
@@ -15530,7 +13574,25 @@
           <w:sz w:val="24"/>
           <w:szCs w:val="24"/>
         </w:rPr>
-        <w:t>Table 4.3.6 shows that 43 respondents (28.1%) strongly agreed and 82 (53.6%) agreed that technological change improves organizational competitive advantage, confirming the statement.</w:t>
+        <w:t>Table 4.3.3 shows that 52 respondents (34%) strongly agreed and 72 (47.1%) agreed that organizational innovativeness can be achieved through leadership change, confirming the statement.</w:t>
+      </w:r>
+    </w:p>
+    <w:p>
+      <w:pPr>
+        <w:spacing w:after="200" w:line="360" w:lineRule="auto"/>
+        <w:jc w:val="left"/>
+      </w:pPr>
+      <w:r>
+        <w:rPr>
+          <w:rFonts w:ascii="Times New Roman" w:hAnsi="Times New Roman" w:eastAsia="Times New Roman" w:cs="Times New Roman"/>
+          <w:b/>
+          <w:bCs/>
+          <w:i w:val="0"/>
+          <w:iCs w:val="0"/>
+          <w:sz w:val="24"/>
+          <w:szCs w:val="24"/>
+        </w:rPr>
+        <w:t>Research Question Two: What is the effect of technological change on the quality of service of Hospitality Industry in Enugu Metropolis?</w:t>
       </w:r>
     </w:p>
     <w:p>
@@ -15548,7 +13610,7 @@
           <w:sz w:val="28"/>
           <w:szCs w:val="28"/>
         </w:rPr>
-        <w:t>Table 4.3.7: Technological change creates room for innovativeness and creativity</w:t>
+        <w:t>Table 4.3.4: Improved quality of service can be achieved through innovation technological change</w:t>
       </w:r>
     </w:p>
     <w:tbl>
@@ -15719,7 +13781,7 @@
                 <w:sz w:val="20"/>
                 <w:szCs w:val="20"/>
               </w:rPr>
-              <w:t>64</w:t>
+              <w:t>36</w:t>
             </w:r>
           </w:p>
         </w:tc>
@@ -15740,7 +13802,7 @@
                 <w:sz w:val="20"/>
                 <w:szCs w:val="20"/>
               </w:rPr>
-              <w:t>41.8</w:t>
+              <w:t>23.5</w:t>
             </w:r>
           </w:p>
         </w:tc>
@@ -15800,7 +13862,7 @@
                 <w:sz w:val="20"/>
                 <w:szCs w:val="20"/>
               </w:rPr>
-              <w:t>73</w:t>
+              <w:t>78</w:t>
             </w:r>
           </w:p>
         </w:tc>
@@ -15821,7 +13883,7 @@
                 <w:sz w:val="20"/>
                 <w:szCs w:val="20"/>
               </w:rPr>
-              <w:t>47.7</w:t>
+              <w:t>51.0</w:t>
             </w:r>
           </w:p>
         </w:tc>
@@ -15881,7 +13943,7 @@
                 <w:sz w:val="20"/>
                 <w:szCs w:val="20"/>
               </w:rPr>
-              <w:t>9</w:t>
+              <w:t>21</w:t>
             </w:r>
           </w:p>
         </w:tc>
@@ -15902,7 +13964,7 @@
                 <w:sz w:val="20"/>
                 <w:szCs w:val="20"/>
               </w:rPr>
-              <w:t>5.9</w:t>
+              <w:t>13.7</w:t>
             </w:r>
           </w:p>
         </w:tc>
@@ -15962,7 +14024,7 @@
                 <w:sz w:val="20"/>
                 <w:szCs w:val="20"/>
               </w:rPr>
-              <w:t>5</w:t>
+              <w:t>15</w:t>
             </w:r>
           </w:p>
         </w:tc>
@@ -15983,7 +14045,7 @@
                 <w:sz w:val="20"/>
                 <w:szCs w:val="20"/>
               </w:rPr>
-              <w:t>3.3</w:t>
+              <w:t>9.8</w:t>
             </w:r>
           </w:p>
         </w:tc>
@@ -16043,7 +14105,7 @@
                 <w:sz w:val="20"/>
                 <w:szCs w:val="20"/>
               </w:rPr>
-              <w:t>2</w:t>
+              <w:t>3</w:t>
             </w:r>
           </w:p>
         </w:tc>
@@ -16064,7 +14126,7 @@
                 <w:sz w:val="20"/>
                 <w:szCs w:val="20"/>
               </w:rPr>
-              <w:t>1.3</w:t>
+              <w:t>2.0</w:t>
             </w:r>
           </w:p>
         </w:tc>
@@ -16184,25 +14246,7 @@
           <w:sz w:val="24"/>
           <w:szCs w:val="24"/>
         </w:rPr>
-        <w:t>Table 4.3.7 shows that 64 respondents (41.8%) strongly agreed and 73 (47.7%) agreed that technological change creates room for innovativeness and creativity, confirming the statement.</w:t>
-      </w:r>
-    </w:p>
-    <w:p>
-      <w:pPr>
-        <w:spacing w:after="200" w:line="360" w:lineRule="auto"/>
-        <w:jc w:val="left"/>
-      </w:pPr>
-      <w:r>
-        <w:rPr>
-          <w:rFonts w:ascii="Times New Roman" w:hAnsi="Times New Roman" w:eastAsia="Times New Roman" w:cs="Times New Roman"/>
-          <w:b/>
-          <w:bCs/>
-          <w:i w:val="0"/>
-          <w:iCs w:val="0"/>
-          <w:sz w:val="24"/>
-          <w:szCs w:val="24"/>
-        </w:rPr>
-        <w:t>Research Question Three: What is the effect of organizational change on the customer satisfaction of Hospitality Industry in Enugu Metropolis?</w:t>
+        <w:t>Table 4.3.4 shows that 36 respondents (23.5%) strongly agreed and 78 (51%) agreed that improved quality of service can be achieved through innovation technological change, confirming the statement.</w:t>
       </w:r>
     </w:p>
     <w:p>
@@ -16220,7 +14264,7 @@
           <w:sz w:val="28"/>
           <w:szCs w:val="28"/>
         </w:rPr>
-        <w:t>Table 4.3.8: Organizational change increases employee efficiency and customer satisfaction</w:t>
+        <w:t>Table 4.3.5: Increased quality of service leads to positive organizational growth and profitability</w:t>
       </w:r>
     </w:p>
     <w:tbl>
@@ -16391,7 +14435,7 @@
                 <w:sz w:val="20"/>
                 <w:szCs w:val="20"/>
               </w:rPr>
-              <w:t>40</w:t>
+              <w:t>56</w:t>
             </w:r>
           </w:p>
         </w:tc>
@@ -16412,7 +14456,7 @@
                 <w:sz w:val="20"/>
                 <w:szCs w:val="20"/>
               </w:rPr>
-              <w:t>26.1</w:t>
+              <w:t>36.6</w:t>
             </w:r>
           </w:p>
         </w:tc>
@@ -16472,7 +14516,7 @@
                 <w:sz w:val="20"/>
                 <w:szCs w:val="20"/>
               </w:rPr>
-              <w:t>74</w:t>
+              <w:t>80</w:t>
             </w:r>
           </w:p>
         </w:tc>
@@ -16493,7 +14537,7 @@
                 <w:sz w:val="20"/>
                 <w:szCs w:val="20"/>
               </w:rPr>
-              <w:t>48.4</w:t>
+              <w:t>52.3</w:t>
             </w:r>
           </w:p>
         </w:tc>
@@ -16553,7 +14597,7 @@
                 <w:sz w:val="20"/>
                 <w:szCs w:val="20"/>
               </w:rPr>
-              <w:t>24</w:t>
+              <w:t>10</w:t>
             </w:r>
           </w:p>
         </w:tc>
@@ -16574,7 +14618,7 @@
                 <w:sz w:val="20"/>
                 <w:szCs w:val="20"/>
               </w:rPr>
-              <w:t>15.7</w:t>
+              <w:t>6.5</w:t>
             </w:r>
           </w:p>
         </w:tc>
@@ -16634,7 +14678,7 @@
                 <w:sz w:val="20"/>
                 <w:szCs w:val="20"/>
               </w:rPr>
-              <w:t>11</w:t>
+              <w:t>5</w:t>
             </w:r>
           </w:p>
         </w:tc>
@@ -16655,7 +14699,7 @@
                 <w:sz w:val="20"/>
                 <w:szCs w:val="20"/>
               </w:rPr>
-              <w:t>7.2</w:t>
+              <w:t>3.3</w:t>
             </w:r>
           </w:p>
         </w:tc>
@@ -16715,7 +14759,7 @@
                 <w:sz w:val="20"/>
                 <w:szCs w:val="20"/>
               </w:rPr>
-              <w:t>4</w:t>
+              <w:t>2</w:t>
             </w:r>
           </w:p>
         </w:tc>
@@ -16736,7 +14780,7 @@
                 <w:sz w:val="20"/>
                 <w:szCs w:val="20"/>
               </w:rPr>
-              <w:t>2.6</w:t>
+              <w:t>1.3</w:t>
             </w:r>
           </w:p>
         </w:tc>
@@ -16856,7 +14900,7 @@
           <w:sz w:val="24"/>
           <w:szCs w:val="24"/>
         </w:rPr>
-        <w:t>Table 4.3.8 shows that 40 respondents (26.1%) strongly agreed and 74 (48.4%) agreed that organizational change increases employee efficiency and customer satisfaction, confirming the statement.</w:t>
+        <w:t>Table 4.3.5 shows that 56 respondents (36.6%) strongly agreed and 80 (52.3%) agreed that increased quality of service leads to positive organizational growth and profitability, confirming the statement.</w:t>
       </w:r>
     </w:p>
     <w:p>
@@ -16874,7 +14918,7 @@
           <w:sz w:val="28"/>
           <w:szCs w:val="28"/>
         </w:rPr>
-        <w:t>Table 4.3.9: Improved efficiency and effectiveness positively influences organizational performance and growth</w:t>
+        <w:t>Table 4.3.6: Technological change improves organizational competitive advantage</w:t>
       </w:r>
     </w:p>
     <w:tbl>
@@ -17045,7 +15089,7 @@
                 <w:sz w:val="20"/>
                 <w:szCs w:val="20"/>
               </w:rPr>
-              <w:t>63</w:t>
+              <w:t>43</w:t>
             </w:r>
           </w:p>
         </w:tc>
@@ -17066,7 +15110,7 @@
                 <w:sz w:val="20"/>
                 <w:szCs w:val="20"/>
               </w:rPr>
-              <w:t>41.2</w:t>
+              <w:t>28.1</w:t>
             </w:r>
           </w:p>
         </w:tc>
@@ -17126,7 +15170,7 @@
                 <w:sz w:val="20"/>
                 <w:szCs w:val="20"/>
               </w:rPr>
-              <w:t>75</w:t>
+              <w:t>82</w:t>
             </w:r>
           </w:p>
         </w:tc>
@@ -17147,7 +15191,7 @@
                 <w:sz w:val="20"/>
                 <w:szCs w:val="20"/>
               </w:rPr>
-              <w:t>49.0</w:t>
+              <w:t>53.6</w:t>
             </w:r>
           </w:p>
         </w:tc>
@@ -17207,7 +15251,7 @@
                 <w:sz w:val="20"/>
                 <w:szCs w:val="20"/>
               </w:rPr>
-              <w:t>9</w:t>
+              <w:t>20</w:t>
             </w:r>
           </w:p>
         </w:tc>
@@ -17228,7 +15272,7 @@
                 <w:sz w:val="20"/>
                 <w:szCs w:val="20"/>
               </w:rPr>
-              <w:t>5.9</w:t>
+              <w:t>13.1</w:t>
             </w:r>
           </w:p>
         </w:tc>
@@ -17288,7 +15332,7 @@
                 <w:sz w:val="20"/>
                 <w:szCs w:val="20"/>
               </w:rPr>
-              <w:t>5</w:t>
+              <w:t>7</w:t>
             </w:r>
           </w:p>
         </w:tc>
@@ -17309,7 +15353,7 @@
                 <w:sz w:val="20"/>
                 <w:szCs w:val="20"/>
               </w:rPr>
-              <w:t>3.3</w:t>
+              <w:t>4.6</w:t>
             </w:r>
           </w:p>
         </w:tc>
@@ -17510,7 +15554,7 @@
           <w:sz w:val="24"/>
           <w:szCs w:val="24"/>
         </w:rPr>
-        <w:t>Table 4.3.9 shows that 63 respondents (41.2%) strongly agreed and 75 (49%) agreed that improved efficiency and effectiveness positively influences organizational performance and growth, confirming the statement.</w:t>
+        <w:t>Table 4.3.6 shows that 43 respondents (28.1%) strongly agreed and 82 (53.6%) agreed that technological change improves organizational competitive advantage, confirming the statement.</w:t>
       </w:r>
     </w:p>
     <w:p>
@@ -17528,7 +15572,7 @@
           <w:sz w:val="28"/>
           <w:szCs w:val="28"/>
         </w:rPr>
-        <w:t>Table 4.3.10: Organizational change brings about employee commitment and satisfaction</w:t>
+        <w:t>Table 4.3.7: Technological change creates room for innovativeness and creativity</w:t>
       </w:r>
     </w:p>
     <w:tbl>
@@ -17559,6 +15603,1994 @@
       </w:tblGrid>
       <w:tr>
         <w:tblPrEx>
+          <w:tblBorders>
+            <w:top w:val="single" w:color="auto" w:sz="4" w:space="0"/>
+            <w:left w:val="single" w:color="auto" w:sz="4" w:space="0"/>
+            <w:bottom w:val="single" w:color="auto" w:sz="4" w:space="0"/>
+            <w:right w:val="single" w:color="auto" w:sz="4" w:space="0"/>
+            <w:insideH w:val="single" w:color="auto" w:sz="4" w:space="0"/>
+            <w:insideV w:val="single" w:color="auto" w:sz="4" w:space="0"/>
+          </w:tblBorders>
+          <w:tblCellMar>
+            <w:top w:w="0" w:type="dxa"/>
+            <w:left w:w="10" w:type="dxa"/>
+            <w:bottom w:w="0" w:type="dxa"/>
+            <w:right w:w="10" w:type="dxa"/>
+          </w:tblCellMar>
+        </w:tblPrEx>
+        <w:trPr>
+          <w:tblHeader/>
+        </w:trPr>
+        <w:tc>
+          <w:tcPr>
+            <w:tcW w:w="3500" w:type="dxa"/>
+            <w:shd w:val="clear" w:color="auto" w:fill="D9D9D9"/>
+            <w:vAlign w:val="center"/>
+          </w:tcPr>
+          <w:p>
+            <w:pPr>
+              <w:jc w:val="center"/>
+            </w:pPr>
+            <w:r>
+              <w:rPr>
+                <w:rFonts w:ascii="Times New Roman" w:hAnsi="Times New Roman" w:eastAsia="Times New Roman" w:cs="Times New Roman"/>
+                <w:b/>
+                <w:bCs/>
+                <w:sz w:val="20"/>
+                <w:szCs w:val="20"/>
+              </w:rPr>
+              <w:t>Option</w:t>
+            </w:r>
+          </w:p>
+        </w:tc>
+        <w:tc>
+          <w:tcPr>
+            <w:tcW w:w="2500" w:type="dxa"/>
+            <w:shd w:val="clear" w:color="auto" w:fill="D9D9D9"/>
+            <w:vAlign w:val="center"/>
+          </w:tcPr>
+          <w:p>
+            <w:pPr>
+              <w:jc w:val="center"/>
+            </w:pPr>
+            <w:r>
+              <w:rPr>
+                <w:rFonts w:ascii="Times New Roman" w:hAnsi="Times New Roman" w:eastAsia="Times New Roman" w:cs="Times New Roman"/>
+                <w:b/>
+                <w:bCs/>
+                <w:sz w:val="20"/>
+                <w:szCs w:val="20"/>
+              </w:rPr>
+              <w:t>Frequency</w:t>
+            </w:r>
+          </w:p>
+        </w:tc>
+        <w:tc>
+          <w:tcPr>
+            <w:tcW w:w="2500" w:type="dxa"/>
+            <w:shd w:val="clear" w:color="auto" w:fill="D9D9D9"/>
+            <w:vAlign w:val="center"/>
+          </w:tcPr>
+          <w:p>
+            <w:pPr>
+              <w:jc w:val="center"/>
+            </w:pPr>
+            <w:r>
+              <w:rPr>
+                <w:rFonts w:ascii="Times New Roman" w:hAnsi="Times New Roman" w:eastAsia="Times New Roman" w:cs="Times New Roman"/>
+                <w:b/>
+                <w:bCs/>
+                <w:sz w:val="20"/>
+                <w:szCs w:val="20"/>
+              </w:rPr>
+              <w:t>Percentage</w:t>
+            </w:r>
+          </w:p>
+        </w:tc>
+      </w:tr>
+      <w:tr>
+        <w:tblPrEx>
+          <w:tblBorders>
+            <w:top w:val="single" w:color="auto" w:sz="4" w:space="0"/>
+            <w:left w:val="single" w:color="auto" w:sz="4" w:space="0"/>
+            <w:bottom w:val="single" w:color="auto" w:sz="4" w:space="0"/>
+            <w:right w:val="single" w:color="auto" w:sz="4" w:space="0"/>
+            <w:insideH w:val="single" w:color="auto" w:sz="4" w:space="0"/>
+            <w:insideV w:val="single" w:color="auto" w:sz="4" w:space="0"/>
+          </w:tblBorders>
+          <w:tblCellMar>
+            <w:top w:w="0" w:type="dxa"/>
+            <w:left w:w="10" w:type="dxa"/>
+            <w:bottom w:w="0" w:type="dxa"/>
+            <w:right w:w="10" w:type="dxa"/>
+          </w:tblCellMar>
+        </w:tblPrEx>
+        <w:tc>
+          <w:tcPr>
+            <w:tcW w:w="3500" w:type="dxa"/>
+            <w:vAlign w:val="center"/>
+          </w:tcPr>
+          <w:p>
+            <w:pPr>
+              <w:jc w:val="left"/>
+            </w:pPr>
+            <w:r>
+              <w:rPr>
+                <w:rFonts w:ascii="Times New Roman" w:hAnsi="Times New Roman" w:eastAsia="Times New Roman" w:cs="Times New Roman"/>
+                <w:b w:val="0"/>
+                <w:bCs w:val="0"/>
+                <w:sz w:val="20"/>
+                <w:szCs w:val="20"/>
+              </w:rPr>
+              <w:t>Strongly Agree</w:t>
+            </w:r>
+          </w:p>
+        </w:tc>
+        <w:tc>
+          <w:tcPr>
+            <w:tcW w:w="2500" w:type="dxa"/>
+            <w:vAlign w:val="center"/>
+          </w:tcPr>
+          <w:p>
+            <w:pPr>
+              <w:jc w:val="left"/>
+            </w:pPr>
+            <w:r>
+              <w:rPr>
+                <w:rFonts w:ascii="Times New Roman" w:hAnsi="Times New Roman" w:eastAsia="Times New Roman" w:cs="Times New Roman"/>
+                <w:b w:val="0"/>
+                <w:bCs w:val="0"/>
+                <w:sz w:val="20"/>
+                <w:szCs w:val="20"/>
+              </w:rPr>
+              <w:t>64</w:t>
+            </w:r>
+          </w:p>
+        </w:tc>
+        <w:tc>
+          <w:tcPr>
+            <w:tcW w:w="2500" w:type="dxa"/>
+            <w:vAlign w:val="center"/>
+          </w:tcPr>
+          <w:p>
+            <w:pPr>
+              <w:jc w:val="left"/>
+            </w:pPr>
+            <w:r>
+              <w:rPr>
+                <w:rFonts w:ascii="Times New Roman" w:hAnsi="Times New Roman" w:eastAsia="Times New Roman" w:cs="Times New Roman"/>
+                <w:b w:val="0"/>
+                <w:bCs w:val="0"/>
+                <w:sz w:val="20"/>
+                <w:szCs w:val="20"/>
+              </w:rPr>
+              <w:t>41.8</w:t>
+            </w:r>
+          </w:p>
+        </w:tc>
+      </w:tr>
+      <w:tr>
+        <w:tblPrEx>
+          <w:tblBorders>
+            <w:top w:val="single" w:color="auto" w:sz="4" w:space="0"/>
+            <w:left w:val="single" w:color="auto" w:sz="4" w:space="0"/>
+            <w:bottom w:val="single" w:color="auto" w:sz="4" w:space="0"/>
+            <w:right w:val="single" w:color="auto" w:sz="4" w:space="0"/>
+            <w:insideH w:val="single" w:color="auto" w:sz="4" w:space="0"/>
+            <w:insideV w:val="single" w:color="auto" w:sz="4" w:space="0"/>
+          </w:tblBorders>
+          <w:tblCellMar>
+            <w:top w:w="0" w:type="dxa"/>
+            <w:left w:w="10" w:type="dxa"/>
+            <w:bottom w:w="0" w:type="dxa"/>
+            <w:right w:w="10" w:type="dxa"/>
+          </w:tblCellMar>
+        </w:tblPrEx>
+        <w:tc>
+          <w:tcPr>
+            <w:tcW w:w="3500" w:type="dxa"/>
+            <w:vAlign w:val="center"/>
+          </w:tcPr>
+          <w:p>
+            <w:pPr>
+              <w:jc w:val="left"/>
+            </w:pPr>
+            <w:r>
+              <w:rPr>
+                <w:rFonts w:ascii="Times New Roman" w:hAnsi="Times New Roman" w:eastAsia="Times New Roman" w:cs="Times New Roman"/>
+                <w:b w:val="0"/>
+                <w:bCs w:val="0"/>
+                <w:sz w:val="20"/>
+                <w:szCs w:val="20"/>
+              </w:rPr>
+              <w:t>Agree</w:t>
+            </w:r>
+          </w:p>
+        </w:tc>
+        <w:tc>
+          <w:tcPr>
+            <w:tcW w:w="2500" w:type="dxa"/>
+            <w:vAlign w:val="center"/>
+          </w:tcPr>
+          <w:p>
+            <w:pPr>
+              <w:jc w:val="left"/>
+            </w:pPr>
+            <w:r>
+              <w:rPr>
+                <w:rFonts w:ascii="Times New Roman" w:hAnsi="Times New Roman" w:eastAsia="Times New Roman" w:cs="Times New Roman"/>
+                <w:b w:val="0"/>
+                <w:bCs w:val="0"/>
+                <w:sz w:val="20"/>
+                <w:szCs w:val="20"/>
+              </w:rPr>
+              <w:t>73</w:t>
+            </w:r>
+          </w:p>
+        </w:tc>
+        <w:tc>
+          <w:tcPr>
+            <w:tcW w:w="2500" w:type="dxa"/>
+            <w:vAlign w:val="center"/>
+          </w:tcPr>
+          <w:p>
+            <w:pPr>
+              <w:jc w:val="left"/>
+            </w:pPr>
+            <w:r>
+              <w:rPr>
+                <w:rFonts w:ascii="Times New Roman" w:hAnsi="Times New Roman" w:eastAsia="Times New Roman" w:cs="Times New Roman"/>
+                <w:b w:val="0"/>
+                <w:bCs w:val="0"/>
+                <w:sz w:val="20"/>
+                <w:szCs w:val="20"/>
+              </w:rPr>
+              <w:t>47.7</w:t>
+            </w:r>
+          </w:p>
+        </w:tc>
+      </w:tr>
+      <w:tr>
+        <w:tblPrEx>
+          <w:tblBorders>
+            <w:top w:val="single" w:color="auto" w:sz="4" w:space="0"/>
+            <w:left w:val="single" w:color="auto" w:sz="4" w:space="0"/>
+            <w:bottom w:val="single" w:color="auto" w:sz="4" w:space="0"/>
+            <w:right w:val="single" w:color="auto" w:sz="4" w:space="0"/>
+            <w:insideH w:val="single" w:color="auto" w:sz="4" w:space="0"/>
+            <w:insideV w:val="single" w:color="auto" w:sz="4" w:space="0"/>
+          </w:tblBorders>
+          <w:tblCellMar>
+            <w:top w:w="0" w:type="dxa"/>
+            <w:left w:w="10" w:type="dxa"/>
+            <w:bottom w:w="0" w:type="dxa"/>
+            <w:right w:w="10" w:type="dxa"/>
+          </w:tblCellMar>
+        </w:tblPrEx>
+        <w:tc>
+          <w:tcPr>
+            <w:tcW w:w="3500" w:type="dxa"/>
+            <w:vAlign w:val="center"/>
+          </w:tcPr>
+          <w:p>
+            <w:pPr>
+              <w:jc w:val="left"/>
+            </w:pPr>
+            <w:r>
+              <w:rPr>
+                <w:rFonts w:ascii="Times New Roman" w:hAnsi="Times New Roman" w:eastAsia="Times New Roman" w:cs="Times New Roman"/>
+                <w:b w:val="0"/>
+                <w:bCs w:val="0"/>
+                <w:sz w:val="20"/>
+                <w:szCs w:val="20"/>
+              </w:rPr>
+              <w:t>Undecided</w:t>
+            </w:r>
+          </w:p>
+        </w:tc>
+        <w:tc>
+          <w:tcPr>
+            <w:tcW w:w="2500" w:type="dxa"/>
+            <w:vAlign w:val="center"/>
+          </w:tcPr>
+          <w:p>
+            <w:pPr>
+              <w:jc w:val="left"/>
+            </w:pPr>
+            <w:r>
+              <w:rPr>
+                <w:rFonts w:ascii="Times New Roman" w:hAnsi="Times New Roman" w:eastAsia="Times New Roman" w:cs="Times New Roman"/>
+                <w:b w:val="0"/>
+                <w:bCs w:val="0"/>
+                <w:sz w:val="20"/>
+                <w:szCs w:val="20"/>
+              </w:rPr>
+              <w:t>9</w:t>
+            </w:r>
+          </w:p>
+        </w:tc>
+        <w:tc>
+          <w:tcPr>
+            <w:tcW w:w="2500" w:type="dxa"/>
+            <w:vAlign w:val="center"/>
+          </w:tcPr>
+          <w:p>
+            <w:pPr>
+              <w:jc w:val="left"/>
+            </w:pPr>
+            <w:r>
+              <w:rPr>
+                <w:rFonts w:ascii="Times New Roman" w:hAnsi="Times New Roman" w:eastAsia="Times New Roman" w:cs="Times New Roman"/>
+                <w:b w:val="0"/>
+                <w:bCs w:val="0"/>
+                <w:sz w:val="20"/>
+                <w:szCs w:val="20"/>
+              </w:rPr>
+              <w:t>5.9</w:t>
+            </w:r>
+          </w:p>
+        </w:tc>
+      </w:tr>
+      <w:tr>
+        <w:tblPrEx>
+          <w:tblBorders>
+            <w:top w:val="single" w:color="auto" w:sz="4" w:space="0"/>
+            <w:left w:val="single" w:color="auto" w:sz="4" w:space="0"/>
+            <w:bottom w:val="single" w:color="auto" w:sz="4" w:space="0"/>
+            <w:right w:val="single" w:color="auto" w:sz="4" w:space="0"/>
+            <w:insideH w:val="single" w:color="auto" w:sz="4" w:space="0"/>
+            <w:insideV w:val="single" w:color="auto" w:sz="4" w:space="0"/>
+          </w:tblBorders>
+          <w:tblCellMar>
+            <w:top w:w="0" w:type="dxa"/>
+            <w:left w:w="10" w:type="dxa"/>
+            <w:bottom w:w="0" w:type="dxa"/>
+            <w:right w:w="10" w:type="dxa"/>
+          </w:tblCellMar>
+        </w:tblPrEx>
+        <w:tc>
+          <w:tcPr>
+            <w:tcW w:w="3500" w:type="dxa"/>
+            <w:vAlign w:val="center"/>
+          </w:tcPr>
+          <w:p>
+            <w:pPr>
+              <w:jc w:val="left"/>
+            </w:pPr>
+            <w:r>
+              <w:rPr>
+                <w:rFonts w:ascii="Times New Roman" w:hAnsi="Times New Roman" w:eastAsia="Times New Roman" w:cs="Times New Roman"/>
+                <w:b w:val="0"/>
+                <w:bCs w:val="0"/>
+                <w:sz w:val="20"/>
+                <w:szCs w:val="20"/>
+              </w:rPr>
+              <w:t>Disagree</w:t>
+            </w:r>
+          </w:p>
+        </w:tc>
+        <w:tc>
+          <w:tcPr>
+            <w:tcW w:w="2500" w:type="dxa"/>
+            <w:vAlign w:val="center"/>
+          </w:tcPr>
+          <w:p>
+            <w:pPr>
+              <w:jc w:val="left"/>
+            </w:pPr>
+            <w:r>
+              <w:rPr>
+                <w:rFonts w:ascii="Times New Roman" w:hAnsi="Times New Roman" w:eastAsia="Times New Roman" w:cs="Times New Roman"/>
+                <w:b w:val="0"/>
+                <w:bCs w:val="0"/>
+                <w:sz w:val="20"/>
+                <w:szCs w:val="20"/>
+              </w:rPr>
+              <w:t>5</w:t>
+            </w:r>
+          </w:p>
+        </w:tc>
+        <w:tc>
+          <w:tcPr>
+            <w:tcW w:w="2500" w:type="dxa"/>
+            <w:vAlign w:val="center"/>
+          </w:tcPr>
+          <w:p>
+            <w:pPr>
+              <w:jc w:val="left"/>
+            </w:pPr>
+            <w:r>
+              <w:rPr>
+                <w:rFonts w:ascii="Times New Roman" w:hAnsi="Times New Roman" w:eastAsia="Times New Roman" w:cs="Times New Roman"/>
+                <w:b w:val="0"/>
+                <w:bCs w:val="0"/>
+                <w:sz w:val="20"/>
+                <w:szCs w:val="20"/>
+              </w:rPr>
+              <w:t>3.3</w:t>
+            </w:r>
+          </w:p>
+        </w:tc>
+      </w:tr>
+      <w:tr>
+        <w:tblPrEx>
+          <w:tblBorders>
+            <w:top w:val="single" w:color="auto" w:sz="4" w:space="0"/>
+            <w:left w:val="single" w:color="auto" w:sz="4" w:space="0"/>
+            <w:bottom w:val="single" w:color="auto" w:sz="4" w:space="0"/>
+            <w:right w:val="single" w:color="auto" w:sz="4" w:space="0"/>
+            <w:insideH w:val="single" w:color="auto" w:sz="4" w:space="0"/>
+            <w:insideV w:val="single" w:color="auto" w:sz="4" w:space="0"/>
+          </w:tblBorders>
+          <w:tblCellMar>
+            <w:top w:w="0" w:type="dxa"/>
+            <w:left w:w="10" w:type="dxa"/>
+            <w:bottom w:w="0" w:type="dxa"/>
+            <w:right w:w="10" w:type="dxa"/>
+          </w:tblCellMar>
+        </w:tblPrEx>
+        <w:tc>
+          <w:tcPr>
+            <w:tcW w:w="3500" w:type="dxa"/>
+            <w:vAlign w:val="center"/>
+          </w:tcPr>
+          <w:p>
+            <w:pPr>
+              <w:jc w:val="left"/>
+            </w:pPr>
+            <w:r>
+              <w:rPr>
+                <w:rFonts w:ascii="Times New Roman" w:hAnsi="Times New Roman" w:eastAsia="Times New Roman" w:cs="Times New Roman"/>
+                <w:b w:val="0"/>
+                <w:bCs w:val="0"/>
+                <w:sz w:val="20"/>
+                <w:szCs w:val="20"/>
+              </w:rPr>
+              <w:t>Strongly Disagree</w:t>
+            </w:r>
+          </w:p>
+        </w:tc>
+        <w:tc>
+          <w:tcPr>
+            <w:tcW w:w="2500" w:type="dxa"/>
+            <w:vAlign w:val="center"/>
+          </w:tcPr>
+          <w:p>
+            <w:pPr>
+              <w:jc w:val="left"/>
+            </w:pPr>
+            <w:r>
+              <w:rPr>
+                <w:rFonts w:ascii="Times New Roman" w:hAnsi="Times New Roman" w:eastAsia="Times New Roman" w:cs="Times New Roman"/>
+                <w:b w:val="0"/>
+                <w:bCs w:val="0"/>
+                <w:sz w:val="20"/>
+                <w:szCs w:val="20"/>
+              </w:rPr>
+              <w:t>2</w:t>
+            </w:r>
+          </w:p>
+        </w:tc>
+        <w:tc>
+          <w:tcPr>
+            <w:tcW w:w="2500" w:type="dxa"/>
+            <w:vAlign w:val="center"/>
+          </w:tcPr>
+          <w:p>
+            <w:pPr>
+              <w:jc w:val="left"/>
+            </w:pPr>
+            <w:r>
+              <w:rPr>
+                <w:rFonts w:ascii="Times New Roman" w:hAnsi="Times New Roman" w:eastAsia="Times New Roman" w:cs="Times New Roman"/>
+                <w:b w:val="0"/>
+                <w:bCs w:val="0"/>
+                <w:sz w:val="20"/>
+                <w:szCs w:val="20"/>
+              </w:rPr>
+              <w:t>1.3</w:t>
+            </w:r>
+          </w:p>
+        </w:tc>
+      </w:tr>
+      <w:tr>
+        <w:tblPrEx>
+          <w:tblBorders>
+            <w:top w:val="single" w:color="auto" w:sz="4" w:space="0"/>
+            <w:left w:val="single" w:color="auto" w:sz="4" w:space="0"/>
+            <w:bottom w:val="single" w:color="auto" w:sz="4" w:space="0"/>
+            <w:right w:val="single" w:color="auto" w:sz="4" w:space="0"/>
+            <w:insideH w:val="single" w:color="auto" w:sz="4" w:space="0"/>
+            <w:insideV w:val="single" w:color="auto" w:sz="4" w:space="0"/>
+          </w:tblBorders>
+          <w:tblCellMar>
+            <w:top w:w="0" w:type="dxa"/>
+            <w:left w:w="10" w:type="dxa"/>
+            <w:bottom w:w="0" w:type="dxa"/>
+            <w:right w:w="10" w:type="dxa"/>
+          </w:tblCellMar>
+        </w:tblPrEx>
+        <w:tc>
+          <w:tcPr>
+            <w:tcW w:w="3500" w:type="dxa"/>
+            <w:vAlign w:val="center"/>
+          </w:tcPr>
+          <w:p>
+            <w:pPr>
+              <w:jc w:val="left"/>
+            </w:pPr>
+            <w:r>
+              <w:rPr>
+                <w:rFonts w:ascii="Times New Roman" w:hAnsi="Times New Roman" w:eastAsia="Times New Roman" w:cs="Times New Roman"/>
+                <w:b w:val="0"/>
+                <w:bCs w:val="0"/>
+                <w:sz w:val="20"/>
+                <w:szCs w:val="20"/>
+              </w:rPr>
+              <w:t>Total</w:t>
+            </w:r>
+          </w:p>
+        </w:tc>
+        <w:tc>
+          <w:tcPr>
+            <w:tcW w:w="2500" w:type="dxa"/>
+            <w:vAlign w:val="center"/>
+          </w:tcPr>
+          <w:p>
+            <w:pPr>
+              <w:jc w:val="left"/>
+            </w:pPr>
+            <w:r>
+              <w:rPr>
+                <w:rFonts w:ascii="Times New Roman" w:hAnsi="Times New Roman" w:eastAsia="Times New Roman" w:cs="Times New Roman"/>
+                <w:b w:val="0"/>
+                <w:bCs w:val="0"/>
+                <w:sz w:val="20"/>
+                <w:szCs w:val="20"/>
+              </w:rPr>
+              <w:t>153</w:t>
+            </w:r>
+          </w:p>
+        </w:tc>
+        <w:tc>
+          <w:tcPr>
+            <w:tcW w:w="2500" w:type="dxa"/>
+            <w:vAlign w:val="center"/>
+          </w:tcPr>
+          <w:p>
+            <w:pPr>
+              <w:jc w:val="left"/>
+            </w:pPr>
+            <w:r>
+              <w:rPr>
+                <w:rFonts w:ascii="Times New Roman" w:hAnsi="Times New Roman" w:eastAsia="Times New Roman" w:cs="Times New Roman"/>
+                <w:b w:val="0"/>
+                <w:bCs w:val="0"/>
+                <w:sz w:val="20"/>
+                <w:szCs w:val="20"/>
+              </w:rPr>
+              <w:t>100</w:t>
+            </w:r>
+          </w:p>
+        </w:tc>
+      </w:tr>
+    </w:tbl>
+    <w:p>
+      <w:pPr>
+        <w:spacing w:after="200" w:line="360" w:lineRule="auto"/>
+        <w:jc w:val="left"/>
+      </w:pPr>
+      <w:r>
+        <w:rPr>
+          <w:rFonts w:ascii="Times New Roman" w:hAnsi="Times New Roman" w:eastAsia="Times New Roman" w:cs="Times New Roman"/>
+          <w:b w:val="0"/>
+          <w:bCs w:val="0"/>
+          <w:i/>
+          <w:iCs/>
+          <w:sz w:val="24"/>
+          <w:szCs w:val="24"/>
+        </w:rPr>
+        <w:t>Source: Field Survey, 2026</w:t>
+      </w:r>
+    </w:p>
+    <w:p>
+      <w:pPr>
+        <w:spacing w:after="200" w:line="360" w:lineRule="auto"/>
+        <w:jc w:val="left"/>
+      </w:pPr>
+      <w:r>
+        <w:rPr>
+          <w:rFonts w:ascii="Times New Roman" w:hAnsi="Times New Roman" w:eastAsia="Times New Roman" w:cs="Times New Roman"/>
+          <w:b w:val="0"/>
+          <w:bCs w:val="0"/>
+          <w:i w:val="0"/>
+          <w:iCs w:val="0"/>
+          <w:sz w:val="24"/>
+          <w:szCs w:val="24"/>
+        </w:rPr>
+        <w:t>Table 4.3.7 shows that 64 respondents (41.8%) strongly agreed and 73 (47.7%) agreed that technological change creates room for innovativeness and creativity, confirming the statement.</w:t>
+      </w:r>
+    </w:p>
+    <w:p>
+      <w:pPr>
+        <w:spacing w:after="200" w:line="360" w:lineRule="auto"/>
+        <w:jc w:val="left"/>
+      </w:pPr>
+      <w:r>
+        <w:rPr>
+          <w:rFonts w:ascii="Times New Roman" w:hAnsi="Times New Roman" w:eastAsia="Times New Roman" w:cs="Times New Roman"/>
+          <w:b/>
+          <w:bCs/>
+          <w:i w:val="0"/>
+          <w:iCs w:val="0"/>
+          <w:sz w:val="24"/>
+          <w:szCs w:val="24"/>
+        </w:rPr>
+        <w:t>Research Question Three: What is the effect of organizational change on the customer satisfaction of Hospitality Industry in Enugu Metropolis?</w:t>
+      </w:r>
+    </w:p>
+    <w:p>
+      <w:pPr>
+        <w:pStyle w:val="4"/>
+        <w:spacing w:before="300" w:after="200"/>
+        <w:jc w:val="left"/>
+      </w:pPr>
+      <w:r>
+        <w:rPr>
+          <w:rFonts w:ascii="Times New Roman" w:hAnsi="Times New Roman" w:eastAsia="Times New Roman" w:cs="Times New Roman"/>
+          <w:b/>
+          <w:bCs/>
+          <w:color w:val="000000"/>
+          <w:sz w:val="28"/>
+          <w:szCs w:val="28"/>
+        </w:rPr>
+        <w:t>Table 4.3.8: Organizational change increases employee efficiency and customer satisfaction</w:t>
+      </w:r>
+    </w:p>
+    <w:tbl>
+      <w:tblPr>
+        <w:tblStyle w:val="9"/>
+        <w:tblW w:w="8500" w:type="dxa"/>
+        <w:tblInd w:w="0" w:type="dxa"/>
+        <w:tblBorders>
+          <w:top w:val="single" w:color="auto" w:sz="4" w:space="0"/>
+          <w:left w:val="single" w:color="auto" w:sz="4" w:space="0"/>
+          <w:bottom w:val="single" w:color="auto" w:sz="4" w:space="0"/>
+          <w:right w:val="single" w:color="auto" w:sz="4" w:space="0"/>
+          <w:insideH w:val="single" w:color="auto" w:sz="4" w:space="0"/>
+          <w:insideV w:val="single" w:color="auto" w:sz="4" w:space="0"/>
+        </w:tblBorders>
+        <w:tblLayout w:type="autofit"/>
+        <w:tblCellMar>
+          <w:top w:w="0" w:type="dxa"/>
+          <w:left w:w="10" w:type="dxa"/>
+          <w:bottom w:w="0" w:type="dxa"/>
+          <w:right w:w="10" w:type="dxa"/>
+        </w:tblCellMar>
+      </w:tblPr>
+      <w:tblGrid>
+        <w:gridCol w:w="3500"/>
+        <w:gridCol w:w="2500"/>
+        <w:gridCol w:w="2500"/>
+      </w:tblGrid>
+      <w:tr>
+        <w:tblPrEx>
+          <w:tblBorders>
+            <w:top w:val="single" w:color="auto" w:sz="4" w:space="0"/>
+            <w:left w:val="single" w:color="auto" w:sz="4" w:space="0"/>
+            <w:bottom w:val="single" w:color="auto" w:sz="4" w:space="0"/>
+            <w:right w:val="single" w:color="auto" w:sz="4" w:space="0"/>
+            <w:insideH w:val="single" w:color="auto" w:sz="4" w:space="0"/>
+            <w:insideV w:val="single" w:color="auto" w:sz="4" w:space="0"/>
+          </w:tblBorders>
+          <w:tblCellMar>
+            <w:top w:w="0" w:type="dxa"/>
+            <w:left w:w="10" w:type="dxa"/>
+            <w:bottom w:w="0" w:type="dxa"/>
+            <w:right w:w="10" w:type="dxa"/>
+          </w:tblCellMar>
+        </w:tblPrEx>
+        <w:trPr>
+          <w:tblHeader/>
+        </w:trPr>
+        <w:tc>
+          <w:tcPr>
+            <w:tcW w:w="3500" w:type="dxa"/>
+            <w:shd w:val="clear" w:color="auto" w:fill="D9D9D9"/>
+            <w:vAlign w:val="center"/>
+          </w:tcPr>
+          <w:p>
+            <w:pPr>
+              <w:jc w:val="center"/>
+            </w:pPr>
+            <w:r>
+              <w:rPr>
+                <w:rFonts w:ascii="Times New Roman" w:hAnsi="Times New Roman" w:eastAsia="Times New Roman" w:cs="Times New Roman"/>
+                <w:b/>
+                <w:bCs/>
+                <w:sz w:val="20"/>
+                <w:szCs w:val="20"/>
+              </w:rPr>
+              <w:t>Option</w:t>
+            </w:r>
+          </w:p>
+        </w:tc>
+        <w:tc>
+          <w:tcPr>
+            <w:tcW w:w="2500" w:type="dxa"/>
+            <w:shd w:val="clear" w:color="auto" w:fill="D9D9D9"/>
+            <w:vAlign w:val="center"/>
+          </w:tcPr>
+          <w:p>
+            <w:pPr>
+              <w:jc w:val="center"/>
+            </w:pPr>
+            <w:r>
+              <w:rPr>
+                <w:rFonts w:ascii="Times New Roman" w:hAnsi="Times New Roman" w:eastAsia="Times New Roman" w:cs="Times New Roman"/>
+                <w:b/>
+                <w:bCs/>
+                <w:sz w:val="20"/>
+                <w:szCs w:val="20"/>
+              </w:rPr>
+              <w:t>Frequency</w:t>
+            </w:r>
+          </w:p>
+        </w:tc>
+        <w:tc>
+          <w:tcPr>
+            <w:tcW w:w="2500" w:type="dxa"/>
+            <w:shd w:val="clear" w:color="auto" w:fill="D9D9D9"/>
+            <w:vAlign w:val="center"/>
+          </w:tcPr>
+          <w:p>
+            <w:pPr>
+              <w:jc w:val="center"/>
+            </w:pPr>
+            <w:r>
+              <w:rPr>
+                <w:rFonts w:ascii="Times New Roman" w:hAnsi="Times New Roman" w:eastAsia="Times New Roman" w:cs="Times New Roman"/>
+                <w:b/>
+                <w:bCs/>
+                <w:sz w:val="20"/>
+                <w:szCs w:val="20"/>
+              </w:rPr>
+              <w:t>Percentage</w:t>
+            </w:r>
+          </w:p>
+        </w:tc>
+      </w:tr>
+      <w:tr>
+        <w:tblPrEx>
+          <w:tblBorders>
+            <w:top w:val="single" w:color="auto" w:sz="4" w:space="0"/>
+            <w:left w:val="single" w:color="auto" w:sz="4" w:space="0"/>
+            <w:bottom w:val="single" w:color="auto" w:sz="4" w:space="0"/>
+            <w:right w:val="single" w:color="auto" w:sz="4" w:space="0"/>
+            <w:insideH w:val="single" w:color="auto" w:sz="4" w:space="0"/>
+            <w:insideV w:val="single" w:color="auto" w:sz="4" w:space="0"/>
+          </w:tblBorders>
+          <w:tblCellMar>
+            <w:top w:w="0" w:type="dxa"/>
+            <w:left w:w="10" w:type="dxa"/>
+            <w:bottom w:w="0" w:type="dxa"/>
+            <w:right w:w="10" w:type="dxa"/>
+          </w:tblCellMar>
+        </w:tblPrEx>
+        <w:tc>
+          <w:tcPr>
+            <w:tcW w:w="3500" w:type="dxa"/>
+            <w:vAlign w:val="center"/>
+          </w:tcPr>
+          <w:p>
+            <w:pPr>
+              <w:jc w:val="left"/>
+            </w:pPr>
+            <w:r>
+              <w:rPr>
+                <w:rFonts w:ascii="Times New Roman" w:hAnsi="Times New Roman" w:eastAsia="Times New Roman" w:cs="Times New Roman"/>
+                <w:b w:val="0"/>
+                <w:bCs w:val="0"/>
+                <w:sz w:val="20"/>
+                <w:szCs w:val="20"/>
+              </w:rPr>
+              <w:t>Strongly Agree</w:t>
+            </w:r>
+          </w:p>
+        </w:tc>
+        <w:tc>
+          <w:tcPr>
+            <w:tcW w:w="2500" w:type="dxa"/>
+            <w:vAlign w:val="center"/>
+          </w:tcPr>
+          <w:p>
+            <w:pPr>
+              <w:jc w:val="left"/>
+            </w:pPr>
+            <w:r>
+              <w:rPr>
+                <w:rFonts w:ascii="Times New Roman" w:hAnsi="Times New Roman" w:eastAsia="Times New Roman" w:cs="Times New Roman"/>
+                <w:b w:val="0"/>
+                <w:bCs w:val="0"/>
+                <w:sz w:val="20"/>
+                <w:szCs w:val="20"/>
+              </w:rPr>
+              <w:t>40</w:t>
+            </w:r>
+          </w:p>
+        </w:tc>
+        <w:tc>
+          <w:tcPr>
+            <w:tcW w:w="2500" w:type="dxa"/>
+            <w:vAlign w:val="center"/>
+          </w:tcPr>
+          <w:p>
+            <w:pPr>
+              <w:jc w:val="left"/>
+            </w:pPr>
+            <w:r>
+              <w:rPr>
+                <w:rFonts w:ascii="Times New Roman" w:hAnsi="Times New Roman" w:eastAsia="Times New Roman" w:cs="Times New Roman"/>
+                <w:b w:val="0"/>
+                <w:bCs w:val="0"/>
+                <w:sz w:val="20"/>
+                <w:szCs w:val="20"/>
+              </w:rPr>
+              <w:t>26.1</w:t>
+            </w:r>
+          </w:p>
+        </w:tc>
+      </w:tr>
+      <w:tr>
+        <w:tblPrEx>
+          <w:tblBorders>
+            <w:top w:val="single" w:color="auto" w:sz="4" w:space="0"/>
+            <w:left w:val="single" w:color="auto" w:sz="4" w:space="0"/>
+            <w:bottom w:val="single" w:color="auto" w:sz="4" w:space="0"/>
+            <w:right w:val="single" w:color="auto" w:sz="4" w:space="0"/>
+            <w:insideH w:val="single" w:color="auto" w:sz="4" w:space="0"/>
+            <w:insideV w:val="single" w:color="auto" w:sz="4" w:space="0"/>
+          </w:tblBorders>
+          <w:tblCellMar>
+            <w:top w:w="0" w:type="dxa"/>
+            <w:left w:w="10" w:type="dxa"/>
+            <w:bottom w:w="0" w:type="dxa"/>
+            <w:right w:w="10" w:type="dxa"/>
+          </w:tblCellMar>
+        </w:tblPrEx>
+        <w:tc>
+          <w:tcPr>
+            <w:tcW w:w="3500" w:type="dxa"/>
+            <w:vAlign w:val="center"/>
+          </w:tcPr>
+          <w:p>
+            <w:pPr>
+              <w:jc w:val="left"/>
+            </w:pPr>
+            <w:r>
+              <w:rPr>
+                <w:rFonts w:ascii="Times New Roman" w:hAnsi="Times New Roman" w:eastAsia="Times New Roman" w:cs="Times New Roman"/>
+                <w:b w:val="0"/>
+                <w:bCs w:val="0"/>
+                <w:sz w:val="20"/>
+                <w:szCs w:val="20"/>
+              </w:rPr>
+              <w:t>Agree</w:t>
+            </w:r>
+          </w:p>
+        </w:tc>
+        <w:tc>
+          <w:tcPr>
+            <w:tcW w:w="2500" w:type="dxa"/>
+            <w:vAlign w:val="center"/>
+          </w:tcPr>
+          <w:p>
+            <w:pPr>
+              <w:jc w:val="left"/>
+            </w:pPr>
+            <w:r>
+              <w:rPr>
+                <w:rFonts w:ascii="Times New Roman" w:hAnsi="Times New Roman" w:eastAsia="Times New Roman" w:cs="Times New Roman"/>
+                <w:b w:val="0"/>
+                <w:bCs w:val="0"/>
+                <w:sz w:val="20"/>
+                <w:szCs w:val="20"/>
+              </w:rPr>
+              <w:t>74</w:t>
+            </w:r>
+          </w:p>
+        </w:tc>
+        <w:tc>
+          <w:tcPr>
+            <w:tcW w:w="2500" w:type="dxa"/>
+            <w:vAlign w:val="center"/>
+          </w:tcPr>
+          <w:p>
+            <w:pPr>
+              <w:jc w:val="left"/>
+            </w:pPr>
+            <w:r>
+              <w:rPr>
+                <w:rFonts w:ascii="Times New Roman" w:hAnsi="Times New Roman" w:eastAsia="Times New Roman" w:cs="Times New Roman"/>
+                <w:b w:val="0"/>
+                <w:bCs w:val="0"/>
+                <w:sz w:val="20"/>
+                <w:szCs w:val="20"/>
+              </w:rPr>
+              <w:t>48.4</w:t>
+            </w:r>
+          </w:p>
+        </w:tc>
+      </w:tr>
+      <w:tr>
+        <w:tblPrEx>
+          <w:tblBorders>
+            <w:top w:val="single" w:color="auto" w:sz="4" w:space="0"/>
+            <w:left w:val="single" w:color="auto" w:sz="4" w:space="0"/>
+            <w:bottom w:val="single" w:color="auto" w:sz="4" w:space="0"/>
+            <w:right w:val="single" w:color="auto" w:sz="4" w:space="0"/>
+            <w:insideH w:val="single" w:color="auto" w:sz="4" w:space="0"/>
+            <w:insideV w:val="single" w:color="auto" w:sz="4" w:space="0"/>
+          </w:tblBorders>
+          <w:tblCellMar>
+            <w:top w:w="0" w:type="dxa"/>
+            <w:left w:w="10" w:type="dxa"/>
+            <w:bottom w:w="0" w:type="dxa"/>
+            <w:right w:w="10" w:type="dxa"/>
+          </w:tblCellMar>
+        </w:tblPrEx>
+        <w:tc>
+          <w:tcPr>
+            <w:tcW w:w="3500" w:type="dxa"/>
+            <w:vAlign w:val="center"/>
+          </w:tcPr>
+          <w:p>
+            <w:pPr>
+              <w:jc w:val="left"/>
+            </w:pPr>
+            <w:r>
+              <w:rPr>
+                <w:rFonts w:ascii="Times New Roman" w:hAnsi="Times New Roman" w:eastAsia="Times New Roman" w:cs="Times New Roman"/>
+                <w:b w:val="0"/>
+                <w:bCs w:val="0"/>
+                <w:sz w:val="20"/>
+                <w:szCs w:val="20"/>
+              </w:rPr>
+              <w:t>Undecided</w:t>
+            </w:r>
+          </w:p>
+        </w:tc>
+        <w:tc>
+          <w:tcPr>
+            <w:tcW w:w="2500" w:type="dxa"/>
+            <w:vAlign w:val="center"/>
+          </w:tcPr>
+          <w:p>
+            <w:pPr>
+              <w:jc w:val="left"/>
+            </w:pPr>
+            <w:r>
+              <w:rPr>
+                <w:rFonts w:ascii="Times New Roman" w:hAnsi="Times New Roman" w:eastAsia="Times New Roman" w:cs="Times New Roman"/>
+                <w:b w:val="0"/>
+                <w:bCs w:val="0"/>
+                <w:sz w:val="20"/>
+                <w:szCs w:val="20"/>
+              </w:rPr>
+              <w:t>24</w:t>
+            </w:r>
+          </w:p>
+        </w:tc>
+        <w:tc>
+          <w:tcPr>
+            <w:tcW w:w="2500" w:type="dxa"/>
+            <w:vAlign w:val="center"/>
+          </w:tcPr>
+          <w:p>
+            <w:pPr>
+              <w:jc w:val="left"/>
+            </w:pPr>
+            <w:r>
+              <w:rPr>
+                <w:rFonts w:ascii="Times New Roman" w:hAnsi="Times New Roman" w:eastAsia="Times New Roman" w:cs="Times New Roman"/>
+                <w:b w:val="0"/>
+                <w:bCs w:val="0"/>
+                <w:sz w:val="20"/>
+                <w:szCs w:val="20"/>
+              </w:rPr>
+              <w:t>15.7</w:t>
+            </w:r>
+          </w:p>
+        </w:tc>
+      </w:tr>
+      <w:tr>
+        <w:tblPrEx>
+          <w:tblBorders>
+            <w:top w:val="single" w:color="auto" w:sz="4" w:space="0"/>
+            <w:left w:val="single" w:color="auto" w:sz="4" w:space="0"/>
+            <w:bottom w:val="single" w:color="auto" w:sz="4" w:space="0"/>
+            <w:right w:val="single" w:color="auto" w:sz="4" w:space="0"/>
+            <w:insideH w:val="single" w:color="auto" w:sz="4" w:space="0"/>
+            <w:insideV w:val="single" w:color="auto" w:sz="4" w:space="0"/>
+          </w:tblBorders>
+          <w:tblCellMar>
+            <w:top w:w="0" w:type="dxa"/>
+            <w:left w:w="10" w:type="dxa"/>
+            <w:bottom w:w="0" w:type="dxa"/>
+            <w:right w:w="10" w:type="dxa"/>
+          </w:tblCellMar>
+        </w:tblPrEx>
+        <w:tc>
+          <w:tcPr>
+            <w:tcW w:w="3500" w:type="dxa"/>
+            <w:vAlign w:val="center"/>
+          </w:tcPr>
+          <w:p>
+            <w:pPr>
+              <w:jc w:val="left"/>
+            </w:pPr>
+            <w:r>
+              <w:rPr>
+                <w:rFonts w:ascii="Times New Roman" w:hAnsi="Times New Roman" w:eastAsia="Times New Roman" w:cs="Times New Roman"/>
+                <w:b w:val="0"/>
+                <w:bCs w:val="0"/>
+                <w:sz w:val="20"/>
+                <w:szCs w:val="20"/>
+              </w:rPr>
+              <w:t>Disagree</w:t>
+            </w:r>
+          </w:p>
+        </w:tc>
+        <w:tc>
+          <w:tcPr>
+            <w:tcW w:w="2500" w:type="dxa"/>
+            <w:vAlign w:val="center"/>
+          </w:tcPr>
+          <w:p>
+            <w:pPr>
+              <w:jc w:val="left"/>
+            </w:pPr>
+            <w:r>
+              <w:rPr>
+                <w:rFonts w:ascii="Times New Roman" w:hAnsi="Times New Roman" w:eastAsia="Times New Roman" w:cs="Times New Roman"/>
+                <w:b w:val="0"/>
+                <w:bCs w:val="0"/>
+                <w:sz w:val="20"/>
+                <w:szCs w:val="20"/>
+              </w:rPr>
+              <w:t>11</w:t>
+            </w:r>
+          </w:p>
+        </w:tc>
+        <w:tc>
+          <w:tcPr>
+            <w:tcW w:w="2500" w:type="dxa"/>
+            <w:vAlign w:val="center"/>
+          </w:tcPr>
+          <w:p>
+            <w:pPr>
+              <w:jc w:val="left"/>
+            </w:pPr>
+            <w:r>
+              <w:rPr>
+                <w:rFonts w:ascii="Times New Roman" w:hAnsi="Times New Roman" w:eastAsia="Times New Roman" w:cs="Times New Roman"/>
+                <w:b w:val="0"/>
+                <w:bCs w:val="0"/>
+                <w:sz w:val="20"/>
+                <w:szCs w:val="20"/>
+              </w:rPr>
+              <w:t>7.2</w:t>
+            </w:r>
+          </w:p>
+        </w:tc>
+      </w:tr>
+      <w:tr>
+        <w:tblPrEx>
+          <w:tblBorders>
+            <w:top w:val="single" w:color="auto" w:sz="4" w:space="0"/>
+            <w:left w:val="single" w:color="auto" w:sz="4" w:space="0"/>
+            <w:bottom w:val="single" w:color="auto" w:sz="4" w:space="0"/>
+            <w:right w:val="single" w:color="auto" w:sz="4" w:space="0"/>
+            <w:insideH w:val="single" w:color="auto" w:sz="4" w:space="0"/>
+            <w:insideV w:val="single" w:color="auto" w:sz="4" w:space="0"/>
+          </w:tblBorders>
+          <w:tblCellMar>
+            <w:top w:w="0" w:type="dxa"/>
+            <w:left w:w="10" w:type="dxa"/>
+            <w:bottom w:w="0" w:type="dxa"/>
+            <w:right w:w="10" w:type="dxa"/>
+          </w:tblCellMar>
+        </w:tblPrEx>
+        <w:tc>
+          <w:tcPr>
+            <w:tcW w:w="3500" w:type="dxa"/>
+            <w:vAlign w:val="center"/>
+          </w:tcPr>
+          <w:p>
+            <w:pPr>
+              <w:jc w:val="left"/>
+            </w:pPr>
+            <w:r>
+              <w:rPr>
+                <w:rFonts w:ascii="Times New Roman" w:hAnsi="Times New Roman" w:eastAsia="Times New Roman" w:cs="Times New Roman"/>
+                <w:b w:val="0"/>
+                <w:bCs w:val="0"/>
+                <w:sz w:val="20"/>
+                <w:szCs w:val="20"/>
+              </w:rPr>
+              <w:t>Strongly Disagree</w:t>
+            </w:r>
+          </w:p>
+        </w:tc>
+        <w:tc>
+          <w:tcPr>
+            <w:tcW w:w="2500" w:type="dxa"/>
+            <w:vAlign w:val="center"/>
+          </w:tcPr>
+          <w:p>
+            <w:pPr>
+              <w:jc w:val="left"/>
+            </w:pPr>
+            <w:r>
+              <w:rPr>
+                <w:rFonts w:ascii="Times New Roman" w:hAnsi="Times New Roman" w:eastAsia="Times New Roman" w:cs="Times New Roman"/>
+                <w:b w:val="0"/>
+                <w:bCs w:val="0"/>
+                <w:sz w:val="20"/>
+                <w:szCs w:val="20"/>
+              </w:rPr>
+              <w:t>4</w:t>
+            </w:r>
+          </w:p>
+        </w:tc>
+        <w:tc>
+          <w:tcPr>
+            <w:tcW w:w="2500" w:type="dxa"/>
+            <w:vAlign w:val="center"/>
+          </w:tcPr>
+          <w:p>
+            <w:pPr>
+              <w:jc w:val="left"/>
+            </w:pPr>
+            <w:r>
+              <w:rPr>
+                <w:rFonts w:ascii="Times New Roman" w:hAnsi="Times New Roman" w:eastAsia="Times New Roman" w:cs="Times New Roman"/>
+                <w:b w:val="0"/>
+                <w:bCs w:val="0"/>
+                <w:sz w:val="20"/>
+                <w:szCs w:val="20"/>
+              </w:rPr>
+              <w:t>2.6</w:t>
+            </w:r>
+          </w:p>
+        </w:tc>
+      </w:tr>
+      <w:tr>
+        <w:tblPrEx>
+          <w:tblBorders>
+            <w:top w:val="single" w:color="auto" w:sz="4" w:space="0"/>
+            <w:left w:val="single" w:color="auto" w:sz="4" w:space="0"/>
+            <w:bottom w:val="single" w:color="auto" w:sz="4" w:space="0"/>
+            <w:right w:val="single" w:color="auto" w:sz="4" w:space="0"/>
+            <w:insideH w:val="single" w:color="auto" w:sz="4" w:space="0"/>
+            <w:insideV w:val="single" w:color="auto" w:sz="4" w:space="0"/>
+          </w:tblBorders>
+          <w:tblCellMar>
+            <w:top w:w="0" w:type="dxa"/>
+            <w:left w:w="10" w:type="dxa"/>
+            <w:bottom w:w="0" w:type="dxa"/>
+            <w:right w:w="10" w:type="dxa"/>
+          </w:tblCellMar>
+        </w:tblPrEx>
+        <w:tc>
+          <w:tcPr>
+            <w:tcW w:w="3500" w:type="dxa"/>
+            <w:vAlign w:val="center"/>
+          </w:tcPr>
+          <w:p>
+            <w:pPr>
+              <w:jc w:val="left"/>
+            </w:pPr>
+            <w:r>
+              <w:rPr>
+                <w:rFonts w:ascii="Times New Roman" w:hAnsi="Times New Roman" w:eastAsia="Times New Roman" w:cs="Times New Roman"/>
+                <w:b w:val="0"/>
+                <w:bCs w:val="0"/>
+                <w:sz w:val="20"/>
+                <w:szCs w:val="20"/>
+              </w:rPr>
+              <w:t>Total</w:t>
+            </w:r>
+          </w:p>
+        </w:tc>
+        <w:tc>
+          <w:tcPr>
+            <w:tcW w:w="2500" w:type="dxa"/>
+            <w:vAlign w:val="center"/>
+          </w:tcPr>
+          <w:p>
+            <w:pPr>
+              <w:jc w:val="left"/>
+            </w:pPr>
+            <w:r>
+              <w:rPr>
+                <w:rFonts w:ascii="Times New Roman" w:hAnsi="Times New Roman" w:eastAsia="Times New Roman" w:cs="Times New Roman"/>
+                <w:b w:val="0"/>
+                <w:bCs w:val="0"/>
+                <w:sz w:val="20"/>
+                <w:szCs w:val="20"/>
+              </w:rPr>
+              <w:t>153</w:t>
+            </w:r>
+          </w:p>
+        </w:tc>
+        <w:tc>
+          <w:tcPr>
+            <w:tcW w:w="2500" w:type="dxa"/>
+            <w:vAlign w:val="center"/>
+          </w:tcPr>
+          <w:p>
+            <w:pPr>
+              <w:jc w:val="left"/>
+            </w:pPr>
+            <w:r>
+              <w:rPr>
+                <w:rFonts w:ascii="Times New Roman" w:hAnsi="Times New Roman" w:eastAsia="Times New Roman" w:cs="Times New Roman"/>
+                <w:b w:val="0"/>
+                <w:bCs w:val="0"/>
+                <w:sz w:val="20"/>
+                <w:szCs w:val="20"/>
+              </w:rPr>
+              <w:t>100</w:t>
+            </w:r>
+          </w:p>
+        </w:tc>
+      </w:tr>
+    </w:tbl>
+    <w:p>
+      <w:pPr>
+        <w:spacing w:after="200" w:line="360" w:lineRule="auto"/>
+        <w:jc w:val="left"/>
+      </w:pPr>
+      <w:r>
+        <w:rPr>
+          <w:rFonts w:ascii="Times New Roman" w:hAnsi="Times New Roman" w:eastAsia="Times New Roman" w:cs="Times New Roman"/>
+          <w:b w:val="0"/>
+          <w:bCs w:val="0"/>
+          <w:i/>
+          <w:iCs/>
+          <w:sz w:val="24"/>
+          <w:szCs w:val="24"/>
+        </w:rPr>
+        <w:t>Source: Field Survey, 2026</w:t>
+      </w:r>
+    </w:p>
+    <w:p>
+      <w:pPr>
+        <w:spacing w:after="200" w:line="360" w:lineRule="auto"/>
+        <w:jc w:val="left"/>
+      </w:pPr>
+      <w:r>
+        <w:rPr>
+          <w:rFonts w:ascii="Times New Roman" w:hAnsi="Times New Roman" w:eastAsia="Times New Roman" w:cs="Times New Roman"/>
+          <w:b w:val="0"/>
+          <w:bCs w:val="0"/>
+          <w:i w:val="0"/>
+          <w:iCs w:val="0"/>
+          <w:sz w:val="24"/>
+          <w:szCs w:val="24"/>
+        </w:rPr>
+        <w:t>Table 4.3.8 shows that 40 respondents (26.1%) strongly agreed and 74 (48.4%) agreed that organizational change increases employee efficiency and customer satisfaction, confirming the statement.</w:t>
+      </w:r>
+    </w:p>
+    <w:p>
+      <w:pPr>
+        <w:pStyle w:val="4"/>
+        <w:spacing w:before="300" w:after="200"/>
+        <w:jc w:val="left"/>
+      </w:pPr>
+      <w:r>
+        <w:rPr>
+          <w:rFonts w:ascii="Times New Roman" w:hAnsi="Times New Roman" w:eastAsia="Times New Roman" w:cs="Times New Roman"/>
+          <w:b/>
+          <w:bCs/>
+          <w:color w:val="000000"/>
+          <w:sz w:val="28"/>
+          <w:szCs w:val="28"/>
+        </w:rPr>
+        <w:t>Table 4.3.9: Improved efficiency and effectiveness positively influences organizational performance and growth</w:t>
+      </w:r>
+    </w:p>
+    <w:tbl>
+      <w:tblPr>
+        <w:tblStyle w:val="9"/>
+        <w:tblW w:w="8500" w:type="dxa"/>
+        <w:tblInd w:w="0" w:type="dxa"/>
+        <w:tblBorders>
+          <w:top w:val="single" w:color="auto" w:sz="4" w:space="0"/>
+          <w:left w:val="single" w:color="auto" w:sz="4" w:space="0"/>
+          <w:bottom w:val="single" w:color="auto" w:sz="4" w:space="0"/>
+          <w:right w:val="single" w:color="auto" w:sz="4" w:space="0"/>
+          <w:insideH w:val="single" w:color="auto" w:sz="4" w:space="0"/>
+          <w:insideV w:val="single" w:color="auto" w:sz="4" w:space="0"/>
+        </w:tblBorders>
+        <w:tblLayout w:type="autofit"/>
+        <w:tblCellMar>
+          <w:top w:w="0" w:type="dxa"/>
+          <w:left w:w="10" w:type="dxa"/>
+          <w:bottom w:w="0" w:type="dxa"/>
+          <w:right w:w="10" w:type="dxa"/>
+        </w:tblCellMar>
+      </w:tblPr>
+      <w:tblGrid>
+        <w:gridCol w:w="3500"/>
+        <w:gridCol w:w="2500"/>
+        <w:gridCol w:w="2500"/>
+      </w:tblGrid>
+      <w:tr>
+        <w:tblPrEx>
+          <w:tblBorders>
+            <w:top w:val="single" w:color="auto" w:sz="4" w:space="0"/>
+            <w:left w:val="single" w:color="auto" w:sz="4" w:space="0"/>
+            <w:bottom w:val="single" w:color="auto" w:sz="4" w:space="0"/>
+            <w:right w:val="single" w:color="auto" w:sz="4" w:space="0"/>
+            <w:insideH w:val="single" w:color="auto" w:sz="4" w:space="0"/>
+            <w:insideV w:val="single" w:color="auto" w:sz="4" w:space="0"/>
+          </w:tblBorders>
+          <w:tblCellMar>
+            <w:top w:w="0" w:type="dxa"/>
+            <w:left w:w="10" w:type="dxa"/>
+            <w:bottom w:w="0" w:type="dxa"/>
+            <w:right w:w="10" w:type="dxa"/>
+          </w:tblCellMar>
+        </w:tblPrEx>
+        <w:trPr>
+          <w:tblHeader/>
+        </w:trPr>
+        <w:tc>
+          <w:tcPr>
+            <w:tcW w:w="3500" w:type="dxa"/>
+            <w:shd w:val="clear" w:color="auto" w:fill="D9D9D9"/>
+            <w:vAlign w:val="center"/>
+          </w:tcPr>
+          <w:p>
+            <w:pPr>
+              <w:jc w:val="center"/>
+            </w:pPr>
+            <w:r>
+              <w:rPr>
+                <w:rFonts w:ascii="Times New Roman" w:hAnsi="Times New Roman" w:eastAsia="Times New Roman" w:cs="Times New Roman"/>
+                <w:b/>
+                <w:bCs/>
+                <w:sz w:val="20"/>
+                <w:szCs w:val="20"/>
+              </w:rPr>
+              <w:t>Option</w:t>
+            </w:r>
+          </w:p>
+        </w:tc>
+        <w:tc>
+          <w:tcPr>
+            <w:tcW w:w="2500" w:type="dxa"/>
+            <w:shd w:val="clear" w:color="auto" w:fill="D9D9D9"/>
+            <w:vAlign w:val="center"/>
+          </w:tcPr>
+          <w:p>
+            <w:pPr>
+              <w:jc w:val="center"/>
+            </w:pPr>
+            <w:r>
+              <w:rPr>
+                <w:rFonts w:ascii="Times New Roman" w:hAnsi="Times New Roman" w:eastAsia="Times New Roman" w:cs="Times New Roman"/>
+                <w:b/>
+                <w:bCs/>
+                <w:sz w:val="20"/>
+                <w:szCs w:val="20"/>
+              </w:rPr>
+              <w:t>Frequency</w:t>
+            </w:r>
+          </w:p>
+        </w:tc>
+        <w:tc>
+          <w:tcPr>
+            <w:tcW w:w="2500" w:type="dxa"/>
+            <w:shd w:val="clear" w:color="auto" w:fill="D9D9D9"/>
+            <w:vAlign w:val="center"/>
+          </w:tcPr>
+          <w:p>
+            <w:pPr>
+              <w:jc w:val="center"/>
+            </w:pPr>
+            <w:r>
+              <w:rPr>
+                <w:rFonts w:ascii="Times New Roman" w:hAnsi="Times New Roman" w:eastAsia="Times New Roman" w:cs="Times New Roman"/>
+                <w:b/>
+                <w:bCs/>
+                <w:sz w:val="20"/>
+                <w:szCs w:val="20"/>
+              </w:rPr>
+              <w:t>Percentage</w:t>
+            </w:r>
+          </w:p>
+        </w:tc>
+      </w:tr>
+      <w:tr>
+        <w:tblPrEx>
+          <w:tblBorders>
+            <w:top w:val="single" w:color="auto" w:sz="4" w:space="0"/>
+            <w:left w:val="single" w:color="auto" w:sz="4" w:space="0"/>
+            <w:bottom w:val="single" w:color="auto" w:sz="4" w:space="0"/>
+            <w:right w:val="single" w:color="auto" w:sz="4" w:space="0"/>
+            <w:insideH w:val="single" w:color="auto" w:sz="4" w:space="0"/>
+            <w:insideV w:val="single" w:color="auto" w:sz="4" w:space="0"/>
+          </w:tblBorders>
+          <w:tblCellMar>
+            <w:top w:w="0" w:type="dxa"/>
+            <w:left w:w="10" w:type="dxa"/>
+            <w:bottom w:w="0" w:type="dxa"/>
+            <w:right w:w="10" w:type="dxa"/>
+          </w:tblCellMar>
+        </w:tblPrEx>
+        <w:tc>
+          <w:tcPr>
+            <w:tcW w:w="3500" w:type="dxa"/>
+            <w:vAlign w:val="center"/>
+          </w:tcPr>
+          <w:p>
+            <w:pPr>
+              <w:jc w:val="left"/>
+            </w:pPr>
+            <w:r>
+              <w:rPr>
+                <w:rFonts w:ascii="Times New Roman" w:hAnsi="Times New Roman" w:eastAsia="Times New Roman" w:cs="Times New Roman"/>
+                <w:b w:val="0"/>
+                <w:bCs w:val="0"/>
+                <w:sz w:val="20"/>
+                <w:szCs w:val="20"/>
+              </w:rPr>
+              <w:t>Strongly Agree</w:t>
+            </w:r>
+          </w:p>
+        </w:tc>
+        <w:tc>
+          <w:tcPr>
+            <w:tcW w:w="2500" w:type="dxa"/>
+            <w:vAlign w:val="center"/>
+          </w:tcPr>
+          <w:p>
+            <w:pPr>
+              <w:jc w:val="left"/>
+            </w:pPr>
+            <w:r>
+              <w:rPr>
+                <w:rFonts w:ascii="Times New Roman" w:hAnsi="Times New Roman" w:eastAsia="Times New Roman" w:cs="Times New Roman"/>
+                <w:b w:val="0"/>
+                <w:bCs w:val="0"/>
+                <w:sz w:val="20"/>
+                <w:szCs w:val="20"/>
+              </w:rPr>
+              <w:t>63</w:t>
+            </w:r>
+          </w:p>
+        </w:tc>
+        <w:tc>
+          <w:tcPr>
+            <w:tcW w:w="2500" w:type="dxa"/>
+            <w:vAlign w:val="center"/>
+          </w:tcPr>
+          <w:p>
+            <w:pPr>
+              <w:jc w:val="left"/>
+            </w:pPr>
+            <w:r>
+              <w:rPr>
+                <w:rFonts w:ascii="Times New Roman" w:hAnsi="Times New Roman" w:eastAsia="Times New Roman" w:cs="Times New Roman"/>
+                <w:b w:val="0"/>
+                <w:bCs w:val="0"/>
+                <w:sz w:val="20"/>
+                <w:szCs w:val="20"/>
+              </w:rPr>
+              <w:t>41.2</w:t>
+            </w:r>
+          </w:p>
+        </w:tc>
+      </w:tr>
+      <w:tr>
+        <w:tblPrEx>
+          <w:tblBorders>
+            <w:top w:val="single" w:color="auto" w:sz="4" w:space="0"/>
+            <w:left w:val="single" w:color="auto" w:sz="4" w:space="0"/>
+            <w:bottom w:val="single" w:color="auto" w:sz="4" w:space="0"/>
+            <w:right w:val="single" w:color="auto" w:sz="4" w:space="0"/>
+            <w:insideH w:val="single" w:color="auto" w:sz="4" w:space="0"/>
+            <w:insideV w:val="single" w:color="auto" w:sz="4" w:space="0"/>
+          </w:tblBorders>
+          <w:tblCellMar>
+            <w:top w:w="0" w:type="dxa"/>
+            <w:left w:w="10" w:type="dxa"/>
+            <w:bottom w:w="0" w:type="dxa"/>
+            <w:right w:w="10" w:type="dxa"/>
+          </w:tblCellMar>
+        </w:tblPrEx>
+        <w:tc>
+          <w:tcPr>
+            <w:tcW w:w="3500" w:type="dxa"/>
+            <w:vAlign w:val="center"/>
+          </w:tcPr>
+          <w:p>
+            <w:pPr>
+              <w:jc w:val="left"/>
+            </w:pPr>
+            <w:r>
+              <w:rPr>
+                <w:rFonts w:ascii="Times New Roman" w:hAnsi="Times New Roman" w:eastAsia="Times New Roman" w:cs="Times New Roman"/>
+                <w:b w:val="0"/>
+                <w:bCs w:val="0"/>
+                <w:sz w:val="20"/>
+                <w:szCs w:val="20"/>
+              </w:rPr>
+              <w:t>Agree</w:t>
+            </w:r>
+          </w:p>
+        </w:tc>
+        <w:tc>
+          <w:tcPr>
+            <w:tcW w:w="2500" w:type="dxa"/>
+            <w:vAlign w:val="center"/>
+          </w:tcPr>
+          <w:p>
+            <w:pPr>
+              <w:jc w:val="left"/>
+            </w:pPr>
+            <w:r>
+              <w:rPr>
+                <w:rFonts w:ascii="Times New Roman" w:hAnsi="Times New Roman" w:eastAsia="Times New Roman" w:cs="Times New Roman"/>
+                <w:b w:val="0"/>
+                <w:bCs w:val="0"/>
+                <w:sz w:val="20"/>
+                <w:szCs w:val="20"/>
+              </w:rPr>
+              <w:t>75</w:t>
+            </w:r>
+          </w:p>
+        </w:tc>
+        <w:tc>
+          <w:tcPr>
+            <w:tcW w:w="2500" w:type="dxa"/>
+            <w:vAlign w:val="center"/>
+          </w:tcPr>
+          <w:p>
+            <w:pPr>
+              <w:jc w:val="left"/>
+            </w:pPr>
+            <w:r>
+              <w:rPr>
+                <w:rFonts w:ascii="Times New Roman" w:hAnsi="Times New Roman" w:eastAsia="Times New Roman" w:cs="Times New Roman"/>
+                <w:b w:val="0"/>
+                <w:bCs w:val="0"/>
+                <w:sz w:val="20"/>
+                <w:szCs w:val="20"/>
+              </w:rPr>
+              <w:t>49.0</w:t>
+            </w:r>
+          </w:p>
+        </w:tc>
+      </w:tr>
+      <w:tr>
+        <w:tblPrEx>
+          <w:tblBorders>
+            <w:top w:val="single" w:color="auto" w:sz="4" w:space="0"/>
+            <w:left w:val="single" w:color="auto" w:sz="4" w:space="0"/>
+            <w:bottom w:val="single" w:color="auto" w:sz="4" w:space="0"/>
+            <w:right w:val="single" w:color="auto" w:sz="4" w:space="0"/>
+            <w:insideH w:val="single" w:color="auto" w:sz="4" w:space="0"/>
+            <w:insideV w:val="single" w:color="auto" w:sz="4" w:space="0"/>
+          </w:tblBorders>
+          <w:tblCellMar>
+            <w:top w:w="0" w:type="dxa"/>
+            <w:left w:w="10" w:type="dxa"/>
+            <w:bottom w:w="0" w:type="dxa"/>
+            <w:right w:w="10" w:type="dxa"/>
+          </w:tblCellMar>
+        </w:tblPrEx>
+        <w:tc>
+          <w:tcPr>
+            <w:tcW w:w="3500" w:type="dxa"/>
+            <w:vAlign w:val="center"/>
+          </w:tcPr>
+          <w:p>
+            <w:pPr>
+              <w:jc w:val="left"/>
+            </w:pPr>
+            <w:r>
+              <w:rPr>
+                <w:rFonts w:ascii="Times New Roman" w:hAnsi="Times New Roman" w:eastAsia="Times New Roman" w:cs="Times New Roman"/>
+                <w:b w:val="0"/>
+                <w:bCs w:val="0"/>
+                <w:sz w:val="20"/>
+                <w:szCs w:val="20"/>
+              </w:rPr>
+              <w:t>Undecided</w:t>
+            </w:r>
+          </w:p>
+        </w:tc>
+        <w:tc>
+          <w:tcPr>
+            <w:tcW w:w="2500" w:type="dxa"/>
+            <w:vAlign w:val="center"/>
+          </w:tcPr>
+          <w:p>
+            <w:pPr>
+              <w:jc w:val="left"/>
+            </w:pPr>
+            <w:r>
+              <w:rPr>
+                <w:rFonts w:ascii="Times New Roman" w:hAnsi="Times New Roman" w:eastAsia="Times New Roman" w:cs="Times New Roman"/>
+                <w:b w:val="0"/>
+                <w:bCs w:val="0"/>
+                <w:sz w:val="20"/>
+                <w:szCs w:val="20"/>
+              </w:rPr>
+              <w:t>9</w:t>
+            </w:r>
+          </w:p>
+        </w:tc>
+        <w:tc>
+          <w:tcPr>
+            <w:tcW w:w="2500" w:type="dxa"/>
+            <w:vAlign w:val="center"/>
+          </w:tcPr>
+          <w:p>
+            <w:pPr>
+              <w:jc w:val="left"/>
+            </w:pPr>
+            <w:r>
+              <w:rPr>
+                <w:rFonts w:ascii="Times New Roman" w:hAnsi="Times New Roman" w:eastAsia="Times New Roman" w:cs="Times New Roman"/>
+                <w:b w:val="0"/>
+                <w:bCs w:val="0"/>
+                <w:sz w:val="20"/>
+                <w:szCs w:val="20"/>
+              </w:rPr>
+              <w:t>5.9</w:t>
+            </w:r>
+          </w:p>
+        </w:tc>
+      </w:tr>
+      <w:tr>
+        <w:tblPrEx>
+          <w:tblBorders>
+            <w:top w:val="single" w:color="auto" w:sz="4" w:space="0"/>
+            <w:left w:val="single" w:color="auto" w:sz="4" w:space="0"/>
+            <w:bottom w:val="single" w:color="auto" w:sz="4" w:space="0"/>
+            <w:right w:val="single" w:color="auto" w:sz="4" w:space="0"/>
+            <w:insideH w:val="single" w:color="auto" w:sz="4" w:space="0"/>
+            <w:insideV w:val="single" w:color="auto" w:sz="4" w:space="0"/>
+          </w:tblBorders>
+          <w:tblCellMar>
+            <w:top w:w="0" w:type="dxa"/>
+            <w:left w:w="10" w:type="dxa"/>
+            <w:bottom w:w="0" w:type="dxa"/>
+            <w:right w:w="10" w:type="dxa"/>
+          </w:tblCellMar>
+        </w:tblPrEx>
+        <w:tc>
+          <w:tcPr>
+            <w:tcW w:w="3500" w:type="dxa"/>
+            <w:vAlign w:val="center"/>
+          </w:tcPr>
+          <w:p>
+            <w:pPr>
+              <w:jc w:val="left"/>
+            </w:pPr>
+            <w:r>
+              <w:rPr>
+                <w:rFonts w:ascii="Times New Roman" w:hAnsi="Times New Roman" w:eastAsia="Times New Roman" w:cs="Times New Roman"/>
+                <w:b w:val="0"/>
+                <w:bCs w:val="0"/>
+                <w:sz w:val="20"/>
+                <w:szCs w:val="20"/>
+              </w:rPr>
+              <w:t>Disagree</w:t>
+            </w:r>
+          </w:p>
+        </w:tc>
+        <w:tc>
+          <w:tcPr>
+            <w:tcW w:w="2500" w:type="dxa"/>
+            <w:vAlign w:val="center"/>
+          </w:tcPr>
+          <w:p>
+            <w:pPr>
+              <w:jc w:val="left"/>
+            </w:pPr>
+            <w:r>
+              <w:rPr>
+                <w:rFonts w:ascii="Times New Roman" w:hAnsi="Times New Roman" w:eastAsia="Times New Roman" w:cs="Times New Roman"/>
+                <w:b w:val="0"/>
+                <w:bCs w:val="0"/>
+                <w:sz w:val="20"/>
+                <w:szCs w:val="20"/>
+              </w:rPr>
+              <w:t>5</w:t>
+            </w:r>
+          </w:p>
+        </w:tc>
+        <w:tc>
+          <w:tcPr>
+            <w:tcW w:w="2500" w:type="dxa"/>
+            <w:vAlign w:val="center"/>
+          </w:tcPr>
+          <w:p>
+            <w:pPr>
+              <w:jc w:val="left"/>
+            </w:pPr>
+            <w:r>
+              <w:rPr>
+                <w:rFonts w:ascii="Times New Roman" w:hAnsi="Times New Roman" w:eastAsia="Times New Roman" w:cs="Times New Roman"/>
+                <w:b w:val="0"/>
+                <w:bCs w:val="0"/>
+                <w:sz w:val="20"/>
+                <w:szCs w:val="20"/>
+              </w:rPr>
+              <w:t>3.3</w:t>
+            </w:r>
+          </w:p>
+        </w:tc>
+      </w:tr>
+      <w:tr>
+        <w:tblPrEx>
+          <w:tblBorders>
+            <w:top w:val="single" w:color="auto" w:sz="4" w:space="0"/>
+            <w:left w:val="single" w:color="auto" w:sz="4" w:space="0"/>
+            <w:bottom w:val="single" w:color="auto" w:sz="4" w:space="0"/>
+            <w:right w:val="single" w:color="auto" w:sz="4" w:space="0"/>
+            <w:insideH w:val="single" w:color="auto" w:sz="4" w:space="0"/>
+            <w:insideV w:val="single" w:color="auto" w:sz="4" w:space="0"/>
+          </w:tblBorders>
+          <w:tblCellMar>
+            <w:top w:w="0" w:type="dxa"/>
+            <w:left w:w="10" w:type="dxa"/>
+            <w:bottom w:w="0" w:type="dxa"/>
+            <w:right w:w="10" w:type="dxa"/>
+          </w:tblCellMar>
+        </w:tblPrEx>
+        <w:tc>
+          <w:tcPr>
+            <w:tcW w:w="3500" w:type="dxa"/>
+            <w:vAlign w:val="center"/>
+          </w:tcPr>
+          <w:p>
+            <w:pPr>
+              <w:jc w:val="left"/>
+            </w:pPr>
+            <w:r>
+              <w:rPr>
+                <w:rFonts w:ascii="Times New Roman" w:hAnsi="Times New Roman" w:eastAsia="Times New Roman" w:cs="Times New Roman"/>
+                <w:b w:val="0"/>
+                <w:bCs w:val="0"/>
+                <w:sz w:val="20"/>
+                <w:szCs w:val="20"/>
+              </w:rPr>
+              <w:t>Strongly Disagree</w:t>
+            </w:r>
+          </w:p>
+        </w:tc>
+        <w:tc>
+          <w:tcPr>
+            <w:tcW w:w="2500" w:type="dxa"/>
+            <w:vAlign w:val="center"/>
+          </w:tcPr>
+          <w:p>
+            <w:pPr>
+              <w:jc w:val="left"/>
+            </w:pPr>
+            <w:r>
+              <w:rPr>
+                <w:rFonts w:ascii="Times New Roman" w:hAnsi="Times New Roman" w:eastAsia="Times New Roman" w:cs="Times New Roman"/>
+                <w:b w:val="0"/>
+                <w:bCs w:val="0"/>
+                <w:sz w:val="20"/>
+                <w:szCs w:val="20"/>
+              </w:rPr>
+              <w:t>1</w:t>
+            </w:r>
+          </w:p>
+        </w:tc>
+        <w:tc>
+          <w:tcPr>
+            <w:tcW w:w="2500" w:type="dxa"/>
+            <w:vAlign w:val="center"/>
+          </w:tcPr>
+          <w:p>
+            <w:pPr>
+              <w:jc w:val="left"/>
+            </w:pPr>
+            <w:r>
+              <w:rPr>
+                <w:rFonts w:ascii="Times New Roman" w:hAnsi="Times New Roman" w:eastAsia="Times New Roman" w:cs="Times New Roman"/>
+                <w:b w:val="0"/>
+                <w:bCs w:val="0"/>
+                <w:sz w:val="20"/>
+                <w:szCs w:val="20"/>
+              </w:rPr>
+              <w:t>0.7</w:t>
+            </w:r>
+          </w:p>
+        </w:tc>
+      </w:tr>
+      <w:tr>
+        <w:tblPrEx>
+          <w:tblBorders>
+            <w:top w:val="single" w:color="auto" w:sz="4" w:space="0"/>
+            <w:left w:val="single" w:color="auto" w:sz="4" w:space="0"/>
+            <w:bottom w:val="single" w:color="auto" w:sz="4" w:space="0"/>
+            <w:right w:val="single" w:color="auto" w:sz="4" w:space="0"/>
+            <w:insideH w:val="single" w:color="auto" w:sz="4" w:space="0"/>
+            <w:insideV w:val="single" w:color="auto" w:sz="4" w:space="0"/>
+          </w:tblBorders>
+          <w:tblCellMar>
+            <w:top w:w="0" w:type="dxa"/>
+            <w:left w:w="10" w:type="dxa"/>
+            <w:bottom w:w="0" w:type="dxa"/>
+            <w:right w:w="10" w:type="dxa"/>
+          </w:tblCellMar>
+        </w:tblPrEx>
+        <w:tc>
+          <w:tcPr>
+            <w:tcW w:w="3500" w:type="dxa"/>
+            <w:vAlign w:val="center"/>
+          </w:tcPr>
+          <w:p>
+            <w:pPr>
+              <w:jc w:val="left"/>
+            </w:pPr>
+            <w:r>
+              <w:rPr>
+                <w:rFonts w:ascii="Times New Roman" w:hAnsi="Times New Roman" w:eastAsia="Times New Roman" w:cs="Times New Roman"/>
+                <w:b w:val="0"/>
+                <w:bCs w:val="0"/>
+                <w:sz w:val="20"/>
+                <w:szCs w:val="20"/>
+              </w:rPr>
+              <w:t>Total</w:t>
+            </w:r>
+          </w:p>
+        </w:tc>
+        <w:tc>
+          <w:tcPr>
+            <w:tcW w:w="2500" w:type="dxa"/>
+            <w:vAlign w:val="center"/>
+          </w:tcPr>
+          <w:p>
+            <w:pPr>
+              <w:jc w:val="left"/>
+            </w:pPr>
+            <w:r>
+              <w:rPr>
+                <w:rFonts w:ascii="Times New Roman" w:hAnsi="Times New Roman" w:eastAsia="Times New Roman" w:cs="Times New Roman"/>
+                <w:b w:val="0"/>
+                <w:bCs w:val="0"/>
+                <w:sz w:val="20"/>
+                <w:szCs w:val="20"/>
+              </w:rPr>
+              <w:t>153</w:t>
+            </w:r>
+          </w:p>
+        </w:tc>
+        <w:tc>
+          <w:tcPr>
+            <w:tcW w:w="2500" w:type="dxa"/>
+            <w:vAlign w:val="center"/>
+          </w:tcPr>
+          <w:p>
+            <w:pPr>
+              <w:jc w:val="left"/>
+            </w:pPr>
+            <w:r>
+              <w:rPr>
+                <w:rFonts w:ascii="Times New Roman" w:hAnsi="Times New Roman" w:eastAsia="Times New Roman" w:cs="Times New Roman"/>
+                <w:b w:val="0"/>
+                <w:bCs w:val="0"/>
+                <w:sz w:val="20"/>
+                <w:szCs w:val="20"/>
+              </w:rPr>
+              <w:t>100</w:t>
+            </w:r>
+          </w:p>
+        </w:tc>
+      </w:tr>
+    </w:tbl>
+    <w:p>
+      <w:pPr>
+        <w:spacing w:after="200" w:line="360" w:lineRule="auto"/>
+        <w:jc w:val="left"/>
+      </w:pPr>
+      <w:r>
+        <w:rPr>
+          <w:rFonts w:ascii="Times New Roman" w:hAnsi="Times New Roman" w:eastAsia="Times New Roman" w:cs="Times New Roman"/>
+          <w:b w:val="0"/>
+          <w:bCs w:val="0"/>
+          <w:i/>
+          <w:iCs/>
+          <w:sz w:val="24"/>
+          <w:szCs w:val="24"/>
+        </w:rPr>
+        <w:t>Source: Field Survey, 2026</w:t>
+      </w:r>
+    </w:p>
+    <w:p>
+      <w:pPr>
+        <w:spacing w:after="200" w:line="360" w:lineRule="auto"/>
+        <w:jc w:val="left"/>
+      </w:pPr>
+      <w:r>
+        <w:rPr>
+          <w:rFonts w:ascii="Times New Roman" w:hAnsi="Times New Roman" w:eastAsia="Times New Roman" w:cs="Times New Roman"/>
+          <w:b w:val="0"/>
+          <w:bCs w:val="0"/>
+          <w:i w:val="0"/>
+          <w:iCs w:val="0"/>
+          <w:sz w:val="24"/>
+          <w:szCs w:val="24"/>
+        </w:rPr>
+        <w:t>Table 4.3.9 shows that 63 respondents (41.2%) strongly agreed and 75 (49%) agreed that improved efficiency and effectiveness positively influences organizational performance and growth, confirming the statement.</w:t>
+      </w:r>
+    </w:p>
+    <w:p>
+      <w:pPr>
+        <w:pStyle w:val="4"/>
+        <w:spacing w:before="300" w:after="200"/>
+        <w:jc w:val="left"/>
+      </w:pPr>
+      <w:r>
+        <w:rPr>
+          <w:rFonts w:ascii="Times New Roman" w:hAnsi="Times New Roman" w:eastAsia="Times New Roman" w:cs="Times New Roman"/>
+          <w:b/>
+          <w:bCs/>
+          <w:color w:val="000000"/>
+          <w:sz w:val="28"/>
+          <w:szCs w:val="28"/>
+        </w:rPr>
+        <w:t>Table 4.3.10: Organizational change brings about employee commitment and satisfaction</w:t>
+      </w:r>
+    </w:p>
+    <w:tbl>
+      <w:tblPr>
+        <w:tblStyle w:val="9"/>
+        <w:tblW w:w="8500" w:type="dxa"/>
+        <w:tblInd w:w="0" w:type="dxa"/>
+        <w:tblBorders>
+          <w:top w:val="single" w:color="auto" w:sz="4" w:space="0"/>
+          <w:left w:val="single" w:color="auto" w:sz="4" w:space="0"/>
+          <w:bottom w:val="single" w:color="auto" w:sz="4" w:space="0"/>
+          <w:right w:val="single" w:color="auto" w:sz="4" w:space="0"/>
+          <w:insideH w:val="single" w:color="auto" w:sz="4" w:space="0"/>
+          <w:insideV w:val="single" w:color="auto" w:sz="4" w:space="0"/>
+        </w:tblBorders>
+        <w:tblLayout w:type="autofit"/>
+        <w:tblCellMar>
+          <w:top w:w="0" w:type="dxa"/>
+          <w:left w:w="10" w:type="dxa"/>
+          <w:bottom w:w="0" w:type="dxa"/>
+          <w:right w:w="10" w:type="dxa"/>
+        </w:tblCellMar>
+      </w:tblPr>
+      <w:tblGrid>
+        <w:gridCol w:w="3500"/>
+        <w:gridCol w:w="2500"/>
+        <w:gridCol w:w="2500"/>
+      </w:tblGrid>
+      <w:tr>
+        <w:tblPrEx>
+          <w:tblBorders>
+            <w:top w:val="single" w:color="auto" w:sz="4" w:space="0"/>
+            <w:left w:val="single" w:color="auto" w:sz="4" w:space="0"/>
+            <w:bottom w:val="single" w:color="auto" w:sz="4" w:space="0"/>
+            <w:right w:val="single" w:color="auto" w:sz="4" w:space="0"/>
+            <w:insideH w:val="single" w:color="auto" w:sz="4" w:space="0"/>
+            <w:insideV w:val="single" w:color="auto" w:sz="4" w:space="0"/>
+          </w:tblBorders>
           <w:tblCellMar>
             <w:top w:w="0" w:type="dxa"/>
             <w:left w:w="10" w:type="dxa"/>
@@ -18681,6 +18713,12 @@
             <w:insideH w:val="single" w:color="auto" w:sz="4" w:space="0"/>
             <w:insideV w:val="single" w:color="auto" w:sz="4" w:space="0"/>
           </w:tblBorders>
+          <w:tblCellMar>
+            <w:top w:w="0" w:type="dxa"/>
+            <w:left w:w="10" w:type="dxa"/>
+            <w:bottom w:w="0" w:type="dxa"/>
+            <w:right w:w="10" w:type="dxa"/>
+          </w:tblCellMar>
         </w:tblPrEx>
         <w:trPr>
           <w:tblHeader/>
@@ -19072,6 +19110,12 @@
             <w:insideH w:val="single" w:color="auto" w:sz="4" w:space="0"/>
             <w:insideV w:val="single" w:color="auto" w:sz="4" w:space="0"/>
           </w:tblBorders>
+          <w:tblCellMar>
+            <w:top w:w="0" w:type="dxa"/>
+            <w:left w:w="10" w:type="dxa"/>
+            <w:bottom w:w="0" w:type="dxa"/>
+            <w:right w:w="10" w:type="dxa"/>
+          </w:tblCellMar>
         </w:tblPrEx>
         <w:trPr>
           <w:tblHeader/>
@@ -20927,7 +20971,7 @@
           <w:szCs w:val="24"/>
           <w:lang w:val="en-US"/>
         </w:rPr>
-        <w:t xml:space="preserve">                                                                              </w:t>
+        <w:t xml:space="preserve">                                                                             </w:t>
       </w:r>
       <w:r>
         <w:rPr>
@@ -21027,6 +21071,8 @@
         </w:rPr>
         <w:t xml:space="preserve">                                                </w:t>
       </w:r>
+      <w:bookmarkStart w:id="0" w:name="_GoBack"/>
+      <w:bookmarkEnd w:id="0"/>
       <w:r>
         <w:rPr>
           <w:rFonts w:ascii="Times New Roman" w:hAnsi="Times New Roman" w:eastAsia="Times New Roman" w:cs="Times New Roman"/>
@@ -21398,1259 +21444,6 @@
           <w:szCs w:val="24"/>
         </w:rPr>
         <w:t>Research Question One: What is the effect of leadership change on the profitability of Hospitality Industry in Enugu Metropolis?</w:t>
-      </w:r>
-    </w:p>
-    <w:tbl>
-      <w:tblPr>
-        <w:tblStyle w:val="9"/>
-        <w:tblW w:w="9500" w:type="dxa"/>
-        <w:tblInd w:w="0" w:type="dxa"/>
-        <w:tblBorders>
-          <w:top w:val="single" w:color="auto" w:sz="4" w:space="0"/>
-          <w:left w:val="single" w:color="auto" w:sz="4" w:space="0"/>
-          <w:bottom w:val="single" w:color="auto" w:sz="4" w:space="0"/>
-          <w:right w:val="single" w:color="auto" w:sz="4" w:space="0"/>
-          <w:insideH w:val="single" w:color="auto" w:sz="4" w:space="0"/>
-          <w:insideV w:val="single" w:color="auto" w:sz="4" w:space="0"/>
-        </w:tblBorders>
-        <w:tblLayout w:type="autofit"/>
-        <w:tblCellMar>
-          <w:top w:w="0" w:type="dxa"/>
-          <w:left w:w="10" w:type="dxa"/>
-          <w:bottom w:w="0" w:type="dxa"/>
-          <w:right w:w="10" w:type="dxa"/>
-        </w:tblCellMar>
-      </w:tblPr>
-      <w:tblGrid>
-        <w:gridCol w:w="500"/>
-        <w:gridCol w:w="5500"/>
-        <w:gridCol w:w="700"/>
-        <w:gridCol w:w="700"/>
-        <w:gridCol w:w="700"/>
-        <w:gridCol w:w="700"/>
-        <w:gridCol w:w="700"/>
-      </w:tblGrid>
-      <w:tr>
-        <w:tblPrEx>
-          <w:tblBorders>
-            <w:top w:val="single" w:color="auto" w:sz="4" w:space="0"/>
-            <w:left w:val="single" w:color="auto" w:sz="4" w:space="0"/>
-            <w:bottom w:val="single" w:color="auto" w:sz="4" w:space="0"/>
-            <w:right w:val="single" w:color="auto" w:sz="4" w:space="0"/>
-            <w:insideH w:val="single" w:color="auto" w:sz="4" w:space="0"/>
-            <w:insideV w:val="single" w:color="auto" w:sz="4" w:space="0"/>
-          </w:tblBorders>
-        </w:tblPrEx>
-        <w:trPr>
-          <w:tblHeader/>
-        </w:trPr>
-        <w:tc>
-          <w:tcPr>
-            <w:tcW w:w="500" w:type="dxa"/>
-            <w:shd w:val="clear" w:color="auto" w:fill="D9D9D9"/>
-            <w:vAlign w:val="center"/>
-          </w:tcPr>
-          <w:p>
-            <w:pPr>
-              <w:jc w:val="center"/>
-            </w:pPr>
-            <w:r>
-              <w:rPr>
-                <w:rFonts w:ascii="Times New Roman" w:hAnsi="Times New Roman" w:eastAsia="Times New Roman" w:cs="Times New Roman"/>
-                <w:b/>
-                <w:bCs/>
-                <w:sz w:val="20"/>
-                <w:szCs w:val="20"/>
-              </w:rPr>
-              <w:t>#</w:t>
-            </w:r>
-          </w:p>
-        </w:tc>
-        <w:tc>
-          <w:tcPr>
-            <w:tcW w:w="5500" w:type="dxa"/>
-            <w:shd w:val="clear" w:color="auto" w:fill="D9D9D9"/>
-            <w:vAlign w:val="center"/>
-          </w:tcPr>
-          <w:p>
-            <w:pPr>
-              <w:jc w:val="center"/>
-            </w:pPr>
-            <w:r>
-              <w:rPr>
-                <w:rFonts w:ascii="Times New Roman" w:hAnsi="Times New Roman" w:eastAsia="Times New Roman" w:cs="Times New Roman"/>
-                <w:b/>
-                <w:bCs/>
-                <w:sz w:val="20"/>
-                <w:szCs w:val="20"/>
-              </w:rPr>
-              <w:t>Statement</w:t>
-            </w:r>
-          </w:p>
-        </w:tc>
-        <w:tc>
-          <w:tcPr>
-            <w:tcW w:w="700" w:type="dxa"/>
-            <w:shd w:val="clear" w:color="auto" w:fill="D9D9D9"/>
-            <w:vAlign w:val="center"/>
-          </w:tcPr>
-          <w:p>
-            <w:pPr>
-              <w:jc w:val="center"/>
-            </w:pPr>
-            <w:r>
-              <w:rPr>
-                <w:rFonts w:ascii="Times New Roman" w:hAnsi="Times New Roman" w:eastAsia="Times New Roman" w:cs="Times New Roman"/>
-                <w:b/>
-                <w:bCs/>
-                <w:sz w:val="20"/>
-                <w:szCs w:val="20"/>
-              </w:rPr>
-              <w:t>SA</w:t>
-            </w:r>
-          </w:p>
-        </w:tc>
-        <w:tc>
-          <w:tcPr>
-            <w:tcW w:w="700" w:type="dxa"/>
-            <w:shd w:val="clear" w:color="auto" w:fill="D9D9D9"/>
-            <w:vAlign w:val="center"/>
-          </w:tcPr>
-          <w:p>
-            <w:pPr>
-              <w:jc w:val="center"/>
-            </w:pPr>
-            <w:r>
-              <w:rPr>
-                <w:rFonts w:ascii="Times New Roman" w:hAnsi="Times New Roman" w:eastAsia="Times New Roman" w:cs="Times New Roman"/>
-                <w:b/>
-                <w:bCs/>
-                <w:sz w:val="20"/>
-                <w:szCs w:val="20"/>
-              </w:rPr>
-              <w:t>A</w:t>
-            </w:r>
-          </w:p>
-        </w:tc>
-        <w:tc>
-          <w:tcPr>
-            <w:tcW w:w="700" w:type="dxa"/>
-            <w:shd w:val="clear" w:color="auto" w:fill="D9D9D9"/>
-            <w:vAlign w:val="center"/>
-          </w:tcPr>
-          <w:p>
-            <w:pPr>
-              <w:jc w:val="center"/>
-            </w:pPr>
-            <w:r>
-              <w:rPr>
-                <w:rFonts w:ascii="Times New Roman" w:hAnsi="Times New Roman" w:eastAsia="Times New Roman" w:cs="Times New Roman"/>
-                <w:b/>
-                <w:bCs/>
-                <w:sz w:val="20"/>
-                <w:szCs w:val="20"/>
-              </w:rPr>
-              <w:t>U</w:t>
-            </w:r>
-          </w:p>
-        </w:tc>
-        <w:tc>
-          <w:tcPr>
-            <w:tcW w:w="700" w:type="dxa"/>
-            <w:shd w:val="clear" w:color="auto" w:fill="D9D9D9"/>
-            <w:vAlign w:val="center"/>
-          </w:tcPr>
-          <w:p>
-            <w:pPr>
-              <w:jc w:val="center"/>
-            </w:pPr>
-            <w:r>
-              <w:rPr>
-                <w:rFonts w:ascii="Times New Roman" w:hAnsi="Times New Roman" w:eastAsia="Times New Roman" w:cs="Times New Roman"/>
-                <w:b/>
-                <w:bCs/>
-                <w:sz w:val="20"/>
-                <w:szCs w:val="20"/>
-              </w:rPr>
-              <w:t>D</w:t>
-            </w:r>
-          </w:p>
-        </w:tc>
-        <w:tc>
-          <w:tcPr>
-            <w:tcW w:w="700" w:type="dxa"/>
-            <w:shd w:val="clear" w:color="auto" w:fill="D9D9D9"/>
-            <w:vAlign w:val="center"/>
-          </w:tcPr>
-          <w:p>
-            <w:pPr>
-              <w:jc w:val="center"/>
-            </w:pPr>
-            <w:r>
-              <w:rPr>
-                <w:rFonts w:ascii="Times New Roman" w:hAnsi="Times New Roman" w:eastAsia="Times New Roman" w:cs="Times New Roman"/>
-                <w:b/>
-                <w:bCs/>
-                <w:sz w:val="20"/>
-                <w:szCs w:val="20"/>
-              </w:rPr>
-              <w:t>SD</w:t>
-            </w:r>
-          </w:p>
-        </w:tc>
-      </w:tr>
-      <w:tr>
-        <w:tblPrEx>
-          <w:tblBorders>
-            <w:top w:val="single" w:color="auto" w:sz="4" w:space="0"/>
-            <w:left w:val="single" w:color="auto" w:sz="4" w:space="0"/>
-            <w:bottom w:val="single" w:color="auto" w:sz="4" w:space="0"/>
-            <w:right w:val="single" w:color="auto" w:sz="4" w:space="0"/>
-            <w:insideH w:val="single" w:color="auto" w:sz="4" w:space="0"/>
-            <w:insideV w:val="single" w:color="auto" w:sz="4" w:space="0"/>
-          </w:tblBorders>
-          <w:tblCellMar>
-            <w:top w:w="0" w:type="dxa"/>
-            <w:left w:w="10" w:type="dxa"/>
-            <w:bottom w:w="0" w:type="dxa"/>
-            <w:right w:w="10" w:type="dxa"/>
-          </w:tblCellMar>
-        </w:tblPrEx>
-        <w:tc>
-          <w:tcPr>
-            <w:tcW w:w="500" w:type="dxa"/>
-            <w:vAlign w:val="center"/>
-          </w:tcPr>
-          <w:p>
-            <w:pPr>
-              <w:jc w:val="left"/>
-            </w:pPr>
-            <w:r>
-              <w:rPr>
-                <w:rFonts w:ascii="Times New Roman" w:hAnsi="Times New Roman" w:eastAsia="Times New Roman" w:cs="Times New Roman"/>
-                <w:b w:val="0"/>
-                <w:bCs w:val="0"/>
-                <w:sz w:val="20"/>
-                <w:szCs w:val="20"/>
-              </w:rPr>
-              <w:t>1</w:t>
-            </w:r>
-          </w:p>
-        </w:tc>
-        <w:tc>
-          <w:tcPr>
-            <w:tcW w:w="5500" w:type="dxa"/>
-            <w:vAlign w:val="center"/>
-          </w:tcPr>
-          <w:p>
-            <w:pPr>
-              <w:jc w:val="left"/>
-            </w:pPr>
-            <w:r>
-              <w:rPr>
-                <w:rFonts w:ascii="Times New Roman" w:hAnsi="Times New Roman" w:eastAsia="Times New Roman" w:cs="Times New Roman"/>
-                <w:b w:val="0"/>
-                <w:bCs w:val="0"/>
-                <w:sz w:val="20"/>
-                <w:szCs w:val="20"/>
-              </w:rPr>
-              <w:t>Improved quality of service leads to positive innovation technological change.</w:t>
-            </w:r>
-          </w:p>
-        </w:tc>
-        <w:tc>
-          <w:tcPr>
-            <w:tcW w:w="700" w:type="dxa"/>
-            <w:vAlign w:val="center"/>
-          </w:tcPr>
-          <w:p>
-            <w:pPr>
-              <w:jc w:val="left"/>
-            </w:pPr>
-          </w:p>
-        </w:tc>
-        <w:tc>
-          <w:tcPr>
-            <w:tcW w:w="700" w:type="dxa"/>
-            <w:vAlign w:val="center"/>
-          </w:tcPr>
-          <w:p>
-            <w:pPr>
-              <w:jc w:val="left"/>
-            </w:pPr>
-          </w:p>
-        </w:tc>
-        <w:tc>
-          <w:tcPr>
-            <w:tcW w:w="700" w:type="dxa"/>
-            <w:vAlign w:val="center"/>
-          </w:tcPr>
-          <w:p>
-            <w:pPr>
-              <w:jc w:val="left"/>
-            </w:pPr>
-          </w:p>
-        </w:tc>
-        <w:tc>
-          <w:tcPr>
-            <w:tcW w:w="700" w:type="dxa"/>
-            <w:vAlign w:val="center"/>
-          </w:tcPr>
-          <w:p>
-            <w:pPr>
-              <w:jc w:val="left"/>
-            </w:pPr>
-          </w:p>
-        </w:tc>
-        <w:tc>
-          <w:tcPr>
-            <w:tcW w:w="700" w:type="dxa"/>
-            <w:vAlign w:val="center"/>
-          </w:tcPr>
-          <w:p>
-            <w:pPr>
-              <w:jc w:val="left"/>
-            </w:pPr>
-          </w:p>
-        </w:tc>
-      </w:tr>
-      <w:tr>
-        <w:tblPrEx>
-          <w:tblBorders>
-            <w:top w:val="single" w:color="auto" w:sz="4" w:space="0"/>
-            <w:left w:val="single" w:color="auto" w:sz="4" w:space="0"/>
-            <w:bottom w:val="single" w:color="auto" w:sz="4" w:space="0"/>
-            <w:right w:val="single" w:color="auto" w:sz="4" w:space="0"/>
-            <w:insideH w:val="single" w:color="auto" w:sz="4" w:space="0"/>
-            <w:insideV w:val="single" w:color="auto" w:sz="4" w:space="0"/>
-          </w:tblBorders>
-          <w:tblCellMar>
-            <w:top w:w="0" w:type="dxa"/>
-            <w:left w:w="10" w:type="dxa"/>
-            <w:bottom w:w="0" w:type="dxa"/>
-            <w:right w:w="10" w:type="dxa"/>
-          </w:tblCellMar>
-        </w:tblPrEx>
-        <w:tc>
-          <w:tcPr>
-            <w:tcW w:w="500" w:type="dxa"/>
-            <w:vAlign w:val="center"/>
-          </w:tcPr>
-          <w:p>
-            <w:pPr>
-              <w:jc w:val="left"/>
-            </w:pPr>
-            <w:r>
-              <w:rPr>
-                <w:rFonts w:ascii="Times New Roman" w:hAnsi="Times New Roman" w:eastAsia="Times New Roman" w:cs="Times New Roman"/>
-                <w:b w:val="0"/>
-                <w:bCs w:val="0"/>
-                <w:sz w:val="20"/>
-                <w:szCs w:val="20"/>
-              </w:rPr>
-              <w:t>2</w:t>
-            </w:r>
-          </w:p>
-        </w:tc>
-        <w:tc>
-          <w:tcPr>
-            <w:tcW w:w="5500" w:type="dxa"/>
-            <w:vAlign w:val="center"/>
-          </w:tcPr>
-          <w:p>
-            <w:pPr>
-              <w:jc w:val="left"/>
-            </w:pPr>
-            <w:r>
-              <w:rPr>
-                <w:rFonts w:ascii="Times New Roman" w:hAnsi="Times New Roman" w:eastAsia="Times New Roman" w:cs="Times New Roman"/>
-                <w:b w:val="0"/>
-                <w:bCs w:val="0"/>
-                <w:sz w:val="20"/>
-                <w:szCs w:val="20"/>
-              </w:rPr>
-              <w:t>Increased profitability leads to improved organizational performance and growth.</w:t>
-            </w:r>
-          </w:p>
-        </w:tc>
-        <w:tc>
-          <w:tcPr>
-            <w:tcW w:w="700" w:type="dxa"/>
-            <w:vAlign w:val="center"/>
-          </w:tcPr>
-          <w:p>
-            <w:pPr>
-              <w:jc w:val="left"/>
-            </w:pPr>
-          </w:p>
-        </w:tc>
-        <w:tc>
-          <w:tcPr>
-            <w:tcW w:w="700" w:type="dxa"/>
-            <w:vAlign w:val="center"/>
-          </w:tcPr>
-          <w:p>
-            <w:pPr>
-              <w:jc w:val="left"/>
-            </w:pPr>
-          </w:p>
-        </w:tc>
-        <w:tc>
-          <w:tcPr>
-            <w:tcW w:w="700" w:type="dxa"/>
-            <w:vAlign w:val="center"/>
-          </w:tcPr>
-          <w:p>
-            <w:pPr>
-              <w:jc w:val="left"/>
-            </w:pPr>
-          </w:p>
-        </w:tc>
-        <w:tc>
-          <w:tcPr>
-            <w:tcW w:w="700" w:type="dxa"/>
-            <w:vAlign w:val="center"/>
-          </w:tcPr>
-          <w:p>
-            <w:pPr>
-              <w:jc w:val="left"/>
-            </w:pPr>
-          </w:p>
-        </w:tc>
-        <w:tc>
-          <w:tcPr>
-            <w:tcW w:w="700" w:type="dxa"/>
-            <w:vAlign w:val="center"/>
-          </w:tcPr>
-          <w:p>
-            <w:pPr>
-              <w:jc w:val="left"/>
-            </w:pPr>
-          </w:p>
-        </w:tc>
-      </w:tr>
-      <w:tr>
-        <w:tblPrEx>
-          <w:tblBorders>
-            <w:top w:val="single" w:color="auto" w:sz="4" w:space="0"/>
-            <w:left w:val="single" w:color="auto" w:sz="4" w:space="0"/>
-            <w:bottom w:val="single" w:color="auto" w:sz="4" w:space="0"/>
-            <w:right w:val="single" w:color="auto" w:sz="4" w:space="0"/>
-            <w:insideH w:val="single" w:color="auto" w:sz="4" w:space="0"/>
-            <w:insideV w:val="single" w:color="auto" w:sz="4" w:space="0"/>
-          </w:tblBorders>
-          <w:tblCellMar>
-            <w:top w:w="0" w:type="dxa"/>
-            <w:left w:w="10" w:type="dxa"/>
-            <w:bottom w:w="0" w:type="dxa"/>
-            <w:right w:w="10" w:type="dxa"/>
-          </w:tblCellMar>
-        </w:tblPrEx>
-        <w:tc>
-          <w:tcPr>
-            <w:tcW w:w="500" w:type="dxa"/>
-            <w:vAlign w:val="center"/>
-          </w:tcPr>
-          <w:p>
-            <w:pPr>
-              <w:jc w:val="left"/>
-            </w:pPr>
-            <w:r>
-              <w:rPr>
-                <w:rFonts w:ascii="Times New Roman" w:hAnsi="Times New Roman" w:eastAsia="Times New Roman" w:cs="Times New Roman"/>
-                <w:b w:val="0"/>
-                <w:bCs w:val="0"/>
-                <w:sz w:val="20"/>
-                <w:szCs w:val="20"/>
-              </w:rPr>
-              <w:t>3</w:t>
-            </w:r>
-          </w:p>
-        </w:tc>
-        <w:tc>
-          <w:tcPr>
-            <w:tcW w:w="5500" w:type="dxa"/>
-            <w:vAlign w:val="center"/>
-          </w:tcPr>
-          <w:p>
-            <w:pPr>
-              <w:jc w:val="left"/>
-            </w:pPr>
-            <w:r>
-              <w:rPr>
-                <w:rFonts w:ascii="Times New Roman" w:hAnsi="Times New Roman" w:eastAsia="Times New Roman" w:cs="Times New Roman"/>
-                <w:b w:val="0"/>
-                <w:bCs w:val="0"/>
-                <w:sz w:val="20"/>
-                <w:szCs w:val="20"/>
-              </w:rPr>
-              <w:t>Organizational innovativeness can be achieved through leadership change.</w:t>
-            </w:r>
-          </w:p>
-        </w:tc>
-        <w:tc>
-          <w:tcPr>
-            <w:tcW w:w="700" w:type="dxa"/>
-            <w:vAlign w:val="center"/>
-          </w:tcPr>
-          <w:p>
-            <w:pPr>
-              <w:jc w:val="left"/>
-            </w:pPr>
-          </w:p>
-        </w:tc>
-        <w:tc>
-          <w:tcPr>
-            <w:tcW w:w="700" w:type="dxa"/>
-            <w:vAlign w:val="center"/>
-          </w:tcPr>
-          <w:p>
-            <w:pPr>
-              <w:jc w:val="left"/>
-            </w:pPr>
-          </w:p>
-        </w:tc>
-        <w:tc>
-          <w:tcPr>
-            <w:tcW w:w="700" w:type="dxa"/>
-            <w:vAlign w:val="center"/>
-          </w:tcPr>
-          <w:p>
-            <w:pPr>
-              <w:jc w:val="left"/>
-            </w:pPr>
-          </w:p>
-        </w:tc>
-        <w:tc>
-          <w:tcPr>
-            <w:tcW w:w="700" w:type="dxa"/>
-            <w:vAlign w:val="center"/>
-          </w:tcPr>
-          <w:p>
-            <w:pPr>
-              <w:jc w:val="left"/>
-            </w:pPr>
-          </w:p>
-        </w:tc>
-        <w:tc>
-          <w:tcPr>
-            <w:tcW w:w="700" w:type="dxa"/>
-            <w:vAlign w:val="center"/>
-          </w:tcPr>
-          <w:p>
-            <w:pPr>
-              <w:jc w:val="left"/>
-            </w:pPr>
-          </w:p>
-        </w:tc>
-      </w:tr>
-    </w:tbl>
-    <w:p>
-      <w:pPr>
-        <w:spacing w:after="200" w:line="360" w:lineRule="auto"/>
-        <w:jc w:val="left"/>
-      </w:pPr>
-    </w:p>
-    <w:p>
-      <w:pPr>
-        <w:spacing w:after="200" w:line="360" w:lineRule="auto"/>
-        <w:jc w:val="left"/>
-      </w:pPr>
-      <w:r>
-        <w:rPr>
-          <w:rFonts w:ascii="Times New Roman" w:hAnsi="Times New Roman" w:eastAsia="Times New Roman" w:cs="Times New Roman"/>
-          <w:b/>
-          <w:bCs/>
-          <w:i w:val="0"/>
-          <w:iCs w:val="0"/>
-          <w:sz w:val="24"/>
-          <w:szCs w:val="24"/>
-        </w:rPr>
-        <w:t>Research Question Two: What is the effect of technological change on the quality of service of Hospitality Industry in Enugu Metropolis?</w:t>
-      </w:r>
-    </w:p>
-    <w:tbl>
-      <w:tblPr>
-        <w:tblStyle w:val="9"/>
-        <w:tblW w:w="9500" w:type="dxa"/>
-        <w:tblInd w:w="0" w:type="dxa"/>
-        <w:tblBorders>
-          <w:top w:val="single" w:color="auto" w:sz="4" w:space="0"/>
-          <w:left w:val="single" w:color="auto" w:sz="4" w:space="0"/>
-          <w:bottom w:val="single" w:color="auto" w:sz="4" w:space="0"/>
-          <w:right w:val="single" w:color="auto" w:sz="4" w:space="0"/>
-          <w:insideH w:val="single" w:color="auto" w:sz="4" w:space="0"/>
-          <w:insideV w:val="single" w:color="auto" w:sz="4" w:space="0"/>
-        </w:tblBorders>
-        <w:tblLayout w:type="autofit"/>
-        <w:tblCellMar>
-          <w:top w:w="0" w:type="dxa"/>
-          <w:left w:w="10" w:type="dxa"/>
-          <w:bottom w:w="0" w:type="dxa"/>
-          <w:right w:w="10" w:type="dxa"/>
-        </w:tblCellMar>
-      </w:tblPr>
-      <w:tblGrid>
-        <w:gridCol w:w="500"/>
-        <w:gridCol w:w="5500"/>
-        <w:gridCol w:w="700"/>
-        <w:gridCol w:w="700"/>
-        <w:gridCol w:w="700"/>
-        <w:gridCol w:w="700"/>
-        <w:gridCol w:w="700"/>
-      </w:tblGrid>
-      <w:tr>
-        <w:tblPrEx>
-          <w:tblBorders>
-            <w:top w:val="single" w:color="auto" w:sz="4" w:space="0"/>
-            <w:left w:val="single" w:color="auto" w:sz="4" w:space="0"/>
-            <w:bottom w:val="single" w:color="auto" w:sz="4" w:space="0"/>
-            <w:right w:val="single" w:color="auto" w:sz="4" w:space="0"/>
-            <w:insideH w:val="single" w:color="auto" w:sz="4" w:space="0"/>
-            <w:insideV w:val="single" w:color="auto" w:sz="4" w:space="0"/>
-          </w:tblBorders>
-        </w:tblPrEx>
-        <w:trPr>
-          <w:tblHeader/>
-        </w:trPr>
-        <w:tc>
-          <w:tcPr>
-            <w:tcW w:w="500" w:type="dxa"/>
-            <w:shd w:val="clear" w:color="auto" w:fill="D9D9D9"/>
-            <w:vAlign w:val="center"/>
-          </w:tcPr>
-          <w:p>
-            <w:pPr>
-              <w:jc w:val="center"/>
-            </w:pPr>
-            <w:r>
-              <w:rPr>
-                <w:rFonts w:ascii="Times New Roman" w:hAnsi="Times New Roman" w:eastAsia="Times New Roman" w:cs="Times New Roman"/>
-                <w:b/>
-                <w:bCs/>
-                <w:sz w:val="20"/>
-                <w:szCs w:val="20"/>
-              </w:rPr>
-              <w:t>#</w:t>
-            </w:r>
-          </w:p>
-        </w:tc>
-        <w:tc>
-          <w:tcPr>
-            <w:tcW w:w="5500" w:type="dxa"/>
-            <w:shd w:val="clear" w:color="auto" w:fill="D9D9D9"/>
-            <w:vAlign w:val="center"/>
-          </w:tcPr>
-          <w:p>
-            <w:pPr>
-              <w:jc w:val="center"/>
-            </w:pPr>
-            <w:r>
-              <w:rPr>
-                <w:rFonts w:ascii="Times New Roman" w:hAnsi="Times New Roman" w:eastAsia="Times New Roman" w:cs="Times New Roman"/>
-                <w:b/>
-                <w:bCs/>
-                <w:sz w:val="20"/>
-                <w:szCs w:val="20"/>
-              </w:rPr>
-              <w:t>Statement</w:t>
-            </w:r>
-          </w:p>
-        </w:tc>
-        <w:tc>
-          <w:tcPr>
-            <w:tcW w:w="700" w:type="dxa"/>
-            <w:shd w:val="clear" w:color="auto" w:fill="D9D9D9"/>
-            <w:vAlign w:val="center"/>
-          </w:tcPr>
-          <w:p>
-            <w:pPr>
-              <w:jc w:val="center"/>
-            </w:pPr>
-            <w:r>
-              <w:rPr>
-                <w:rFonts w:ascii="Times New Roman" w:hAnsi="Times New Roman" w:eastAsia="Times New Roman" w:cs="Times New Roman"/>
-                <w:b/>
-                <w:bCs/>
-                <w:sz w:val="20"/>
-                <w:szCs w:val="20"/>
-              </w:rPr>
-              <w:t>SA</w:t>
-            </w:r>
-          </w:p>
-        </w:tc>
-        <w:tc>
-          <w:tcPr>
-            <w:tcW w:w="700" w:type="dxa"/>
-            <w:shd w:val="clear" w:color="auto" w:fill="D9D9D9"/>
-            <w:vAlign w:val="center"/>
-          </w:tcPr>
-          <w:p>
-            <w:pPr>
-              <w:jc w:val="center"/>
-            </w:pPr>
-            <w:r>
-              <w:rPr>
-                <w:rFonts w:ascii="Times New Roman" w:hAnsi="Times New Roman" w:eastAsia="Times New Roman" w:cs="Times New Roman"/>
-                <w:b/>
-                <w:bCs/>
-                <w:sz w:val="20"/>
-                <w:szCs w:val="20"/>
-              </w:rPr>
-              <w:t>A</w:t>
-            </w:r>
-          </w:p>
-        </w:tc>
-        <w:tc>
-          <w:tcPr>
-            <w:tcW w:w="700" w:type="dxa"/>
-            <w:shd w:val="clear" w:color="auto" w:fill="D9D9D9"/>
-            <w:vAlign w:val="center"/>
-          </w:tcPr>
-          <w:p>
-            <w:pPr>
-              <w:jc w:val="center"/>
-            </w:pPr>
-            <w:r>
-              <w:rPr>
-                <w:rFonts w:ascii="Times New Roman" w:hAnsi="Times New Roman" w:eastAsia="Times New Roman" w:cs="Times New Roman"/>
-                <w:b/>
-                <w:bCs/>
-                <w:sz w:val="20"/>
-                <w:szCs w:val="20"/>
-              </w:rPr>
-              <w:t>U</w:t>
-            </w:r>
-          </w:p>
-        </w:tc>
-        <w:tc>
-          <w:tcPr>
-            <w:tcW w:w="700" w:type="dxa"/>
-            <w:shd w:val="clear" w:color="auto" w:fill="D9D9D9"/>
-            <w:vAlign w:val="center"/>
-          </w:tcPr>
-          <w:p>
-            <w:pPr>
-              <w:jc w:val="center"/>
-            </w:pPr>
-            <w:r>
-              <w:rPr>
-                <w:rFonts w:ascii="Times New Roman" w:hAnsi="Times New Roman" w:eastAsia="Times New Roman" w:cs="Times New Roman"/>
-                <w:b/>
-                <w:bCs/>
-                <w:sz w:val="20"/>
-                <w:szCs w:val="20"/>
-              </w:rPr>
-              <w:t>D</w:t>
-            </w:r>
-          </w:p>
-        </w:tc>
-        <w:tc>
-          <w:tcPr>
-            <w:tcW w:w="700" w:type="dxa"/>
-            <w:shd w:val="clear" w:color="auto" w:fill="D9D9D9"/>
-            <w:vAlign w:val="center"/>
-          </w:tcPr>
-          <w:p>
-            <w:pPr>
-              <w:jc w:val="center"/>
-            </w:pPr>
-            <w:r>
-              <w:rPr>
-                <w:rFonts w:ascii="Times New Roman" w:hAnsi="Times New Roman" w:eastAsia="Times New Roman" w:cs="Times New Roman"/>
-                <w:b/>
-                <w:bCs/>
-                <w:sz w:val="20"/>
-                <w:szCs w:val="20"/>
-              </w:rPr>
-              <w:t>SD</w:t>
-            </w:r>
-          </w:p>
-        </w:tc>
-      </w:tr>
-      <w:tr>
-        <w:tblPrEx>
-          <w:tblBorders>
-            <w:top w:val="single" w:color="auto" w:sz="4" w:space="0"/>
-            <w:left w:val="single" w:color="auto" w:sz="4" w:space="0"/>
-            <w:bottom w:val="single" w:color="auto" w:sz="4" w:space="0"/>
-            <w:right w:val="single" w:color="auto" w:sz="4" w:space="0"/>
-            <w:insideH w:val="single" w:color="auto" w:sz="4" w:space="0"/>
-            <w:insideV w:val="single" w:color="auto" w:sz="4" w:space="0"/>
-          </w:tblBorders>
-          <w:tblCellMar>
-            <w:top w:w="0" w:type="dxa"/>
-            <w:left w:w="10" w:type="dxa"/>
-            <w:bottom w:w="0" w:type="dxa"/>
-            <w:right w:w="10" w:type="dxa"/>
-          </w:tblCellMar>
-        </w:tblPrEx>
-        <w:tc>
-          <w:tcPr>
-            <w:tcW w:w="500" w:type="dxa"/>
-            <w:vAlign w:val="center"/>
-          </w:tcPr>
-          <w:p>
-            <w:pPr>
-              <w:jc w:val="left"/>
-            </w:pPr>
-            <w:r>
-              <w:rPr>
-                <w:rFonts w:ascii="Times New Roman" w:hAnsi="Times New Roman" w:eastAsia="Times New Roman" w:cs="Times New Roman"/>
-                <w:b w:val="0"/>
-                <w:bCs w:val="0"/>
-                <w:sz w:val="20"/>
-                <w:szCs w:val="20"/>
-              </w:rPr>
-              <w:t>4</w:t>
-            </w:r>
-          </w:p>
-        </w:tc>
-        <w:tc>
-          <w:tcPr>
-            <w:tcW w:w="5500" w:type="dxa"/>
-            <w:vAlign w:val="center"/>
-          </w:tcPr>
-          <w:p>
-            <w:pPr>
-              <w:jc w:val="left"/>
-            </w:pPr>
-            <w:r>
-              <w:rPr>
-                <w:rFonts w:ascii="Times New Roman" w:hAnsi="Times New Roman" w:eastAsia="Times New Roman" w:cs="Times New Roman"/>
-                <w:b w:val="0"/>
-                <w:bCs w:val="0"/>
-                <w:sz w:val="20"/>
-                <w:szCs w:val="20"/>
-              </w:rPr>
-              <w:t>Improved quality of service can be achieved through innovation technological change.</w:t>
-            </w:r>
-          </w:p>
-        </w:tc>
-        <w:tc>
-          <w:tcPr>
-            <w:tcW w:w="700" w:type="dxa"/>
-            <w:vAlign w:val="center"/>
-          </w:tcPr>
-          <w:p>
-            <w:pPr>
-              <w:jc w:val="left"/>
-            </w:pPr>
-          </w:p>
-        </w:tc>
-        <w:tc>
-          <w:tcPr>
-            <w:tcW w:w="700" w:type="dxa"/>
-            <w:vAlign w:val="center"/>
-          </w:tcPr>
-          <w:p>
-            <w:pPr>
-              <w:jc w:val="left"/>
-            </w:pPr>
-          </w:p>
-        </w:tc>
-        <w:tc>
-          <w:tcPr>
-            <w:tcW w:w="700" w:type="dxa"/>
-            <w:vAlign w:val="center"/>
-          </w:tcPr>
-          <w:p>
-            <w:pPr>
-              <w:jc w:val="left"/>
-            </w:pPr>
-          </w:p>
-        </w:tc>
-        <w:tc>
-          <w:tcPr>
-            <w:tcW w:w="700" w:type="dxa"/>
-            <w:vAlign w:val="center"/>
-          </w:tcPr>
-          <w:p>
-            <w:pPr>
-              <w:jc w:val="left"/>
-            </w:pPr>
-          </w:p>
-        </w:tc>
-        <w:tc>
-          <w:tcPr>
-            <w:tcW w:w="700" w:type="dxa"/>
-            <w:vAlign w:val="center"/>
-          </w:tcPr>
-          <w:p>
-            <w:pPr>
-              <w:jc w:val="left"/>
-            </w:pPr>
-          </w:p>
-        </w:tc>
-      </w:tr>
-      <w:tr>
-        <w:tblPrEx>
-          <w:tblBorders>
-            <w:top w:val="single" w:color="auto" w:sz="4" w:space="0"/>
-            <w:left w:val="single" w:color="auto" w:sz="4" w:space="0"/>
-            <w:bottom w:val="single" w:color="auto" w:sz="4" w:space="0"/>
-            <w:right w:val="single" w:color="auto" w:sz="4" w:space="0"/>
-            <w:insideH w:val="single" w:color="auto" w:sz="4" w:space="0"/>
-            <w:insideV w:val="single" w:color="auto" w:sz="4" w:space="0"/>
-          </w:tblBorders>
-          <w:tblCellMar>
-            <w:top w:w="0" w:type="dxa"/>
-            <w:left w:w="10" w:type="dxa"/>
-            <w:bottom w:w="0" w:type="dxa"/>
-            <w:right w:w="10" w:type="dxa"/>
-          </w:tblCellMar>
-        </w:tblPrEx>
-        <w:tc>
-          <w:tcPr>
-            <w:tcW w:w="500" w:type="dxa"/>
-            <w:vAlign w:val="center"/>
-          </w:tcPr>
-          <w:p>
-            <w:pPr>
-              <w:jc w:val="left"/>
-            </w:pPr>
-            <w:r>
-              <w:rPr>
-                <w:rFonts w:ascii="Times New Roman" w:hAnsi="Times New Roman" w:eastAsia="Times New Roman" w:cs="Times New Roman"/>
-                <w:b w:val="0"/>
-                <w:bCs w:val="0"/>
-                <w:sz w:val="20"/>
-                <w:szCs w:val="20"/>
-              </w:rPr>
-              <w:t>5</w:t>
-            </w:r>
-          </w:p>
-        </w:tc>
-        <w:tc>
-          <w:tcPr>
-            <w:tcW w:w="5500" w:type="dxa"/>
-            <w:vAlign w:val="center"/>
-          </w:tcPr>
-          <w:p>
-            <w:pPr>
-              <w:jc w:val="left"/>
-            </w:pPr>
-            <w:r>
-              <w:rPr>
-                <w:rFonts w:ascii="Times New Roman" w:hAnsi="Times New Roman" w:eastAsia="Times New Roman" w:cs="Times New Roman"/>
-                <w:b w:val="0"/>
-                <w:bCs w:val="0"/>
-                <w:sz w:val="20"/>
-                <w:szCs w:val="20"/>
-              </w:rPr>
-              <w:t>Increased quality of service leads to positive organizational growth and profitability.</w:t>
-            </w:r>
-          </w:p>
-        </w:tc>
-        <w:tc>
-          <w:tcPr>
-            <w:tcW w:w="700" w:type="dxa"/>
-            <w:vAlign w:val="center"/>
-          </w:tcPr>
-          <w:p>
-            <w:pPr>
-              <w:jc w:val="left"/>
-            </w:pPr>
-          </w:p>
-        </w:tc>
-        <w:tc>
-          <w:tcPr>
-            <w:tcW w:w="700" w:type="dxa"/>
-            <w:vAlign w:val="center"/>
-          </w:tcPr>
-          <w:p>
-            <w:pPr>
-              <w:jc w:val="left"/>
-            </w:pPr>
-          </w:p>
-        </w:tc>
-        <w:tc>
-          <w:tcPr>
-            <w:tcW w:w="700" w:type="dxa"/>
-            <w:vAlign w:val="center"/>
-          </w:tcPr>
-          <w:p>
-            <w:pPr>
-              <w:jc w:val="left"/>
-            </w:pPr>
-          </w:p>
-        </w:tc>
-        <w:tc>
-          <w:tcPr>
-            <w:tcW w:w="700" w:type="dxa"/>
-            <w:vAlign w:val="center"/>
-          </w:tcPr>
-          <w:p>
-            <w:pPr>
-              <w:jc w:val="left"/>
-            </w:pPr>
-          </w:p>
-        </w:tc>
-        <w:tc>
-          <w:tcPr>
-            <w:tcW w:w="700" w:type="dxa"/>
-            <w:vAlign w:val="center"/>
-          </w:tcPr>
-          <w:p>
-            <w:pPr>
-              <w:jc w:val="left"/>
-            </w:pPr>
-          </w:p>
-        </w:tc>
-      </w:tr>
-      <w:tr>
-        <w:tblPrEx>
-          <w:tblBorders>
-            <w:top w:val="single" w:color="auto" w:sz="4" w:space="0"/>
-            <w:left w:val="single" w:color="auto" w:sz="4" w:space="0"/>
-            <w:bottom w:val="single" w:color="auto" w:sz="4" w:space="0"/>
-            <w:right w:val="single" w:color="auto" w:sz="4" w:space="0"/>
-            <w:insideH w:val="single" w:color="auto" w:sz="4" w:space="0"/>
-            <w:insideV w:val="single" w:color="auto" w:sz="4" w:space="0"/>
-          </w:tblBorders>
-          <w:tblCellMar>
-            <w:top w:w="0" w:type="dxa"/>
-            <w:left w:w="10" w:type="dxa"/>
-            <w:bottom w:w="0" w:type="dxa"/>
-            <w:right w:w="10" w:type="dxa"/>
-          </w:tblCellMar>
-        </w:tblPrEx>
-        <w:tc>
-          <w:tcPr>
-            <w:tcW w:w="500" w:type="dxa"/>
-            <w:vAlign w:val="center"/>
-          </w:tcPr>
-          <w:p>
-            <w:pPr>
-              <w:jc w:val="left"/>
-            </w:pPr>
-            <w:r>
-              <w:rPr>
-                <w:rFonts w:ascii="Times New Roman" w:hAnsi="Times New Roman" w:eastAsia="Times New Roman" w:cs="Times New Roman"/>
-                <w:b w:val="0"/>
-                <w:bCs w:val="0"/>
-                <w:sz w:val="20"/>
-                <w:szCs w:val="20"/>
-              </w:rPr>
-              <w:t>6</w:t>
-            </w:r>
-          </w:p>
-        </w:tc>
-        <w:tc>
-          <w:tcPr>
-            <w:tcW w:w="5500" w:type="dxa"/>
-            <w:vAlign w:val="center"/>
-          </w:tcPr>
-          <w:p>
-            <w:pPr>
-              <w:jc w:val="left"/>
-            </w:pPr>
-            <w:r>
-              <w:rPr>
-                <w:rFonts w:ascii="Times New Roman" w:hAnsi="Times New Roman" w:eastAsia="Times New Roman" w:cs="Times New Roman"/>
-                <w:b w:val="0"/>
-                <w:bCs w:val="0"/>
-                <w:sz w:val="20"/>
-                <w:szCs w:val="20"/>
-              </w:rPr>
-              <w:t>Technological change improves organizational competitive advantage.</w:t>
-            </w:r>
-          </w:p>
-        </w:tc>
-        <w:tc>
-          <w:tcPr>
-            <w:tcW w:w="700" w:type="dxa"/>
-            <w:vAlign w:val="center"/>
-          </w:tcPr>
-          <w:p>
-            <w:pPr>
-              <w:jc w:val="left"/>
-            </w:pPr>
-          </w:p>
-        </w:tc>
-        <w:tc>
-          <w:tcPr>
-            <w:tcW w:w="700" w:type="dxa"/>
-            <w:vAlign w:val="center"/>
-          </w:tcPr>
-          <w:p>
-            <w:pPr>
-              <w:jc w:val="left"/>
-            </w:pPr>
-          </w:p>
-        </w:tc>
-        <w:tc>
-          <w:tcPr>
-            <w:tcW w:w="700" w:type="dxa"/>
-            <w:vAlign w:val="center"/>
-          </w:tcPr>
-          <w:p>
-            <w:pPr>
-              <w:jc w:val="left"/>
-            </w:pPr>
-          </w:p>
-        </w:tc>
-        <w:tc>
-          <w:tcPr>
-            <w:tcW w:w="700" w:type="dxa"/>
-            <w:vAlign w:val="center"/>
-          </w:tcPr>
-          <w:p>
-            <w:pPr>
-              <w:jc w:val="left"/>
-            </w:pPr>
-          </w:p>
-        </w:tc>
-        <w:tc>
-          <w:tcPr>
-            <w:tcW w:w="700" w:type="dxa"/>
-            <w:vAlign w:val="center"/>
-          </w:tcPr>
-          <w:p>
-            <w:pPr>
-              <w:jc w:val="left"/>
-            </w:pPr>
-          </w:p>
-        </w:tc>
-      </w:tr>
-      <w:tr>
-        <w:tblPrEx>
-          <w:tblBorders>
-            <w:top w:val="single" w:color="auto" w:sz="4" w:space="0"/>
-            <w:left w:val="single" w:color="auto" w:sz="4" w:space="0"/>
-            <w:bottom w:val="single" w:color="auto" w:sz="4" w:space="0"/>
-            <w:right w:val="single" w:color="auto" w:sz="4" w:space="0"/>
-            <w:insideH w:val="single" w:color="auto" w:sz="4" w:space="0"/>
-            <w:insideV w:val="single" w:color="auto" w:sz="4" w:space="0"/>
-          </w:tblBorders>
-          <w:tblCellMar>
-            <w:top w:w="0" w:type="dxa"/>
-            <w:left w:w="10" w:type="dxa"/>
-            <w:bottom w:w="0" w:type="dxa"/>
-            <w:right w:w="10" w:type="dxa"/>
-          </w:tblCellMar>
-        </w:tblPrEx>
-        <w:tc>
-          <w:tcPr>
-            <w:tcW w:w="500" w:type="dxa"/>
-            <w:vAlign w:val="center"/>
-          </w:tcPr>
-          <w:p>
-            <w:pPr>
-              <w:jc w:val="left"/>
-            </w:pPr>
-            <w:r>
-              <w:rPr>
-                <w:rFonts w:ascii="Times New Roman" w:hAnsi="Times New Roman" w:eastAsia="Times New Roman" w:cs="Times New Roman"/>
-                <w:b w:val="0"/>
-                <w:bCs w:val="0"/>
-                <w:sz w:val="20"/>
-                <w:szCs w:val="20"/>
-              </w:rPr>
-              <w:t>7</w:t>
-            </w:r>
-          </w:p>
-        </w:tc>
-        <w:tc>
-          <w:tcPr>
-            <w:tcW w:w="5500" w:type="dxa"/>
-            <w:vAlign w:val="center"/>
-          </w:tcPr>
-          <w:p>
-            <w:pPr>
-              <w:jc w:val="left"/>
-            </w:pPr>
-            <w:r>
-              <w:rPr>
-                <w:rFonts w:ascii="Times New Roman" w:hAnsi="Times New Roman" w:eastAsia="Times New Roman" w:cs="Times New Roman"/>
-                <w:b w:val="0"/>
-                <w:bCs w:val="0"/>
-                <w:sz w:val="20"/>
-                <w:szCs w:val="20"/>
-              </w:rPr>
-              <w:t>Technological change creates room for innovativeness and creativity.</w:t>
-            </w:r>
-          </w:p>
-        </w:tc>
-        <w:tc>
-          <w:tcPr>
-            <w:tcW w:w="700" w:type="dxa"/>
-            <w:vAlign w:val="center"/>
-          </w:tcPr>
-          <w:p>
-            <w:pPr>
-              <w:jc w:val="left"/>
-            </w:pPr>
-          </w:p>
-        </w:tc>
-        <w:tc>
-          <w:tcPr>
-            <w:tcW w:w="700" w:type="dxa"/>
-            <w:vAlign w:val="center"/>
-          </w:tcPr>
-          <w:p>
-            <w:pPr>
-              <w:jc w:val="left"/>
-            </w:pPr>
-          </w:p>
-        </w:tc>
-        <w:tc>
-          <w:tcPr>
-            <w:tcW w:w="700" w:type="dxa"/>
-            <w:vAlign w:val="center"/>
-          </w:tcPr>
-          <w:p>
-            <w:pPr>
-              <w:jc w:val="left"/>
-            </w:pPr>
-          </w:p>
-        </w:tc>
-        <w:tc>
-          <w:tcPr>
-            <w:tcW w:w="700" w:type="dxa"/>
-            <w:vAlign w:val="center"/>
-          </w:tcPr>
-          <w:p>
-            <w:pPr>
-              <w:jc w:val="left"/>
-            </w:pPr>
-          </w:p>
-        </w:tc>
-        <w:tc>
-          <w:tcPr>
-            <w:tcW w:w="700" w:type="dxa"/>
-            <w:vAlign w:val="center"/>
-          </w:tcPr>
-          <w:p>
-            <w:pPr>
-              <w:jc w:val="left"/>
-            </w:pPr>
-          </w:p>
-        </w:tc>
-      </w:tr>
-    </w:tbl>
-    <w:p>
-      <w:pPr>
-        <w:spacing w:after="200" w:line="360" w:lineRule="auto"/>
-        <w:jc w:val="left"/>
-      </w:pPr>
-    </w:p>
-    <w:p>
-      <w:pPr>
-        <w:spacing w:after="200" w:line="360" w:lineRule="auto"/>
-        <w:jc w:val="left"/>
-      </w:pPr>
-      <w:r>
-        <w:rPr>
-          <w:rFonts w:ascii="Times New Roman" w:hAnsi="Times New Roman" w:eastAsia="Times New Roman" w:cs="Times New Roman"/>
-          <w:b/>
-          <w:bCs/>
-          <w:i w:val="0"/>
-          <w:iCs w:val="0"/>
-          <w:sz w:val="24"/>
-          <w:szCs w:val="24"/>
-        </w:rPr>
-        <w:t>Research Question Three: What is the effect of organizational change on the effectiveness of Hospitality Industry in Enugu Metropolis?</w:t>
       </w:r>
     </w:p>
     <w:tbl>
@@ -22892,7 +21685,7 @@
                 <w:sz w:val="20"/>
                 <w:szCs w:val="20"/>
               </w:rPr>
-              <w:t>8</w:t>
+              <w:t>1</w:t>
             </w:r>
           </w:p>
         </w:tc>
@@ -22913,7 +21706,7 @@
                 <w:sz w:val="20"/>
                 <w:szCs w:val="20"/>
               </w:rPr>
-              <w:t>Organizational change increases employee efficiency and customer satisfaction.</w:t>
+              <w:t>Improved quality of service leads to positive innovation technological change.</w:t>
             </w:r>
           </w:p>
         </w:tc>
@@ -23007,7 +21800,7 @@
                 <w:sz w:val="20"/>
                 <w:szCs w:val="20"/>
               </w:rPr>
-              <w:t>9</w:t>
+              <w:t>2</w:t>
             </w:r>
           </w:p>
         </w:tc>
@@ -23028,7 +21821,7 @@
                 <w:sz w:val="20"/>
                 <w:szCs w:val="20"/>
               </w:rPr>
-              <w:t>Improved efficiency and effectiveness positively influences organizational performance and growth.</w:t>
+              <w:t>Increased profitability leads to improved organizational performance and growth.</w:t>
             </w:r>
           </w:p>
         </w:tc>
@@ -23122,7 +21915,7 @@
                 <w:sz w:val="20"/>
                 <w:szCs w:val="20"/>
               </w:rPr>
-              <w:t>10</w:t>
+              <w:t>3</w:t>
             </w:r>
           </w:p>
         </w:tc>
@@ -23143,7 +21936,7 @@
                 <w:sz w:val="20"/>
                 <w:szCs w:val="20"/>
               </w:rPr>
-              <w:t>Organizational change brings about employee commitment and satisfaction.</w:t>
+              <w:t>Organizational innovativeness can be achieved through leadership change.</w:t>
             </w:r>
           </w:p>
         </w:tc>
@@ -23205,9 +21998,1271 @@
       </w:tr>
     </w:tbl>
     <w:p>
-      <w:bookmarkStart w:id="0" w:name="_GoBack"/>
-      <w:bookmarkEnd w:id="0"/>
-    </w:p>
+      <w:pPr>
+        <w:spacing w:after="200" w:line="360" w:lineRule="auto"/>
+        <w:jc w:val="left"/>
+      </w:pPr>
+    </w:p>
+    <w:p>
+      <w:pPr>
+        <w:spacing w:after="200" w:line="360" w:lineRule="auto"/>
+        <w:jc w:val="left"/>
+      </w:pPr>
+      <w:r>
+        <w:rPr>
+          <w:rFonts w:ascii="Times New Roman" w:hAnsi="Times New Roman" w:eastAsia="Times New Roman" w:cs="Times New Roman"/>
+          <w:b/>
+          <w:bCs/>
+          <w:i w:val="0"/>
+          <w:iCs w:val="0"/>
+          <w:sz w:val="24"/>
+          <w:szCs w:val="24"/>
+        </w:rPr>
+        <w:t>Research Question Two: What is the effect of technological change on the quality of service of Hospitality Industry in Enugu Metropolis?</w:t>
+      </w:r>
+    </w:p>
+    <w:tbl>
+      <w:tblPr>
+        <w:tblStyle w:val="9"/>
+        <w:tblW w:w="9500" w:type="dxa"/>
+        <w:tblInd w:w="0" w:type="dxa"/>
+        <w:tblBorders>
+          <w:top w:val="single" w:color="auto" w:sz="4" w:space="0"/>
+          <w:left w:val="single" w:color="auto" w:sz="4" w:space="0"/>
+          <w:bottom w:val="single" w:color="auto" w:sz="4" w:space="0"/>
+          <w:right w:val="single" w:color="auto" w:sz="4" w:space="0"/>
+          <w:insideH w:val="single" w:color="auto" w:sz="4" w:space="0"/>
+          <w:insideV w:val="single" w:color="auto" w:sz="4" w:space="0"/>
+        </w:tblBorders>
+        <w:tblLayout w:type="autofit"/>
+        <w:tblCellMar>
+          <w:top w:w="0" w:type="dxa"/>
+          <w:left w:w="10" w:type="dxa"/>
+          <w:bottom w:w="0" w:type="dxa"/>
+          <w:right w:w="10" w:type="dxa"/>
+        </w:tblCellMar>
+      </w:tblPr>
+      <w:tblGrid>
+        <w:gridCol w:w="500"/>
+        <w:gridCol w:w="5500"/>
+        <w:gridCol w:w="700"/>
+        <w:gridCol w:w="700"/>
+        <w:gridCol w:w="700"/>
+        <w:gridCol w:w="700"/>
+        <w:gridCol w:w="700"/>
+      </w:tblGrid>
+      <w:tr>
+        <w:tblPrEx>
+          <w:tblBorders>
+            <w:top w:val="single" w:color="auto" w:sz="4" w:space="0"/>
+            <w:left w:val="single" w:color="auto" w:sz="4" w:space="0"/>
+            <w:bottom w:val="single" w:color="auto" w:sz="4" w:space="0"/>
+            <w:right w:val="single" w:color="auto" w:sz="4" w:space="0"/>
+            <w:insideH w:val="single" w:color="auto" w:sz="4" w:space="0"/>
+            <w:insideV w:val="single" w:color="auto" w:sz="4" w:space="0"/>
+          </w:tblBorders>
+          <w:tblCellMar>
+            <w:top w:w="0" w:type="dxa"/>
+            <w:left w:w="10" w:type="dxa"/>
+            <w:bottom w:w="0" w:type="dxa"/>
+            <w:right w:w="10" w:type="dxa"/>
+          </w:tblCellMar>
+        </w:tblPrEx>
+        <w:trPr>
+          <w:tblHeader/>
+        </w:trPr>
+        <w:tc>
+          <w:tcPr>
+            <w:tcW w:w="500" w:type="dxa"/>
+            <w:shd w:val="clear" w:color="auto" w:fill="D9D9D9"/>
+            <w:vAlign w:val="center"/>
+          </w:tcPr>
+          <w:p>
+            <w:pPr>
+              <w:jc w:val="center"/>
+            </w:pPr>
+            <w:r>
+              <w:rPr>
+                <w:rFonts w:ascii="Times New Roman" w:hAnsi="Times New Roman" w:eastAsia="Times New Roman" w:cs="Times New Roman"/>
+                <w:b/>
+                <w:bCs/>
+                <w:sz w:val="20"/>
+                <w:szCs w:val="20"/>
+              </w:rPr>
+              <w:t>#</w:t>
+            </w:r>
+          </w:p>
+        </w:tc>
+        <w:tc>
+          <w:tcPr>
+            <w:tcW w:w="5500" w:type="dxa"/>
+            <w:shd w:val="clear" w:color="auto" w:fill="D9D9D9"/>
+            <w:vAlign w:val="center"/>
+          </w:tcPr>
+          <w:p>
+            <w:pPr>
+              <w:jc w:val="center"/>
+            </w:pPr>
+            <w:r>
+              <w:rPr>
+                <w:rFonts w:ascii="Times New Roman" w:hAnsi="Times New Roman" w:eastAsia="Times New Roman" w:cs="Times New Roman"/>
+                <w:b/>
+                <w:bCs/>
+                <w:sz w:val="20"/>
+                <w:szCs w:val="20"/>
+              </w:rPr>
+              <w:t>Statement</w:t>
+            </w:r>
+          </w:p>
+        </w:tc>
+        <w:tc>
+          <w:tcPr>
+            <w:tcW w:w="700" w:type="dxa"/>
+            <w:shd w:val="clear" w:color="auto" w:fill="D9D9D9"/>
+            <w:vAlign w:val="center"/>
+          </w:tcPr>
+          <w:p>
+            <w:pPr>
+              <w:jc w:val="center"/>
+            </w:pPr>
+            <w:r>
+              <w:rPr>
+                <w:rFonts w:ascii="Times New Roman" w:hAnsi="Times New Roman" w:eastAsia="Times New Roman" w:cs="Times New Roman"/>
+                <w:b/>
+                <w:bCs/>
+                <w:sz w:val="20"/>
+                <w:szCs w:val="20"/>
+              </w:rPr>
+              <w:t>SA</w:t>
+            </w:r>
+          </w:p>
+        </w:tc>
+        <w:tc>
+          <w:tcPr>
+            <w:tcW w:w="700" w:type="dxa"/>
+            <w:shd w:val="clear" w:color="auto" w:fill="D9D9D9"/>
+            <w:vAlign w:val="center"/>
+          </w:tcPr>
+          <w:p>
+            <w:pPr>
+              <w:jc w:val="center"/>
+            </w:pPr>
+            <w:r>
+              <w:rPr>
+                <w:rFonts w:ascii="Times New Roman" w:hAnsi="Times New Roman" w:eastAsia="Times New Roman" w:cs="Times New Roman"/>
+                <w:b/>
+                <w:bCs/>
+                <w:sz w:val="20"/>
+                <w:szCs w:val="20"/>
+              </w:rPr>
+              <w:t>A</w:t>
+            </w:r>
+          </w:p>
+        </w:tc>
+        <w:tc>
+          <w:tcPr>
+            <w:tcW w:w="700" w:type="dxa"/>
+            <w:shd w:val="clear" w:color="auto" w:fill="D9D9D9"/>
+            <w:vAlign w:val="center"/>
+          </w:tcPr>
+          <w:p>
+            <w:pPr>
+              <w:jc w:val="center"/>
+            </w:pPr>
+            <w:r>
+              <w:rPr>
+                <w:rFonts w:ascii="Times New Roman" w:hAnsi="Times New Roman" w:eastAsia="Times New Roman" w:cs="Times New Roman"/>
+                <w:b/>
+                <w:bCs/>
+                <w:sz w:val="20"/>
+                <w:szCs w:val="20"/>
+              </w:rPr>
+              <w:t>U</w:t>
+            </w:r>
+          </w:p>
+        </w:tc>
+        <w:tc>
+          <w:tcPr>
+            <w:tcW w:w="700" w:type="dxa"/>
+            <w:shd w:val="clear" w:color="auto" w:fill="D9D9D9"/>
+            <w:vAlign w:val="center"/>
+          </w:tcPr>
+          <w:p>
+            <w:pPr>
+              <w:jc w:val="center"/>
+            </w:pPr>
+            <w:r>
+              <w:rPr>
+                <w:rFonts w:ascii="Times New Roman" w:hAnsi="Times New Roman" w:eastAsia="Times New Roman" w:cs="Times New Roman"/>
+                <w:b/>
+                <w:bCs/>
+                <w:sz w:val="20"/>
+                <w:szCs w:val="20"/>
+              </w:rPr>
+              <w:t>D</w:t>
+            </w:r>
+          </w:p>
+        </w:tc>
+        <w:tc>
+          <w:tcPr>
+            <w:tcW w:w="700" w:type="dxa"/>
+            <w:shd w:val="clear" w:color="auto" w:fill="D9D9D9"/>
+            <w:vAlign w:val="center"/>
+          </w:tcPr>
+          <w:p>
+            <w:pPr>
+              <w:jc w:val="center"/>
+            </w:pPr>
+            <w:r>
+              <w:rPr>
+                <w:rFonts w:ascii="Times New Roman" w:hAnsi="Times New Roman" w:eastAsia="Times New Roman" w:cs="Times New Roman"/>
+                <w:b/>
+                <w:bCs/>
+                <w:sz w:val="20"/>
+                <w:szCs w:val="20"/>
+              </w:rPr>
+              <w:t>SD</w:t>
+            </w:r>
+          </w:p>
+        </w:tc>
+      </w:tr>
+      <w:tr>
+        <w:tblPrEx>
+          <w:tblBorders>
+            <w:top w:val="single" w:color="auto" w:sz="4" w:space="0"/>
+            <w:left w:val="single" w:color="auto" w:sz="4" w:space="0"/>
+            <w:bottom w:val="single" w:color="auto" w:sz="4" w:space="0"/>
+            <w:right w:val="single" w:color="auto" w:sz="4" w:space="0"/>
+            <w:insideH w:val="single" w:color="auto" w:sz="4" w:space="0"/>
+            <w:insideV w:val="single" w:color="auto" w:sz="4" w:space="0"/>
+          </w:tblBorders>
+          <w:tblCellMar>
+            <w:top w:w="0" w:type="dxa"/>
+            <w:left w:w="10" w:type="dxa"/>
+            <w:bottom w:w="0" w:type="dxa"/>
+            <w:right w:w="10" w:type="dxa"/>
+          </w:tblCellMar>
+        </w:tblPrEx>
+        <w:tc>
+          <w:tcPr>
+            <w:tcW w:w="500" w:type="dxa"/>
+            <w:vAlign w:val="center"/>
+          </w:tcPr>
+          <w:p>
+            <w:pPr>
+              <w:jc w:val="left"/>
+            </w:pPr>
+            <w:r>
+              <w:rPr>
+                <w:rFonts w:ascii="Times New Roman" w:hAnsi="Times New Roman" w:eastAsia="Times New Roman" w:cs="Times New Roman"/>
+                <w:b w:val="0"/>
+                <w:bCs w:val="0"/>
+                <w:sz w:val="20"/>
+                <w:szCs w:val="20"/>
+              </w:rPr>
+              <w:t>4</w:t>
+            </w:r>
+          </w:p>
+        </w:tc>
+        <w:tc>
+          <w:tcPr>
+            <w:tcW w:w="5500" w:type="dxa"/>
+            <w:vAlign w:val="center"/>
+          </w:tcPr>
+          <w:p>
+            <w:pPr>
+              <w:jc w:val="left"/>
+            </w:pPr>
+            <w:r>
+              <w:rPr>
+                <w:rFonts w:ascii="Times New Roman" w:hAnsi="Times New Roman" w:eastAsia="Times New Roman" w:cs="Times New Roman"/>
+                <w:b w:val="0"/>
+                <w:bCs w:val="0"/>
+                <w:sz w:val="20"/>
+                <w:szCs w:val="20"/>
+              </w:rPr>
+              <w:t>Improved quality of service can be achieved through innovation technological change.</w:t>
+            </w:r>
+          </w:p>
+        </w:tc>
+        <w:tc>
+          <w:tcPr>
+            <w:tcW w:w="700" w:type="dxa"/>
+            <w:vAlign w:val="center"/>
+          </w:tcPr>
+          <w:p>
+            <w:pPr>
+              <w:jc w:val="left"/>
+            </w:pPr>
+          </w:p>
+        </w:tc>
+        <w:tc>
+          <w:tcPr>
+            <w:tcW w:w="700" w:type="dxa"/>
+            <w:vAlign w:val="center"/>
+          </w:tcPr>
+          <w:p>
+            <w:pPr>
+              <w:jc w:val="left"/>
+            </w:pPr>
+          </w:p>
+        </w:tc>
+        <w:tc>
+          <w:tcPr>
+            <w:tcW w:w="700" w:type="dxa"/>
+            <w:vAlign w:val="center"/>
+          </w:tcPr>
+          <w:p>
+            <w:pPr>
+              <w:jc w:val="left"/>
+            </w:pPr>
+          </w:p>
+        </w:tc>
+        <w:tc>
+          <w:tcPr>
+            <w:tcW w:w="700" w:type="dxa"/>
+            <w:vAlign w:val="center"/>
+          </w:tcPr>
+          <w:p>
+            <w:pPr>
+              <w:jc w:val="left"/>
+            </w:pPr>
+          </w:p>
+        </w:tc>
+        <w:tc>
+          <w:tcPr>
+            <w:tcW w:w="700" w:type="dxa"/>
+            <w:vAlign w:val="center"/>
+          </w:tcPr>
+          <w:p>
+            <w:pPr>
+              <w:jc w:val="left"/>
+            </w:pPr>
+          </w:p>
+        </w:tc>
+      </w:tr>
+      <w:tr>
+        <w:tblPrEx>
+          <w:tblBorders>
+            <w:top w:val="single" w:color="auto" w:sz="4" w:space="0"/>
+            <w:left w:val="single" w:color="auto" w:sz="4" w:space="0"/>
+            <w:bottom w:val="single" w:color="auto" w:sz="4" w:space="0"/>
+            <w:right w:val="single" w:color="auto" w:sz="4" w:space="0"/>
+            <w:insideH w:val="single" w:color="auto" w:sz="4" w:space="0"/>
+            <w:insideV w:val="single" w:color="auto" w:sz="4" w:space="0"/>
+          </w:tblBorders>
+          <w:tblCellMar>
+            <w:top w:w="0" w:type="dxa"/>
+            <w:left w:w="10" w:type="dxa"/>
+            <w:bottom w:w="0" w:type="dxa"/>
+            <w:right w:w="10" w:type="dxa"/>
+          </w:tblCellMar>
+        </w:tblPrEx>
+        <w:tc>
+          <w:tcPr>
+            <w:tcW w:w="500" w:type="dxa"/>
+            <w:vAlign w:val="center"/>
+          </w:tcPr>
+          <w:p>
+            <w:pPr>
+              <w:jc w:val="left"/>
+            </w:pPr>
+            <w:r>
+              <w:rPr>
+                <w:rFonts w:ascii="Times New Roman" w:hAnsi="Times New Roman" w:eastAsia="Times New Roman" w:cs="Times New Roman"/>
+                <w:b w:val="0"/>
+                <w:bCs w:val="0"/>
+                <w:sz w:val="20"/>
+                <w:szCs w:val="20"/>
+              </w:rPr>
+              <w:t>5</w:t>
+            </w:r>
+          </w:p>
+        </w:tc>
+        <w:tc>
+          <w:tcPr>
+            <w:tcW w:w="5500" w:type="dxa"/>
+            <w:vAlign w:val="center"/>
+          </w:tcPr>
+          <w:p>
+            <w:pPr>
+              <w:jc w:val="left"/>
+            </w:pPr>
+            <w:r>
+              <w:rPr>
+                <w:rFonts w:ascii="Times New Roman" w:hAnsi="Times New Roman" w:eastAsia="Times New Roman" w:cs="Times New Roman"/>
+                <w:b w:val="0"/>
+                <w:bCs w:val="0"/>
+                <w:sz w:val="20"/>
+                <w:szCs w:val="20"/>
+              </w:rPr>
+              <w:t>Increased quality of service leads to positive organizational growth and profitability.</w:t>
+            </w:r>
+          </w:p>
+        </w:tc>
+        <w:tc>
+          <w:tcPr>
+            <w:tcW w:w="700" w:type="dxa"/>
+            <w:vAlign w:val="center"/>
+          </w:tcPr>
+          <w:p>
+            <w:pPr>
+              <w:jc w:val="left"/>
+            </w:pPr>
+          </w:p>
+        </w:tc>
+        <w:tc>
+          <w:tcPr>
+            <w:tcW w:w="700" w:type="dxa"/>
+            <w:vAlign w:val="center"/>
+          </w:tcPr>
+          <w:p>
+            <w:pPr>
+              <w:jc w:val="left"/>
+            </w:pPr>
+          </w:p>
+        </w:tc>
+        <w:tc>
+          <w:tcPr>
+            <w:tcW w:w="700" w:type="dxa"/>
+            <w:vAlign w:val="center"/>
+          </w:tcPr>
+          <w:p>
+            <w:pPr>
+              <w:jc w:val="left"/>
+            </w:pPr>
+          </w:p>
+        </w:tc>
+        <w:tc>
+          <w:tcPr>
+            <w:tcW w:w="700" w:type="dxa"/>
+            <w:vAlign w:val="center"/>
+          </w:tcPr>
+          <w:p>
+            <w:pPr>
+              <w:jc w:val="left"/>
+            </w:pPr>
+          </w:p>
+        </w:tc>
+        <w:tc>
+          <w:tcPr>
+            <w:tcW w:w="700" w:type="dxa"/>
+            <w:vAlign w:val="center"/>
+          </w:tcPr>
+          <w:p>
+            <w:pPr>
+              <w:jc w:val="left"/>
+            </w:pPr>
+          </w:p>
+        </w:tc>
+      </w:tr>
+      <w:tr>
+        <w:tblPrEx>
+          <w:tblBorders>
+            <w:top w:val="single" w:color="auto" w:sz="4" w:space="0"/>
+            <w:left w:val="single" w:color="auto" w:sz="4" w:space="0"/>
+            <w:bottom w:val="single" w:color="auto" w:sz="4" w:space="0"/>
+            <w:right w:val="single" w:color="auto" w:sz="4" w:space="0"/>
+            <w:insideH w:val="single" w:color="auto" w:sz="4" w:space="0"/>
+            <w:insideV w:val="single" w:color="auto" w:sz="4" w:space="0"/>
+          </w:tblBorders>
+          <w:tblCellMar>
+            <w:top w:w="0" w:type="dxa"/>
+            <w:left w:w="10" w:type="dxa"/>
+            <w:bottom w:w="0" w:type="dxa"/>
+            <w:right w:w="10" w:type="dxa"/>
+          </w:tblCellMar>
+        </w:tblPrEx>
+        <w:tc>
+          <w:tcPr>
+            <w:tcW w:w="500" w:type="dxa"/>
+            <w:vAlign w:val="center"/>
+          </w:tcPr>
+          <w:p>
+            <w:pPr>
+              <w:jc w:val="left"/>
+            </w:pPr>
+            <w:r>
+              <w:rPr>
+                <w:rFonts w:ascii="Times New Roman" w:hAnsi="Times New Roman" w:eastAsia="Times New Roman" w:cs="Times New Roman"/>
+                <w:b w:val="0"/>
+                <w:bCs w:val="0"/>
+                <w:sz w:val="20"/>
+                <w:szCs w:val="20"/>
+              </w:rPr>
+              <w:t>6</w:t>
+            </w:r>
+          </w:p>
+        </w:tc>
+        <w:tc>
+          <w:tcPr>
+            <w:tcW w:w="5500" w:type="dxa"/>
+            <w:vAlign w:val="center"/>
+          </w:tcPr>
+          <w:p>
+            <w:pPr>
+              <w:jc w:val="left"/>
+            </w:pPr>
+            <w:r>
+              <w:rPr>
+                <w:rFonts w:ascii="Times New Roman" w:hAnsi="Times New Roman" w:eastAsia="Times New Roman" w:cs="Times New Roman"/>
+                <w:b w:val="0"/>
+                <w:bCs w:val="0"/>
+                <w:sz w:val="20"/>
+                <w:szCs w:val="20"/>
+              </w:rPr>
+              <w:t>Technological change improves organizational competitive advantage.</w:t>
+            </w:r>
+          </w:p>
+        </w:tc>
+        <w:tc>
+          <w:tcPr>
+            <w:tcW w:w="700" w:type="dxa"/>
+            <w:vAlign w:val="center"/>
+          </w:tcPr>
+          <w:p>
+            <w:pPr>
+              <w:jc w:val="left"/>
+            </w:pPr>
+          </w:p>
+        </w:tc>
+        <w:tc>
+          <w:tcPr>
+            <w:tcW w:w="700" w:type="dxa"/>
+            <w:vAlign w:val="center"/>
+          </w:tcPr>
+          <w:p>
+            <w:pPr>
+              <w:jc w:val="left"/>
+            </w:pPr>
+          </w:p>
+        </w:tc>
+        <w:tc>
+          <w:tcPr>
+            <w:tcW w:w="700" w:type="dxa"/>
+            <w:vAlign w:val="center"/>
+          </w:tcPr>
+          <w:p>
+            <w:pPr>
+              <w:jc w:val="left"/>
+            </w:pPr>
+          </w:p>
+        </w:tc>
+        <w:tc>
+          <w:tcPr>
+            <w:tcW w:w="700" w:type="dxa"/>
+            <w:vAlign w:val="center"/>
+          </w:tcPr>
+          <w:p>
+            <w:pPr>
+              <w:jc w:val="left"/>
+            </w:pPr>
+          </w:p>
+        </w:tc>
+        <w:tc>
+          <w:tcPr>
+            <w:tcW w:w="700" w:type="dxa"/>
+            <w:vAlign w:val="center"/>
+          </w:tcPr>
+          <w:p>
+            <w:pPr>
+              <w:jc w:val="left"/>
+            </w:pPr>
+          </w:p>
+        </w:tc>
+      </w:tr>
+      <w:tr>
+        <w:tblPrEx>
+          <w:tblBorders>
+            <w:top w:val="single" w:color="auto" w:sz="4" w:space="0"/>
+            <w:left w:val="single" w:color="auto" w:sz="4" w:space="0"/>
+            <w:bottom w:val="single" w:color="auto" w:sz="4" w:space="0"/>
+            <w:right w:val="single" w:color="auto" w:sz="4" w:space="0"/>
+            <w:insideH w:val="single" w:color="auto" w:sz="4" w:space="0"/>
+            <w:insideV w:val="single" w:color="auto" w:sz="4" w:space="0"/>
+          </w:tblBorders>
+          <w:tblCellMar>
+            <w:top w:w="0" w:type="dxa"/>
+            <w:left w:w="10" w:type="dxa"/>
+            <w:bottom w:w="0" w:type="dxa"/>
+            <w:right w:w="10" w:type="dxa"/>
+          </w:tblCellMar>
+        </w:tblPrEx>
+        <w:tc>
+          <w:tcPr>
+            <w:tcW w:w="500" w:type="dxa"/>
+            <w:vAlign w:val="center"/>
+          </w:tcPr>
+          <w:p>
+            <w:pPr>
+              <w:jc w:val="left"/>
+            </w:pPr>
+            <w:r>
+              <w:rPr>
+                <w:rFonts w:ascii="Times New Roman" w:hAnsi="Times New Roman" w:eastAsia="Times New Roman" w:cs="Times New Roman"/>
+                <w:b w:val="0"/>
+                <w:bCs w:val="0"/>
+                <w:sz w:val="20"/>
+                <w:szCs w:val="20"/>
+              </w:rPr>
+              <w:t>7</w:t>
+            </w:r>
+          </w:p>
+        </w:tc>
+        <w:tc>
+          <w:tcPr>
+            <w:tcW w:w="5500" w:type="dxa"/>
+            <w:vAlign w:val="center"/>
+          </w:tcPr>
+          <w:p>
+            <w:pPr>
+              <w:jc w:val="left"/>
+            </w:pPr>
+            <w:r>
+              <w:rPr>
+                <w:rFonts w:ascii="Times New Roman" w:hAnsi="Times New Roman" w:eastAsia="Times New Roman" w:cs="Times New Roman"/>
+                <w:b w:val="0"/>
+                <w:bCs w:val="0"/>
+                <w:sz w:val="20"/>
+                <w:szCs w:val="20"/>
+              </w:rPr>
+              <w:t>Technological change creates room for innovativeness and creativity.</w:t>
+            </w:r>
+          </w:p>
+        </w:tc>
+        <w:tc>
+          <w:tcPr>
+            <w:tcW w:w="700" w:type="dxa"/>
+            <w:vAlign w:val="center"/>
+          </w:tcPr>
+          <w:p>
+            <w:pPr>
+              <w:jc w:val="left"/>
+            </w:pPr>
+          </w:p>
+        </w:tc>
+        <w:tc>
+          <w:tcPr>
+            <w:tcW w:w="700" w:type="dxa"/>
+            <w:vAlign w:val="center"/>
+          </w:tcPr>
+          <w:p>
+            <w:pPr>
+              <w:jc w:val="left"/>
+            </w:pPr>
+          </w:p>
+        </w:tc>
+        <w:tc>
+          <w:tcPr>
+            <w:tcW w:w="700" w:type="dxa"/>
+            <w:vAlign w:val="center"/>
+          </w:tcPr>
+          <w:p>
+            <w:pPr>
+              <w:jc w:val="left"/>
+            </w:pPr>
+          </w:p>
+        </w:tc>
+        <w:tc>
+          <w:tcPr>
+            <w:tcW w:w="700" w:type="dxa"/>
+            <w:vAlign w:val="center"/>
+          </w:tcPr>
+          <w:p>
+            <w:pPr>
+              <w:jc w:val="left"/>
+            </w:pPr>
+          </w:p>
+        </w:tc>
+        <w:tc>
+          <w:tcPr>
+            <w:tcW w:w="700" w:type="dxa"/>
+            <w:vAlign w:val="center"/>
+          </w:tcPr>
+          <w:p>
+            <w:pPr>
+              <w:jc w:val="left"/>
+            </w:pPr>
+          </w:p>
+        </w:tc>
+      </w:tr>
+    </w:tbl>
+    <w:p>
+      <w:pPr>
+        <w:spacing w:after="200" w:line="360" w:lineRule="auto"/>
+        <w:jc w:val="left"/>
+      </w:pPr>
+    </w:p>
+    <w:p>
+      <w:pPr>
+        <w:spacing w:after="200" w:line="360" w:lineRule="auto"/>
+        <w:jc w:val="left"/>
+      </w:pPr>
+      <w:r>
+        <w:rPr>
+          <w:rFonts w:ascii="Times New Roman" w:hAnsi="Times New Roman" w:eastAsia="Times New Roman" w:cs="Times New Roman"/>
+          <w:b/>
+          <w:bCs/>
+          <w:i w:val="0"/>
+          <w:iCs w:val="0"/>
+          <w:sz w:val="24"/>
+          <w:szCs w:val="24"/>
+        </w:rPr>
+        <w:t>Research Question Three: What is the effect of organizational change on the effectiveness of Hospitality Industry in Enugu Metropolis?</w:t>
+      </w:r>
+    </w:p>
+    <w:tbl>
+      <w:tblPr>
+        <w:tblStyle w:val="9"/>
+        <w:tblW w:w="9500" w:type="dxa"/>
+        <w:tblInd w:w="0" w:type="dxa"/>
+        <w:tblBorders>
+          <w:top w:val="single" w:color="auto" w:sz="4" w:space="0"/>
+          <w:left w:val="single" w:color="auto" w:sz="4" w:space="0"/>
+          <w:bottom w:val="single" w:color="auto" w:sz="4" w:space="0"/>
+          <w:right w:val="single" w:color="auto" w:sz="4" w:space="0"/>
+          <w:insideH w:val="single" w:color="auto" w:sz="4" w:space="0"/>
+          <w:insideV w:val="single" w:color="auto" w:sz="4" w:space="0"/>
+        </w:tblBorders>
+        <w:tblLayout w:type="autofit"/>
+        <w:tblCellMar>
+          <w:top w:w="0" w:type="dxa"/>
+          <w:left w:w="10" w:type="dxa"/>
+          <w:bottom w:w="0" w:type="dxa"/>
+          <w:right w:w="10" w:type="dxa"/>
+        </w:tblCellMar>
+      </w:tblPr>
+      <w:tblGrid>
+        <w:gridCol w:w="500"/>
+        <w:gridCol w:w="5500"/>
+        <w:gridCol w:w="700"/>
+        <w:gridCol w:w="700"/>
+        <w:gridCol w:w="700"/>
+        <w:gridCol w:w="700"/>
+        <w:gridCol w:w="700"/>
+      </w:tblGrid>
+      <w:tr>
+        <w:tblPrEx>
+          <w:tblBorders>
+            <w:top w:val="single" w:color="auto" w:sz="4" w:space="0"/>
+            <w:left w:val="single" w:color="auto" w:sz="4" w:space="0"/>
+            <w:bottom w:val="single" w:color="auto" w:sz="4" w:space="0"/>
+            <w:right w:val="single" w:color="auto" w:sz="4" w:space="0"/>
+            <w:insideH w:val="single" w:color="auto" w:sz="4" w:space="0"/>
+            <w:insideV w:val="single" w:color="auto" w:sz="4" w:space="0"/>
+          </w:tblBorders>
+          <w:tblCellMar>
+            <w:top w:w="0" w:type="dxa"/>
+            <w:left w:w="10" w:type="dxa"/>
+            <w:bottom w:w="0" w:type="dxa"/>
+            <w:right w:w="10" w:type="dxa"/>
+          </w:tblCellMar>
+        </w:tblPrEx>
+        <w:trPr>
+          <w:tblHeader/>
+        </w:trPr>
+        <w:tc>
+          <w:tcPr>
+            <w:tcW w:w="500" w:type="dxa"/>
+            <w:shd w:val="clear" w:color="auto" w:fill="D9D9D9"/>
+            <w:vAlign w:val="center"/>
+          </w:tcPr>
+          <w:p>
+            <w:pPr>
+              <w:jc w:val="center"/>
+            </w:pPr>
+            <w:r>
+              <w:rPr>
+                <w:rFonts w:ascii="Times New Roman" w:hAnsi="Times New Roman" w:eastAsia="Times New Roman" w:cs="Times New Roman"/>
+                <w:b/>
+                <w:bCs/>
+                <w:sz w:val="20"/>
+                <w:szCs w:val="20"/>
+              </w:rPr>
+              <w:t>#</w:t>
+            </w:r>
+          </w:p>
+        </w:tc>
+        <w:tc>
+          <w:tcPr>
+            <w:tcW w:w="5500" w:type="dxa"/>
+            <w:shd w:val="clear" w:color="auto" w:fill="D9D9D9"/>
+            <w:vAlign w:val="center"/>
+          </w:tcPr>
+          <w:p>
+            <w:pPr>
+              <w:jc w:val="center"/>
+            </w:pPr>
+            <w:r>
+              <w:rPr>
+                <w:rFonts w:ascii="Times New Roman" w:hAnsi="Times New Roman" w:eastAsia="Times New Roman" w:cs="Times New Roman"/>
+                <w:b/>
+                <w:bCs/>
+                <w:sz w:val="20"/>
+                <w:szCs w:val="20"/>
+              </w:rPr>
+              <w:t>Statement</w:t>
+            </w:r>
+          </w:p>
+        </w:tc>
+        <w:tc>
+          <w:tcPr>
+            <w:tcW w:w="700" w:type="dxa"/>
+            <w:shd w:val="clear" w:color="auto" w:fill="D9D9D9"/>
+            <w:vAlign w:val="center"/>
+          </w:tcPr>
+          <w:p>
+            <w:pPr>
+              <w:jc w:val="center"/>
+            </w:pPr>
+            <w:r>
+              <w:rPr>
+                <w:rFonts w:ascii="Times New Roman" w:hAnsi="Times New Roman" w:eastAsia="Times New Roman" w:cs="Times New Roman"/>
+                <w:b/>
+                <w:bCs/>
+                <w:sz w:val="20"/>
+                <w:szCs w:val="20"/>
+              </w:rPr>
+              <w:t>SA</w:t>
+            </w:r>
+          </w:p>
+        </w:tc>
+        <w:tc>
+          <w:tcPr>
+            <w:tcW w:w="700" w:type="dxa"/>
+            <w:shd w:val="clear" w:color="auto" w:fill="D9D9D9"/>
+            <w:vAlign w:val="center"/>
+          </w:tcPr>
+          <w:p>
+            <w:pPr>
+              <w:jc w:val="center"/>
+            </w:pPr>
+            <w:r>
+              <w:rPr>
+                <w:rFonts w:ascii="Times New Roman" w:hAnsi="Times New Roman" w:eastAsia="Times New Roman" w:cs="Times New Roman"/>
+                <w:b/>
+                <w:bCs/>
+                <w:sz w:val="20"/>
+                <w:szCs w:val="20"/>
+              </w:rPr>
+              <w:t>A</w:t>
+            </w:r>
+          </w:p>
+        </w:tc>
+        <w:tc>
+          <w:tcPr>
+            <w:tcW w:w="700" w:type="dxa"/>
+            <w:shd w:val="clear" w:color="auto" w:fill="D9D9D9"/>
+            <w:vAlign w:val="center"/>
+          </w:tcPr>
+          <w:p>
+            <w:pPr>
+              <w:jc w:val="center"/>
+            </w:pPr>
+            <w:r>
+              <w:rPr>
+                <w:rFonts w:ascii="Times New Roman" w:hAnsi="Times New Roman" w:eastAsia="Times New Roman" w:cs="Times New Roman"/>
+                <w:b/>
+                <w:bCs/>
+                <w:sz w:val="20"/>
+                <w:szCs w:val="20"/>
+              </w:rPr>
+              <w:t>U</w:t>
+            </w:r>
+          </w:p>
+        </w:tc>
+        <w:tc>
+          <w:tcPr>
+            <w:tcW w:w="700" w:type="dxa"/>
+            <w:shd w:val="clear" w:color="auto" w:fill="D9D9D9"/>
+            <w:vAlign w:val="center"/>
+          </w:tcPr>
+          <w:p>
+            <w:pPr>
+              <w:jc w:val="center"/>
+            </w:pPr>
+            <w:r>
+              <w:rPr>
+                <w:rFonts w:ascii="Times New Roman" w:hAnsi="Times New Roman" w:eastAsia="Times New Roman" w:cs="Times New Roman"/>
+                <w:b/>
+                <w:bCs/>
+                <w:sz w:val="20"/>
+                <w:szCs w:val="20"/>
+              </w:rPr>
+              <w:t>D</w:t>
+            </w:r>
+          </w:p>
+        </w:tc>
+        <w:tc>
+          <w:tcPr>
+            <w:tcW w:w="700" w:type="dxa"/>
+            <w:shd w:val="clear" w:color="auto" w:fill="D9D9D9"/>
+            <w:vAlign w:val="center"/>
+          </w:tcPr>
+          <w:p>
+            <w:pPr>
+              <w:jc w:val="center"/>
+            </w:pPr>
+            <w:r>
+              <w:rPr>
+                <w:rFonts w:ascii="Times New Roman" w:hAnsi="Times New Roman" w:eastAsia="Times New Roman" w:cs="Times New Roman"/>
+                <w:b/>
+                <w:bCs/>
+                <w:sz w:val="20"/>
+                <w:szCs w:val="20"/>
+              </w:rPr>
+              <w:t>SD</w:t>
+            </w:r>
+          </w:p>
+        </w:tc>
+      </w:tr>
+      <w:tr>
+        <w:tblPrEx>
+          <w:tblBorders>
+            <w:top w:val="single" w:color="auto" w:sz="4" w:space="0"/>
+            <w:left w:val="single" w:color="auto" w:sz="4" w:space="0"/>
+            <w:bottom w:val="single" w:color="auto" w:sz="4" w:space="0"/>
+            <w:right w:val="single" w:color="auto" w:sz="4" w:space="0"/>
+            <w:insideH w:val="single" w:color="auto" w:sz="4" w:space="0"/>
+            <w:insideV w:val="single" w:color="auto" w:sz="4" w:space="0"/>
+          </w:tblBorders>
+          <w:tblCellMar>
+            <w:top w:w="0" w:type="dxa"/>
+            <w:left w:w="10" w:type="dxa"/>
+            <w:bottom w:w="0" w:type="dxa"/>
+            <w:right w:w="10" w:type="dxa"/>
+          </w:tblCellMar>
+        </w:tblPrEx>
+        <w:tc>
+          <w:tcPr>
+            <w:tcW w:w="500" w:type="dxa"/>
+            <w:vAlign w:val="center"/>
+          </w:tcPr>
+          <w:p>
+            <w:pPr>
+              <w:jc w:val="left"/>
+            </w:pPr>
+            <w:r>
+              <w:rPr>
+                <w:rFonts w:ascii="Times New Roman" w:hAnsi="Times New Roman" w:eastAsia="Times New Roman" w:cs="Times New Roman"/>
+                <w:b w:val="0"/>
+                <w:bCs w:val="0"/>
+                <w:sz w:val="20"/>
+                <w:szCs w:val="20"/>
+              </w:rPr>
+              <w:t>8</w:t>
+            </w:r>
+          </w:p>
+        </w:tc>
+        <w:tc>
+          <w:tcPr>
+            <w:tcW w:w="5500" w:type="dxa"/>
+            <w:vAlign w:val="center"/>
+          </w:tcPr>
+          <w:p>
+            <w:pPr>
+              <w:jc w:val="left"/>
+            </w:pPr>
+            <w:r>
+              <w:rPr>
+                <w:rFonts w:ascii="Times New Roman" w:hAnsi="Times New Roman" w:eastAsia="Times New Roman" w:cs="Times New Roman"/>
+                <w:b w:val="0"/>
+                <w:bCs w:val="0"/>
+                <w:sz w:val="20"/>
+                <w:szCs w:val="20"/>
+              </w:rPr>
+              <w:t>Organizational change increases employee efficiency and customer satisfaction.</w:t>
+            </w:r>
+          </w:p>
+        </w:tc>
+        <w:tc>
+          <w:tcPr>
+            <w:tcW w:w="700" w:type="dxa"/>
+            <w:vAlign w:val="center"/>
+          </w:tcPr>
+          <w:p>
+            <w:pPr>
+              <w:jc w:val="left"/>
+            </w:pPr>
+          </w:p>
+        </w:tc>
+        <w:tc>
+          <w:tcPr>
+            <w:tcW w:w="700" w:type="dxa"/>
+            <w:vAlign w:val="center"/>
+          </w:tcPr>
+          <w:p>
+            <w:pPr>
+              <w:jc w:val="left"/>
+            </w:pPr>
+          </w:p>
+        </w:tc>
+        <w:tc>
+          <w:tcPr>
+            <w:tcW w:w="700" w:type="dxa"/>
+            <w:vAlign w:val="center"/>
+          </w:tcPr>
+          <w:p>
+            <w:pPr>
+              <w:jc w:val="left"/>
+            </w:pPr>
+          </w:p>
+        </w:tc>
+        <w:tc>
+          <w:tcPr>
+            <w:tcW w:w="700" w:type="dxa"/>
+            <w:vAlign w:val="center"/>
+          </w:tcPr>
+          <w:p>
+            <w:pPr>
+              <w:jc w:val="left"/>
+            </w:pPr>
+          </w:p>
+        </w:tc>
+        <w:tc>
+          <w:tcPr>
+            <w:tcW w:w="700" w:type="dxa"/>
+            <w:vAlign w:val="center"/>
+          </w:tcPr>
+          <w:p>
+            <w:pPr>
+              <w:jc w:val="left"/>
+            </w:pPr>
+          </w:p>
+        </w:tc>
+      </w:tr>
+      <w:tr>
+        <w:tblPrEx>
+          <w:tblBorders>
+            <w:top w:val="single" w:color="auto" w:sz="4" w:space="0"/>
+            <w:left w:val="single" w:color="auto" w:sz="4" w:space="0"/>
+            <w:bottom w:val="single" w:color="auto" w:sz="4" w:space="0"/>
+            <w:right w:val="single" w:color="auto" w:sz="4" w:space="0"/>
+            <w:insideH w:val="single" w:color="auto" w:sz="4" w:space="0"/>
+            <w:insideV w:val="single" w:color="auto" w:sz="4" w:space="0"/>
+          </w:tblBorders>
+          <w:tblCellMar>
+            <w:top w:w="0" w:type="dxa"/>
+            <w:left w:w="10" w:type="dxa"/>
+            <w:bottom w:w="0" w:type="dxa"/>
+            <w:right w:w="10" w:type="dxa"/>
+          </w:tblCellMar>
+        </w:tblPrEx>
+        <w:tc>
+          <w:tcPr>
+            <w:tcW w:w="500" w:type="dxa"/>
+            <w:vAlign w:val="center"/>
+          </w:tcPr>
+          <w:p>
+            <w:pPr>
+              <w:jc w:val="left"/>
+            </w:pPr>
+            <w:r>
+              <w:rPr>
+                <w:rFonts w:ascii="Times New Roman" w:hAnsi="Times New Roman" w:eastAsia="Times New Roman" w:cs="Times New Roman"/>
+                <w:b w:val="0"/>
+                <w:bCs w:val="0"/>
+                <w:sz w:val="20"/>
+                <w:szCs w:val="20"/>
+              </w:rPr>
+              <w:t>9</w:t>
+            </w:r>
+          </w:p>
+        </w:tc>
+        <w:tc>
+          <w:tcPr>
+            <w:tcW w:w="5500" w:type="dxa"/>
+            <w:vAlign w:val="center"/>
+          </w:tcPr>
+          <w:p>
+            <w:pPr>
+              <w:jc w:val="left"/>
+            </w:pPr>
+            <w:r>
+              <w:rPr>
+                <w:rFonts w:ascii="Times New Roman" w:hAnsi="Times New Roman" w:eastAsia="Times New Roman" w:cs="Times New Roman"/>
+                <w:b w:val="0"/>
+                <w:bCs w:val="0"/>
+                <w:sz w:val="20"/>
+                <w:szCs w:val="20"/>
+              </w:rPr>
+              <w:t>Improved efficiency and effectiveness positively influences organizational performance and growth.</w:t>
+            </w:r>
+          </w:p>
+        </w:tc>
+        <w:tc>
+          <w:tcPr>
+            <w:tcW w:w="700" w:type="dxa"/>
+            <w:vAlign w:val="center"/>
+          </w:tcPr>
+          <w:p>
+            <w:pPr>
+              <w:jc w:val="left"/>
+            </w:pPr>
+          </w:p>
+        </w:tc>
+        <w:tc>
+          <w:tcPr>
+            <w:tcW w:w="700" w:type="dxa"/>
+            <w:vAlign w:val="center"/>
+          </w:tcPr>
+          <w:p>
+            <w:pPr>
+              <w:jc w:val="left"/>
+            </w:pPr>
+          </w:p>
+        </w:tc>
+        <w:tc>
+          <w:tcPr>
+            <w:tcW w:w="700" w:type="dxa"/>
+            <w:vAlign w:val="center"/>
+          </w:tcPr>
+          <w:p>
+            <w:pPr>
+              <w:jc w:val="left"/>
+            </w:pPr>
+          </w:p>
+        </w:tc>
+        <w:tc>
+          <w:tcPr>
+            <w:tcW w:w="700" w:type="dxa"/>
+            <w:vAlign w:val="center"/>
+          </w:tcPr>
+          <w:p>
+            <w:pPr>
+              <w:jc w:val="left"/>
+            </w:pPr>
+          </w:p>
+        </w:tc>
+        <w:tc>
+          <w:tcPr>
+            <w:tcW w:w="700" w:type="dxa"/>
+            <w:vAlign w:val="center"/>
+          </w:tcPr>
+          <w:p>
+            <w:pPr>
+              <w:jc w:val="left"/>
+            </w:pPr>
+          </w:p>
+        </w:tc>
+      </w:tr>
+      <w:tr>
+        <w:tblPrEx>
+          <w:tblBorders>
+            <w:top w:val="single" w:color="auto" w:sz="4" w:space="0"/>
+            <w:left w:val="single" w:color="auto" w:sz="4" w:space="0"/>
+            <w:bottom w:val="single" w:color="auto" w:sz="4" w:space="0"/>
+            <w:right w:val="single" w:color="auto" w:sz="4" w:space="0"/>
+            <w:insideH w:val="single" w:color="auto" w:sz="4" w:space="0"/>
+            <w:insideV w:val="single" w:color="auto" w:sz="4" w:space="0"/>
+          </w:tblBorders>
+          <w:tblCellMar>
+            <w:top w:w="0" w:type="dxa"/>
+            <w:left w:w="10" w:type="dxa"/>
+            <w:bottom w:w="0" w:type="dxa"/>
+            <w:right w:w="10" w:type="dxa"/>
+          </w:tblCellMar>
+        </w:tblPrEx>
+        <w:tc>
+          <w:tcPr>
+            <w:tcW w:w="500" w:type="dxa"/>
+            <w:vAlign w:val="center"/>
+          </w:tcPr>
+          <w:p>
+            <w:pPr>
+              <w:jc w:val="left"/>
+            </w:pPr>
+            <w:r>
+              <w:rPr>
+                <w:rFonts w:ascii="Times New Roman" w:hAnsi="Times New Roman" w:eastAsia="Times New Roman" w:cs="Times New Roman"/>
+                <w:b w:val="0"/>
+                <w:bCs w:val="0"/>
+                <w:sz w:val="20"/>
+                <w:szCs w:val="20"/>
+              </w:rPr>
+              <w:t>10</w:t>
+            </w:r>
+          </w:p>
+        </w:tc>
+        <w:tc>
+          <w:tcPr>
+            <w:tcW w:w="5500" w:type="dxa"/>
+            <w:vAlign w:val="center"/>
+          </w:tcPr>
+          <w:p>
+            <w:pPr>
+              <w:jc w:val="left"/>
+            </w:pPr>
+            <w:r>
+              <w:rPr>
+                <w:rFonts w:ascii="Times New Roman" w:hAnsi="Times New Roman" w:eastAsia="Times New Roman" w:cs="Times New Roman"/>
+                <w:b w:val="0"/>
+                <w:bCs w:val="0"/>
+                <w:sz w:val="20"/>
+                <w:szCs w:val="20"/>
+              </w:rPr>
+              <w:t>Organizational change brings about employee commitment and satisfaction.</w:t>
+            </w:r>
+          </w:p>
+        </w:tc>
+        <w:tc>
+          <w:tcPr>
+            <w:tcW w:w="700" w:type="dxa"/>
+            <w:vAlign w:val="center"/>
+          </w:tcPr>
+          <w:p>
+            <w:pPr>
+              <w:jc w:val="left"/>
+            </w:pPr>
+          </w:p>
+        </w:tc>
+        <w:tc>
+          <w:tcPr>
+            <w:tcW w:w="700" w:type="dxa"/>
+            <w:vAlign w:val="center"/>
+          </w:tcPr>
+          <w:p>
+            <w:pPr>
+              <w:jc w:val="left"/>
+            </w:pPr>
+          </w:p>
+        </w:tc>
+        <w:tc>
+          <w:tcPr>
+            <w:tcW w:w="700" w:type="dxa"/>
+            <w:vAlign w:val="center"/>
+          </w:tcPr>
+          <w:p>
+            <w:pPr>
+              <w:jc w:val="left"/>
+            </w:pPr>
+          </w:p>
+        </w:tc>
+        <w:tc>
+          <w:tcPr>
+            <w:tcW w:w="700" w:type="dxa"/>
+            <w:vAlign w:val="center"/>
+          </w:tcPr>
+          <w:p>
+            <w:pPr>
+              <w:jc w:val="left"/>
+            </w:pPr>
+          </w:p>
+        </w:tc>
+        <w:tc>
+          <w:tcPr>
+            <w:tcW w:w="700" w:type="dxa"/>
+            <w:vAlign w:val="center"/>
+          </w:tcPr>
+          <w:p>
+            <w:pPr>
+              <w:jc w:val="left"/>
+            </w:pPr>
+          </w:p>
+        </w:tc>
+      </w:tr>
+    </w:tbl>
+    <w:p/>
     <w:sectPr>
       <w:footerReference r:id="rId4" w:type="default"/>
       <w:pgSz w:w="12240" w:h="15840"/>
